--- a/zht/docx/114.content.docx
+++ b/zht/docx/114.content.docx
@@ -149,27 +149,7 @@
         <w:rPr>
           <w:lang w:val="zh_TW" w:bidi="zh_TW"/>
         </w:rPr>
-        <w:t>tong</w:t>
-      </w:r>
-      <w:r>
-        <w:rPr>
-          <w:lang w:val="zh_TW" w:bidi="zh_TW"/>
-        </w:rPr>
-      </w:r>
-    </w:p>
-    <w:p>
-      <w:pPr/>
-      <w:r>
-        <w:rPr>
-          <w:lang w:val="zh_TW" w:bidi="zh_TW"/>
-        </w:rPr>
-      </w:r>
-      <w:r>
-        <w:rPr>
-          <w:i/>
-          <w:lang w:val="zh_TW" w:bidi="zh_TW"/>
-        </w:rPr>
-        <w:t>通姦</w:t>
+        <w:t>sai</w:t>
       </w:r>
       <w:r>
         <w:rPr>
@@ -232,7 +212,7 @@
         <w:rPr>
           <w:lang w:val="zh_TW" w:bidi="zh_TW"/>
         </w:rPr>
-        <w:t>通姦</w:t>
+        <w:t>塞特</w:t>
       </w:r>
       <w:r>
         <w:rPr>
@@ -251,21 +231,7 @@
         <w:rPr>
           <w:lang w:val="zh_TW" w:bidi="zh_TW"/>
         </w:rPr>
-        <w:t>不貞、性方面的不道德（簡稱：性不道德）。「淫亂（fornication）」一詞在聖經中有幾種不同的意思。</w:t>
-      </w:r>
-    </w:p>
-    <w:p>
-      <w:pPr/>
-      <w:r>
-        <w:rPr>
-          <w:lang w:val="zh_TW" w:bidi="zh_TW"/>
-        </w:rPr>
-      </w:r>
-      <w:r>
-        <w:rPr>
-          <w:lang w:val="zh_TW" w:bidi="zh_TW"/>
-        </w:rPr>
-        <w:t>它的廣義含義是指所有非法的性行為，也就是除丈夫和妻子之間的性行為外的任何性行為。例如，在</w:t>
+        <w:t>亞當和夏娃的第三個兒子。他取代了被該隱殺害的亞伯（</w:t>
       </w:r>
       <w:hyperlink r:id="rId13">
         <w:r>
@@ -276,14 +242,14 @@
             <w:color w:val="0000EE"/>
             <w:u w:val="single"/>
           </w:rPr>
-          <w:t>哥林多前書五章1節</w:t>
+          <w:t>創4:25</w:t>
         </w:r>
       </w:hyperlink>
       <w:r>
         <w:rPr>
           <w:lang w:val="zh_TW" w:bidi="zh_TW"/>
         </w:rPr>
-        <w:t>中，這個詞被用於指當地教會所容忍的一種罪：有一個人顯然與他的繼母同居。在</w:t>
+        <w:t>）。在</w:t>
       </w:r>
       <w:hyperlink r:id="rId14">
         <w:r>
@@ -294,14 +260,14 @@
             <w:color w:val="0000EE"/>
             <w:u w:val="single"/>
           </w:rPr>
-          <w:t>羅馬書一章29節</w:t>
+          <w:t>創世記五章3至8節</w:t>
         </w:r>
       </w:hyperlink>
       <w:r>
         <w:rPr>
           <w:lang w:val="zh_TW" w:bidi="zh_TW"/>
         </w:rPr>
-        <w:t>的一系列可怕的罪行中，使徒保羅將「淫亂」列入其中，似乎意在將其涵蓋所有形式的性方面不道德的行為。在哥林多前書中，保羅在上下文中暗示這個詞指各種非法的性活動（</w:t>
+        <w:t>、</w:t>
       </w:r>
       <w:hyperlink r:id="rId15">
         <w:r>
@@ -312,14 +278,14 @@
             <w:color w:val="0000EE"/>
             <w:u w:val="single"/>
           </w:rPr>
-          <w:t>6:13、18</w:t>
+          <w:t>歷代志上一章1節</w:t>
         </w:r>
       </w:hyperlink>
       <w:r>
         <w:rPr>
           <w:lang w:val="zh_TW" w:bidi="zh_TW"/>
         </w:rPr>
-        <w:t>）。在</w:t>
+        <w:t>（有英文譯本拼寫為Sheth），以及</w:t>
       </w:r>
       <w:hyperlink r:id="rId16">
         <w:r>
@@ -330,236 +296,14 @@
             <w:color w:val="0000EE"/>
             <w:u w:val="single"/>
           </w:rPr>
-          <w:t>哥林多前書七章2節</w:t>
+          <w:t>路加福音三章38節</w:t>
         </w:r>
       </w:hyperlink>
       <w:r>
         <w:rPr>
           <w:lang w:val="zh_TW" w:bidi="zh_TW"/>
         </w:rPr>
-        <w:t>中，保羅使用了「淫亂」的希臘文複數形式，暗示這種罪行可能以多種形式表現出來。他因此指出，哥林多人應該結婚並合宜地共同生活。「淫亂」廣義含義中的一種罪行是姦淫。</w:t>
-      </w:r>
-    </w:p>
-    <w:p>
-      <w:pPr/>
-      <w:r>
-        <w:rPr>
-          <w:lang w:val="zh_TW" w:bidi="zh_TW"/>
-        </w:rPr>
-      </w:r>
-      <w:r>
-        <w:rPr>
-          <w:lang w:val="zh_TW" w:bidi="zh_TW"/>
-        </w:rPr>
-        <w:t>「淫亂」也有一種更為狹義的含義，指未婚之間的性不道德行為。在那些將「淫亂」和「姦淫」並列的聖經清單中，暗示了這種含義。耶穌所列的出於人心中的污穢罪行包括「淫亂（譯註：和合本譯為苟合）」和「姦淫」（</w:t>
-      </w:r>
-      <w:hyperlink r:id="rId17">
-        <w:r>
-          <w:rPr>
-            <w:lang w:val="zh_TW" w:bidi="zh_TW"/>
-          </w:rPr>
-          <w:rPr>
-            <w:color w:val="0000EE"/>
-            <w:u w:val="single"/>
-          </w:rPr>
-          <w:t>太15:19</w:t>
-        </w:r>
-      </w:hyperlink>
-      <w:r>
-        <w:rPr>
-          <w:lang w:val="zh_TW" w:bidi="zh_TW"/>
-        </w:rPr>
-        <w:t>；</w:t>
-      </w:r>
-      <w:hyperlink r:id="rId18">
-        <w:r>
-          <w:rPr>
-            <w:lang w:val="zh_TW" w:bidi="zh_TW"/>
-          </w:rPr>
-          <w:rPr>
-            <w:color w:val="0000EE"/>
-            <w:u w:val="single"/>
-          </w:rPr>
-          <w:t>可7:21–22</w:t>
-        </w:r>
-      </w:hyperlink>
-      <w:r>
-        <w:rPr>
-          <w:lang w:val="zh_TW" w:bidi="zh_TW"/>
-        </w:rPr>
-        <w:t>）。保羅列出的那些不能承受神的國的罪人中也包括淫亂的和姦淫的（</w:t>
-      </w:r>
-      <w:hyperlink r:id="rId19">
-        <w:r>
-          <w:rPr>
-            <w:lang w:val="zh_TW" w:bidi="zh_TW"/>
-          </w:rPr>
-          <w:rPr>
-            <w:color w:val="0000EE"/>
-            <w:u w:val="single"/>
-          </w:rPr>
-          <w:t>林前6:9</w:t>
-        </w:r>
-      </w:hyperlink>
-      <w:r>
-        <w:rPr>
-          <w:lang w:val="zh_TW" w:bidi="zh_TW"/>
-        </w:rPr>
-        <w:t>）。</w:t>
-      </w:r>
-    </w:p>
-    <w:p>
-      <w:pPr/>
-      <w:r>
-        <w:rPr>
-          <w:lang w:val="zh_TW" w:bidi="zh_TW"/>
-        </w:rPr>
-      </w:r>
-      <w:r>
-        <w:rPr>
-          <w:lang w:val="zh_TW" w:bidi="zh_TW"/>
-        </w:rPr>
-        <w:t>「淫亂」在</w:t>
-      </w:r>
-      <w:hyperlink r:id="rId20">
-        <w:r>
-          <w:rPr>
-            <w:lang w:val="zh_TW" w:bidi="zh_TW"/>
-          </w:rPr>
-          <w:rPr>
-            <w:color w:val="0000EE"/>
-            <w:u w:val="single"/>
-          </w:rPr>
-          <w:t>馬太福音五章32節</w:t>
-        </w:r>
-      </w:hyperlink>
-      <w:r>
-        <w:rPr>
-          <w:lang w:val="zh_TW" w:bidi="zh_TW"/>
-        </w:rPr>
-        <w:t>和</w:t>
-      </w:r>
-      <w:hyperlink r:id="rId21">
-        <w:r>
-          <w:rPr>
-            <w:lang w:val="zh_TW" w:bidi="zh_TW"/>
-          </w:rPr>
-          <w:rPr>
-            <w:color w:val="0000EE"/>
-            <w:u w:val="single"/>
-          </w:rPr>
-          <w:t>十九章9節</w:t>
-        </w:r>
-      </w:hyperlink>
-      <w:r>
-        <w:rPr>
-          <w:lang w:val="zh_TW" w:bidi="zh_TW"/>
-        </w:rPr>
-        <w:t>通常被現今的聖經學者理解為專指姦淫。對於希臘文porneia的翻譯涉及解釋而非純翻譯。學者們對耶穌關於休妻的例外說法是否指淫亂的廣義或狹義含義存在分歧。他可能僅指姦淫，也可能將它與其它性罪一併包括在內。</w:t>
-      </w:r>
-    </w:p>
-    <w:p>
-      <w:pPr/>
-      <w:r>
-        <w:rPr>
-          <w:lang w:val="zh_TW" w:bidi="zh_TW"/>
-        </w:rPr>
-      </w:r>
-      <w:r>
-        <w:rPr>
-          <w:lang w:val="zh_TW" w:bidi="zh_TW"/>
-        </w:rPr>
-        <w:t>「淫亂」一詞在舊約和新約中也有比喻性的用法。起源於以色列和教會作為主的妻子或新娘的描述，背離神和拜偶像被稱為淫亂（例如，見</w:t>
-      </w:r>
-      <w:hyperlink r:id="rId22">
-        <w:r>
-          <w:rPr>
-            <w:lang w:val="zh_TW" w:bidi="zh_TW"/>
-          </w:rPr>
-          <w:rPr>
-            <w:color w:val="0000EE"/>
-            <w:u w:val="single"/>
-          </w:rPr>
-          <w:t>耶2章</w:t>
-        </w:r>
-      </w:hyperlink>
-      <w:r>
-        <w:rPr>
-          <w:lang w:val="zh_TW" w:bidi="zh_TW"/>
-        </w:rPr>
-        <w:t>）。</w:t>
-      </w:r>
-      <w:hyperlink r:id="rId23">
-        <w:r>
-          <w:rPr>
-            <w:lang w:val="zh_TW" w:bidi="zh_TW"/>
-          </w:rPr>
-          <w:rPr>
-            <w:color w:val="0000EE"/>
-            <w:u w:val="single"/>
-          </w:rPr>
-          <w:t>以西結書第十六章</w:t>
-        </w:r>
-      </w:hyperlink>
-      <w:r>
-        <w:rPr>
-          <w:lang w:val="zh_TW" w:bidi="zh_TW"/>
-        </w:rPr>
-        <w:t>用對婚姻誓言的不忠來象徵耶路撒冷與神之間偏離正道的關係。耶路撒冷對神而言成了一個「行淫的妻」。何西阿書的前三章使用先知何西阿與其淫亂的妻子歌篾的關係，來比喻以色列民族如何對其「丈夫」（神）犯下淫亂之罪，轉而追求其它神。在啟示錄中，「淫亂」和「邪淫」的比喻用法用於大巴比倫——大淫婦（</w:t>
-      </w:r>
-      <w:hyperlink r:id="rId24">
-        <w:r>
-          <w:rPr>
-            <w:lang w:val="zh_TW" w:bidi="zh_TW"/>
-          </w:rPr>
-          <w:rPr>
-            <w:color w:val="0000EE"/>
-            <w:u w:val="single"/>
-          </w:rPr>
-          <w:t>啟14:8，</w:t>
-        </w:r>
-      </w:hyperlink>
-      <w:hyperlink r:id="rId25">
-        <w:r>
-          <w:rPr>
-            <w:lang w:val="zh_TW" w:bidi="zh_TW"/>
-          </w:rPr>
-          <w:rPr>
-            <w:color w:val="0000EE"/>
-            <w:u w:val="single"/>
-          </w:rPr>
-          <w:t>17:2–4，</w:t>
-        </w:r>
-      </w:hyperlink>
-      <w:hyperlink r:id="rId26">
-        <w:r>
-          <w:rPr>
-            <w:lang w:val="zh_TW" w:bidi="zh_TW"/>
-          </w:rPr>
-          <w:rPr>
-            <w:color w:val="0000EE"/>
-            <w:u w:val="single"/>
-          </w:rPr>
-          <w:t>18:3，</w:t>
-        </w:r>
-      </w:hyperlink>
-      <w:hyperlink r:id="rId27">
-        <w:r>
-          <w:rPr>
-            <w:lang w:val="zh_TW" w:bidi="zh_TW"/>
-          </w:rPr>
-          <w:rPr>
-            <w:color w:val="0000EE"/>
-            <w:u w:val="single"/>
-          </w:rPr>
-          <w:t>19:2</w:t>
-        </w:r>
-      </w:hyperlink>
-      <w:r>
-        <w:rPr>
-          <w:lang w:val="zh_TW" w:bidi="zh_TW"/>
-        </w:rPr>
-        <w:t>）。</w:t>
+        <w:t>的家譜中，塞特被記載為亞當的長子。耶穌正是藉著塞特的譜系而生。塞特是以挪士的父親，並活了912年。</w:t>
       </w:r>
     </w:p>
     <w:p>
@@ -580,13 +324,7 @@
         <w:rPr>
           <w:lang w:val="zh_TW" w:bidi="zh_TW"/>
         </w:rPr>
-        <w:t xml:space="preserve"> </w:t>
-      </w:r>
-      <w:r>
-        <w:rPr>
-          <w:lang w:val="zh_TW" w:bidi="zh_TW"/>
-        </w:rPr>
-        <w:t>姦淫</w:t>
+        <w:t>耶穌基督的家譜</w:t>
       </w:r>
       <w:r>
         <w:rPr>

--- a/zht/docx/114.content.docx
+++ b/zht/docx/114.content.docx
@@ -19,7 +19,7 @@
         <w:rPr>
           <w:lang w:val="zh_TW" w:bidi="zh_TW"/>
         </w:rPr>
-        <w:t>Resource: 聖經詞典 (Tyndale)</w:t>
+        <w:t>Resource: Tyndale Open Bible Dictionary</w:t>
       </w:r>
       <w:r>
         <w:rPr>
@@ -112,7 +112,7 @@
         <w:rPr>
           <w:lang w:val="zh_TW" w:bidi="zh_TW"/>
         </w:rPr>
-        <w:t>聖經詞典 (Tyndale)</w:t>
+        <w:t>Tyndale Open Bible Dictionary</w:t>
       </w:r>
     </w:p>
     <w:p>
@@ -149,7 +149,7 @@
         <w:rPr>
           <w:lang w:val="zh_TW" w:bidi="zh_TW"/>
         </w:rPr>
-        <w:t>sai</w:t>
+        <w:t>ri</w:t>
       </w:r>
       <w:r>
         <w:rPr>
@@ -212,7 +212,7 @@
         <w:rPr>
           <w:lang w:val="zh_TW" w:bidi="zh_TW"/>
         </w:rPr>
-        <w:t>塞特</w:t>
+        <w:t>日</w:t>
       </w:r>
       <w:r>
         <w:rPr>
@@ -231,7 +231,7 @@
         <w:rPr>
           <w:lang w:val="zh_TW" w:bidi="zh_TW"/>
         </w:rPr>
-        <w:t>亞當和夏娃的第三個兒子。他取代了被該隱殺害的亞伯（</w:t>
+        <w:t>最直接的意義，是指地球繞著自轉軸旋轉的一段時間，例如兩次日出之間的時間；也可以指這段時間裡太陽可見的部份，即「早晨」，另一部份則稱為「晚上」。「日子」這個字在舊約中出現超過二千次，在新約中出現超過三百五十次。希伯來文中「日」一詞多義，不僅僅是字面上的意思。希伯來人的一天是由晚上開始，直到第二天的晚上，這種算法大概是基於妥拉（參</w:t>
       </w:r>
       <w:hyperlink r:id="rId13">
         <w:r>
@@ -242,68 +242,25 @@
             <w:color w:val="0000EE"/>
             <w:u w:val="single"/>
           </w:rPr>
-          <w:t>創4:25</w:t>
+          <w:t>創1:14、19</w:t>
         </w:r>
       </w:hyperlink>
       <w:r>
         <w:rPr>
           <w:lang w:val="zh_TW" w:bidi="zh_TW"/>
         </w:rPr>
-        <w:t>）。在</w:t>
-      </w:r>
-      <w:hyperlink r:id="rId14">
-        <w:r>
-          <w:rPr>
-            <w:lang w:val="zh_TW" w:bidi="zh_TW"/>
-          </w:rPr>
-          <w:rPr>
-            <w:color w:val="0000EE"/>
-            <w:u w:val="single"/>
-          </w:rPr>
-          <w:t>創世記五章3至8節</w:t>
-        </w:r>
-      </w:hyperlink>
-      <w:r>
-        <w:rPr>
-          <w:lang w:val="zh_TW" w:bidi="zh_TW"/>
-        </w:rPr>
-        <w:t>、</w:t>
-      </w:r>
-      <w:hyperlink r:id="rId15">
-        <w:r>
-          <w:rPr>
-            <w:lang w:val="zh_TW" w:bidi="zh_TW"/>
-          </w:rPr>
-          <w:rPr>
-            <w:color w:val="0000EE"/>
-            <w:u w:val="single"/>
-          </w:rPr>
-          <w:t>歷代志上一章1節</w:t>
-        </w:r>
-      </w:hyperlink>
-      <w:r>
-        <w:rPr>
-          <w:lang w:val="zh_TW" w:bidi="zh_TW"/>
-        </w:rPr>
-        <w:t>（有英文譯本拼寫為Sheth），以及</w:t>
-      </w:r>
-      <w:hyperlink r:id="rId16">
-        <w:r>
-          <w:rPr>
-            <w:lang w:val="zh_TW" w:bidi="zh_TW"/>
-          </w:rPr>
-          <w:rPr>
-            <w:color w:val="0000EE"/>
-            <w:u w:val="single"/>
-          </w:rPr>
-          <w:t>路加福音三章38節</w:t>
-        </w:r>
-      </w:hyperlink>
-      <w:r>
-        <w:rPr>
-          <w:lang w:val="zh_TW" w:bidi="zh_TW"/>
-        </w:rPr>
-        <w:t>的家譜中，塞特被記載為亞當的長子。耶穌正是藉著塞特的譜系而生。塞特是以挪士的父親，並活了912年。</w:t>
+        <w:t>）。這種字面上按太陽運行的二十四小時週期稱為「公曆日」（civil day）。在其他古代近東的民族中，「公曆日」的起點各有不同。希臘的習慣與希伯來人相同；巴比倫人由日出開始一天；埃及人和羅馬人則以午夜到次日午夜為一日。</w:t>
+      </w:r>
+    </w:p>
+    <w:p>
+      <w:pPr>
+        <w:pStyle w:val="Heading3"/>
+      </w:pPr>
+      <w:r>
+        <w:rPr>
+          <w:lang w:val="zh_TW" w:bidi="zh_TW"/>
+        </w:rPr>
+        <w:t>聖經中的日子與星期</w:t>
       </w:r>
     </w:p>
     <w:p>
@@ -315,6 +272,1095 @@
       </w:r>
       <w:r>
         <w:rPr>
+          <w:lang w:val="zh_TW" w:bidi="zh_TW"/>
+        </w:rPr>
+        <w:t>希伯來人一般認知白天（十二小時）分為早晨、正午與晚上（</w:t>
+      </w:r>
+      <w:hyperlink r:id="rId14">
+        <w:r>
+          <w:rPr>
+            <w:lang w:val="zh_TW" w:bidi="zh_TW"/>
+          </w:rPr>
+          <w:rPr>
+            <w:color w:val="0000EE"/>
+            <w:u w:val="single"/>
+          </w:rPr>
+          <w:t>詩55:17</w:t>
+        </w:r>
+      </w:hyperlink>
+      <w:r>
+        <w:rPr>
+          <w:lang w:val="zh_TW" w:bidi="zh_TW"/>
+        </w:rPr>
+        <w:t>）。這些時段有時以不同詞語表達，如黎明（</w:t>
+      </w:r>
+      <w:hyperlink r:id="rId15">
+        <w:r>
+          <w:rPr>
+            <w:lang w:val="zh_TW" w:bidi="zh_TW"/>
+          </w:rPr>
+          <w:rPr>
+            <w:color w:val="0000EE"/>
+            <w:u w:val="single"/>
+          </w:rPr>
+          <w:t>伯3:9</w:t>
+        </w:r>
+      </w:hyperlink>
+      <w:r>
+        <w:rPr>
+          <w:lang w:val="zh_TW" w:bidi="zh_TW"/>
+        </w:rPr>
+        <w:t>）、</w:t>
+      </w:r>
+      <w:r>
+        <w:rPr>
+          <w:lang w:val="zh_TW" w:bidi="zh_TW"/>
+        </w:rPr>
+        <w:t>太陽近午</w:t>
+      </w:r>
+      <w:r>
+        <w:rPr>
+          <w:lang w:val="zh_TW" w:bidi="zh_TW"/>
+        </w:rPr>
+        <w:t>（</w:t>
+      </w:r>
+      <w:hyperlink r:id="rId16">
+        <w:r>
+          <w:rPr>
+            <w:lang w:val="zh_TW" w:bidi="zh_TW"/>
+          </w:rPr>
+          <w:rPr>
+            <w:color w:val="0000EE"/>
+            <w:u w:val="single"/>
+          </w:rPr>
+          <w:t>撒上11:11</w:t>
+        </w:r>
+      </w:hyperlink>
+      <w:r>
+        <w:rPr>
+          <w:lang w:val="zh_TW" w:bidi="zh_TW"/>
+        </w:rPr>
+        <w:t>）、</w:t>
+      </w:r>
+      <w:r>
+        <w:rPr>
+          <w:lang w:val="zh_TW" w:bidi="zh_TW"/>
+        </w:rPr>
+        <w:t>晌午</w:t>
+      </w:r>
+      <w:r>
+        <w:rPr>
+          <w:lang w:val="zh_TW" w:bidi="zh_TW"/>
+        </w:rPr>
+        <w:t>（</w:t>
+      </w:r>
+      <w:hyperlink r:id="rId17">
+        <w:r>
+          <w:rPr>
+            <w:lang w:val="zh_TW" w:bidi="zh_TW"/>
+          </w:rPr>
+          <w:rPr>
+            <w:color w:val="0000EE"/>
+            <w:u w:val="single"/>
+          </w:rPr>
+          <w:t>創43:16</w:t>
+        </w:r>
+      </w:hyperlink>
+      <w:r>
+        <w:rPr>
+          <w:lang w:val="zh_TW" w:bidi="zh_TW"/>
+        </w:rPr>
+        <w:t>）、一天起</w:t>
+      </w:r>
+      <w:r>
+        <w:rPr>
+          <w:lang w:val="zh_TW" w:bidi="zh_TW"/>
+        </w:rPr>
+        <w:t>涼風的</w:t>
+      </w:r>
+      <w:r>
+        <w:rPr>
+          <w:lang w:val="zh_TW" w:bidi="zh_TW"/>
+        </w:rPr>
+        <w:t>時間（</w:t>
+      </w:r>
+      <w:hyperlink r:id="rId18">
+        <w:r>
+          <w:rPr>
+            <w:lang w:val="zh_TW" w:bidi="zh_TW"/>
+          </w:rPr>
+          <w:rPr>
+            <w:color w:val="0000EE"/>
+            <w:u w:val="single"/>
+          </w:rPr>
+          <w:t>3:8</w:t>
+        </w:r>
+      </w:hyperlink>
+      <w:r>
+        <w:rPr>
+          <w:lang w:val="zh_TW" w:bidi="zh_TW"/>
+        </w:rPr>
+        <w:t>）和晚上（</w:t>
+      </w:r>
+      <w:hyperlink r:id="rId19">
+        <w:r>
+          <w:rPr>
+            <w:lang w:val="zh_TW" w:bidi="zh_TW"/>
+          </w:rPr>
+          <w:rPr>
+            <w:color w:val="0000EE"/>
+            <w:u w:val="single"/>
+          </w:rPr>
+          <w:t>得2:17</w:t>
+        </w:r>
+      </w:hyperlink>
+      <w:r>
+        <w:rPr>
+          <w:lang w:val="zh_TW" w:bidi="zh_TW"/>
+        </w:rPr>
+        <w:t>）。希伯來文「兩個晚上之間」（</w:t>
+      </w:r>
+      <w:hyperlink r:id="rId20">
+        <w:r>
+          <w:rPr>
+            <w:lang w:val="zh_TW" w:bidi="zh_TW"/>
+          </w:rPr>
+          <w:rPr>
+            <w:color w:val="0000EE"/>
+            <w:u w:val="single"/>
+          </w:rPr>
+          <w:t>出12:6</w:t>
+        </w:r>
+      </w:hyperlink>
+      <w:r>
+        <w:rPr>
+          <w:lang w:val="zh_TW" w:bidi="zh_TW"/>
+        </w:rPr>
+        <w:t>；譯註：和合本譯作黃昏）大概是指黃昏、入夜的時候（</w:t>
+      </w:r>
+      <w:hyperlink r:id="rId21">
+        <w:r>
+          <w:rPr>
+            <w:lang w:val="zh_TW" w:bidi="zh_TW"/>
+          </w:rPr>
+          <w:rPr>
+            <w:color w:val="0000EE"/>
+            <w:u w:val="single"/>
+          </w:rPr>
+          <w:t>出16:12</w:t>
+        </w:r>
+      </w:hyperlink>
+      <w:r>
+        <w:rPr>
+          <w:lang w:val="zh_TW" w:bidi="zh_TW"/>
+        </w:rPr>
+        <w:t>）。按小時來劃分日子，是直到基督時代才開始的。在舊約中最接近的劃分是將白天分為四等份（</w:t>
+      </w:r>
+      <w:hyperlink r:id="rId22">
+        <w:r>
+          <w:rPr>
+            <w:lang w:val="zh_TW" w:bidi="zh_TW"/>
+          </w:rPr>
+          <w:rPr>
+            <w:color w:val="0000EE"/>
+            <w:u w:val="single"/>
+          </w:rPr>
+          <w:t>尼9:3</w:t>
+        </w:r>
+      </w:hyperlink>
+      <w:r>
+        <w:rPr>
+          <w:lang w:val="zh_TW" w:bidi="zh_TW"/>
+        </w:rPr>
+        <w:t>），或是對應了被擄前時期的夜晚，會被分為幾更。</w:t>
+      </w:r>
+    </w:p>
+    <w:p>
+      <w:pPr/>
+      <w:r>
+        <w:rPr>
+          <w:lang w:val="zh_TW" w:bidi="zh_TW"/>
+        </w:rPr>
+      </w:r>
+      <w:r>
+        <w:rPr>
+          <w:lang w:val="zh_TW" w:bidi="zh_TW"/>
+        </w:rPr>
+        <w:t>除了安息日外，古希伯來人並沒有為一週中的日子命名，而是以數字來稱呼這些日子，這種做法延續到新約時代（</w:t>
+      </w:r>
+      <w:hyperlink r:id="rId23">
+        <w:r>
+          <w:rPr>
+            <w:lang w:val="zh_TW" w:bidi="zh_TW"/>
+          </w:rPr>
+          <w:rPr>
+            <w:color w:val="0000EE"/>
+            <w:u w:val="single"/>
+          </w:rPr>
+          <w:t>路24:1</w:t>
+        </w:r>
+      </w:hyperlink>
+      <w:r>
+        <w:rPr>
+          <w:lang w:val="zh_TW" w:bidi="zh_TW"/>
+        </w:rPr>
+        <w:t>）。由於希伯來人傳統上重視安息日，對猶太人來說，知道安息日何時開始尤其重要。因此，法利賽人規定：日落後天上出現三顆星星時，就算進入安息日。</w:t>
+      </w:r>
+    </w:p>
+    <w:p>
+      <w:pPr>
+        <w:pStyle w:val="Heading3"/>
+      </w:pPr>
+      <w:r>
+        <w:rPr>
+          <w:lang w:val="zh_TW" w:bidi="zh_TW"/>
+        </w:rPr>
+        <w:t>創造的日子</w:t>
+      </w:r>
+    </w:p>
+    <w:p>
+      <w:pPr/>
+      <w:r>
+        <w:rPr>
+          <w:lang w:val="zh_TW" w:bidi="zh_TW"/>
+        </w:rPr>
+      </w:r>
+      <w:r>
+        <w:rPr>
+          <w:lang w:val="zh_TW" w:bidi="zh_TW"/>
+        </w:rPr>
+        <w:t>許多人認為，創世記中提到的「日子」是二十四小時。其支持理由是經文中的短語「有晚上，有早晨」。然而，這實際上是一種蘇美（Sumerian）文學的修辭方式，以相對的兩極組合來表達「整體」。因此「晚上—早晨」並非強調精確的時間單位，而是表達整個創造循環中一個完整的階段，重點在於「完整性」而非具體時間的長度。創造的完整性是由一個又一個的階段來達成，所以，創世記的描述不一定指一段特定的時間。</w:t>
+      </w:r>
+    </w:p>
+    <w:p>
+      <w:pPr/>
+      <w:r>
+        <w:rPr>
+          <w:lang w:val="zh_TW" w:bidi="zh_TW"/>
+        </w:rPr>
+      </w:r>
+      <w:r>
+        <w:rPr>
+          <w:lang w:val="zh_TW" w:bidi="zh_TW"/>
+        </w:rPr>
+        <w:t>蘇美人所謂的「公曆日」只包括太陽可見的十二小時，因此其他國家的「法律日」則是「雙倍日」（二十四小時）。若早期的創世敘述反映了蘇美文化，那麼「晚上—早晨」就不應被理解為現代意義上的公曆日，而是指一個階段或大概的時段。</w:t>
+      </w:r>
+    </w:p>
+    <w:p>
+      <w:pPr>
+        <w:pStyle w:val="Heading3"/>
+      </w:pPr>
+      <w:r>
+        <w:rPr>
+          <w:lang w:val="zh_TW" w:bidi="zh_TW"/>
+        </w:rPr>
+        <w:t>舊約</w:t>
+      </w:r>
+    </w:p>
+    <w:p>
+      <w:pPr/>
+      <w:r>
+        <w:rPr>
+          <w:lang w:val="zh_TW" w:bidi="zh_TW"/>
+        </w:rPr>
+      </w:r>
+      <w:r>
+        <w:rPr>
+          <w:lang w:val="zh_TW" w:bidi="zh_TW"/>
+        </w:rPr>
+        <w:t>在舊約中，「日子」常常有比喻的意思，例如「耶和華的日子」（</w:t>
+      </w:r>
+      <w:hyperlink r:id="rId24">
+        <w:r>
+          <w:rPr>
+            <w:lang w:val="zh_TW" w:bidi="zh_TW"/>
+          </w:rPr>
+          <w:rPr>
+            <w:color w:val="0000EE"/>
+            <w:u w:val="single"/>
+          </w:rPr>
+          <w:t>珥1:15</w:t>
+        </w:r>
+      </w:hyperlink>
+      <w:r>
+        <w:rPr>
+          <w:lang w:val="zh_TW" w:bidi="zh_TW"/>
+        </w:rPr>
+        <w:t>；</w:t>
+      </w:r>
+      <w:hyperlink r:id="rId25">
+        <w:r>
+          <w:rPr>
+            <w:lang w:val="zh_TW" w:bidi="zh_TW"/>
+          </w:rPr>
+          <w:rPr>
+            <w:color w:val="0000EE"/>
+            <w:u w:val="single"/>
+          </w:rPr>
+          <w:t>摩5:18</w:t>
+        </w:r>
+      </w:hyperlink>
+      <w:r>
+        <w:rPr>
+          <w:lang w:val="zh_TW" w:bidi="zh_TW"/>
+        </w:rPr>
+        <w:t>）、「</w:t>
+      </w:r>
+      <w:r>
+        <w:rPr>
+          <w:lang w:val="zh_TW" w:bidi="zh_TW"/>
+        </w:rPr>
+        <w:t>遭</w:t>
+      </w:r>
+      <w:r>
+        <w:rPr>
+          <w:lang w:val="zh_TW" w:bidi="zh_TW"/>
+        </w:rPr>
+        <w:t>難的日子」（</w:t>
+      </w:r>
+      <w:hyperlink r:id="rId26">
+        <w:r>
+          <w:rPr>
+            <w:lang w:val="zh_TW" w:bidi="zh_TW"/>
+          </w:rPr>
+          <w:rPr>
+            <w:color w:val="0000EE"/>
+            <w:u w:val="single"/>
+          </w:rPr>
+          <w:t>詩20:1</w:t>
+        </w:r>
+      </w:hyperlink>
+      <w:r>
+        <w:rPr>
+          <w:lang w:val="zh_TW" w:bidi="zh_TW"/>
+        </w:rPr>
+        <w:t>）和「</w:t>
+      </w:r>
+      <w:r>
+        <w:rPr>
+          <w:lang w:val="zh_TW" w:bidi="zh_TW"/>
+        </w:rPr>
+        <w:t>神發怒的</w:t>
+      </w:r>
+      <w:r>
+        <w:rPr>
+          <w:lang w:val="zh_TW" w:bidi="zh_TW"/>
+        </w:rPr>
+        <w:t>日子」（</w:t>
+      </w:r>
+      <w:hyperlink r:id="rId27">
+        <w:r>
+          <w:rPr>
+            <w:lang w:val="zh_TW" w:bidi="zh_TW"/>
+          </w:rPr>
+          <w:rPr>
+            <w:color w:val="0000EE"/>
+            <w:u w:val="single"/>
+          </w:rPr>
+          <w:t>伯20:28</w:t>
+        </w:r>
+      </w:hyperlink>
+      <w:r>
+        <w:rPr>
+          <w:lang w:val="zh_TW" w:bidi="zh_TW"/>
+        </w:rPr>
+        <w:t>）。複數的「日子」（譯註：如「年日」、「年間」）有時用來指一位君王的統治時期（</w:t>
+      </w:r>
+      <w:hyperlink r:id="rId28">
+        <w:r>
+          <w:rPr>
+            <w:lang w:val="zh_TW" w:bidi="zh_TW"/>
+          </w:rPr>
+          <w:rPr>
+            <w:color w:val="0000EE"/>
+            <w:u w:val="single"/>
+          </w:rPr>
+          <w:t>王上10:21</w:t>
+        </w:r>
+      </w:hyperlink>
+      <w:r>
+        <w:rPr>
+          <w:lang w:val="zh_TW" w:bidi="zh_TW"/>
+        </w:rPr>
+        <w:t>）、或人的一生（</w:t>
+      </w:r>
+      <w:hyperlink r:id="rId29">
+        <w:r>
+          <w:rPr>
+            <w:lang w:val="zh_TW" w:bidi="zh_TW"/>
+          </w:rPr>
+          <w:rPr>
+            <w:color w:val="0000EE"/>
+            <w:u w:val="single"/>
+          </w:rPr>
+          <w:t>創5:4</w:t>
+        </w:r>
+      </w:hyperlink>
+      <w:r>
+        <w:rPr>
+          <w:lang w:val="zh_TW" w:bidi="zh_TW"/>
+        </w:rPr>
+        <w:t>；</w:t>
+      </w:r>
+      <w:hyperlink r:id="rId30">
+        <w:r>
+          <w:rPr>
+            <w:lang w:val="zh_TW" w:bidi="zh_TW"/>
+          </w:rPr>
+          <w:rPr>
+            <w:color w:val="0000EE"/>
+            <w:u w:val="single"/>
+          </w:rPr>
+          <w:t>王上3:14</w:t>
+        </w:r>
+      </w:hyperlink>
+      <w:r>
+        <w:rPr>
+          <w:lang w:val="zh_TW" w:bidi="zh_TW"/>
+        </w:rPr>
+        <w:t>；</w:t>
+      </w:r>
+      <w:hyperlink r:id="rId31">
+        <w:r>
+          <w:rPr>
+            <w:lang w:val="zh_TW" w:bidi="zh_TW"/>
+          </w:rPr>
+          <w:rPr>
+            <w:color w:val="0000EE"/>
+            <w:u w:val="single"/>
+          </w:rPr>
+          <w:t>詩90:12</w:t>
+        </w:r>
+      </w:hyperlink>
+      <w:r>
+        <w:rPr>
+          <w:lang w:val="zh_TW" w:bidi="zh_TW"/>
+        </w:rPr>
+        <w:t>）。在但以理書中，神被描述為「亙古常在者」（Ancient of Days，</w:t>
+      </w:r>
+      <w:hyperlink r:id="rId32">
+        <w:r>
+          <w:rPr>
+            <w:lang w:val="zh_TW" w:bidi="zh_TW"/>
+          </w:rPr>
+          <w:rPr>
+            <w:color w:val="0000EE"/>
+            <w:u w:val="single"/>
+          </w:rPr>
+          <w:t>但7:9、13</w:t>
+        </w:r>
+      </w:hyperlink>
+      <w:r>
+        <w:rPr>
+          <w:lang w:val="zh_TW" w:bidi="zh_TW"/>
+        </w:rPr>
+        <w:t>）。</w:t>
+      </w:r>
+    </w:p>
+    <w:p>
+      <w:pPr/>
+      <w:r>
+        <w:rPr>
+          <w:lang w:val="zh_TW" w:bidi="zh_TW"/>
+        </w:rPr>
+      </w:r>
+      <w:r>
+        <w:rPr>
+          <w:lang w:val="zh_TW" w:bidi="zh_TW"/>
+        </w:rPr>
+        <w:t>除了為了休息和敬拜而保留的安息日之外（</w:t>
+      </w:r>
+      <w:hyperlink r:id="rId33">
+        <w:r>
+          <w:rPr>
+            <w:lang w:val="zh_TW" w:bidi="zh_TW"/>
+          </w:rPr>
+          <w:rPr>
+            <w:color w:val="0000EE"/>
+            <w:u w:val="single"/>
+          </w:rPr>
+          <w:t>創2:3</w:t>
+        </w:r>
+      </w:hyperlink>
+      <w:r>
+        <w:rPr>
+          <w:lang w:val="zh_TW" w:bidi="zh_TW"/>
+        </w:rPr>
+        <w:t>；</w:t>
+      </w:r>
+      <w:hyperlink r:id="rId34">
+        <w:r>
+          <w:rPr>
+            <w:lang w:val="zh_TW" w:bidi="zh_TW"/>
+          </w:rPr>
+          <w:rPr>
+            <w:color w:val="0000EE"/>
+            <w:u w:val="single"/>
+          </w:rPr>
+          <w:t>出20:8–11</w:t>
+        </w:r>
+      </w:hyperlink>
+      <w:r>
+        <w:rPr>
+          <w:lang w:val="zh_TW" w:bidi="zh_TW"/>
+        </w:rPr>
+        <w:t>），「日」一詞還指春天的逾越節（</w:t>
+      </w:r>
+      <w:hyperlink r:id="rId35">
+        <w:r>
+          <w:rPr>
+            <w:lang w:val="zh_TW" w:bidi="zh_TW"/>
+          </w:rPr>
+          <w:rPr>
+            <w:color w:val="0000EE"/>
+            <w:u w:val="single"/>
+          </w:rPr>
+          <w:t>出12:14</w:t>
+        </w:r>
+      </w:hyperlink>
+      <w:r>
+        <w:rPr>
+          <w:lang w:val="zh_TW" w:bidi="zh_TW"/>
+        </w:rPr>
+        <w:t>；</w:t>
+      </w:r>
+      <w:hyperlink r:id="rId36">
+        <w:r>
+          <w:rPr>
+            <w:lang w:val="zh_TW" w:bidi="zh_TW"/>
+          </w:rPr>
+          <w:rPr>
+            <w:color w:val="0000EE"/>
+            <w:u w:val="single"/>
+          </w:rPr>
+          <w:t>利23:5</w:t>
+        </w:r>
+      </w:hyperlink>
+      <w:r>
+        <w:rPr>
+          <w:lang w:val="zh_TW" w:bidi="zh_TW"/>
+        </w:rPr>
+        <w:t>）和每年秋天的贖罪日（</w:t>
+      </w:r>
+      <w:hyperlink r:id="rId37">
+        <w:r>
+          <w:rPr>
+            <w:lang w:val="zh_TW" w:bidi="zh_TW"/>
+          </w:rPr>
+          <w:rPr>
+            <w:color w:val="0000EE"/>
+            <w:u w:val="single"/>
+          </w:rPr>
+          <w:t>利16:29–31</w:t>
+        </w:r>
+      </w:hyperlink>
+      <w:r>
+        <w:rPr>
+          <w:lang w:val="zh_TW" w:bidi="zh_TW"/>
+        </w:rPr>
+        <w:t>）。與安息日一樣，在這些日子人不可工作，而是遵守指定的宗教禮儀。</w:t>
+      </w:r>
+    </w:p>
+    <w:p>
+      <w:pPr>
+        <w:pStyle w:val="Heading3"/>
+      </w:pPr>
+      <w:r>
+        <w:rPr>
+          <w:lang w:val="zh_TW" w:bidi="zh_TW"/>
+        </w:rPr>
+        <w:t>新約</w:t>
+      </w:r>
+    </w:p>
+    <w:p>
+      <w:pPr/>
+      <w:r>
+        <w:rPr>
+          <w:lang w:val="zh_TW" w:bidi="zh_TW"/>
+        </w:rPr>
+      </w:r>
+      <w:r>
+        <w:rPr>
+          <w:lang w:val="zh_TW" w:bidi="zh_TW"/>
+        </w:rPr>
+        <w:t>在新約中，「日子」的用法部分延續了閃族的傳統，不過四更夜更的制度則源於希臘和羅馬。新約時期的十二小時白天則承襲自巴比倫的天文學（參</w:t>
+      </w:r>
+      <w:hyperlink r:id="rId38">
+        <w:r>
+          <w:rPr>
+            <w:lang w:val="zh_TW" w:bidi="zh_TW"/>
+          </w:rPr>
+          <w:rPr>
+            <w:color w:val="0000EE"/>
+            <w:u w:val="single"/>
+          </w:rPr>
+          <w:t>約11:9</w:t>
+        </w:r>
+      </w:hyperlink>
+      <w:r>
+        <w:rPr>
+          <w:lang w:val="zh_TW" w:bidi="zh_TW"/>
+        </w:rPr>
+        <w:t>）。</w:t>
+      </w:r>
+    </w:p>
+    <w:p>
+      <w:pPr/>
+      <w:r>
+        <w:rPr>
+          <w:lang w:val="zh_TW" w:bidi="zh_TW"/>
+        </w:rPr>
+      </w:r>
+      <w:r>
+        <w:rPr>
+          <w:lang w:val="zh_TW" w:bidi="zh_TW"/>
+        </w:rPr>
+        <w:t>除了字面意義上的日子，新約作者也使用比喻的說法，例如「拯救的日子」（</w:t>
+      </w:r>
+      <w:hyperlink r:id="rId39">
+        <w:r>
+          <w:rPr>
+            <w:lang w:val="zh_TW" w:bidi="zh_TW"/>
+          </w:rPr>
+          <w:rPr>
+            <w:color w:val="0000EE"/>
+            <w:u w:val="single"/>
+          </w:rPr>
+          <w:t>林後6:2</w:t>
+        </w:r>
+      </w:hyperlink>
+      <w:r>
+        <w:rPr>
+          <w:lang w:val="zh_TW" w:bidi="zh_TW"/>
+        </w:rPr>
+        <w:t>） 和「耶穌基督的日子」（</w:t>
+      </w:r>
+      <w:hyperlink r:id="rId40">
+        <w:r>
+          <w:rPr>
+            <w:lang w:val="zh_TW" w:bidi="zh_TW"/>
+          </w:rPr>
+          <w:rPr>
+            <w:color w:val="0000EE"/>
+            <w:u w:val="single"/>
+          </w:rPr>
+          <w:t>腓1:6</w:t>
+        </w:r>
+      </w:hyperlink>
+      <w:r>
+        <w:rPr>
+          <w:lang w:val="zh_TW" w:bidi="zh_TW"/>
+        </w:rPr>
+        <w:t>）。「日子」也有用來指具體的時段，如「他供職的日子」（</w:t>
+      </w:r>
+      <w:hyperlink r:id="rId41">
+        <w:r>
+          <w:rPr>
+            <w:lang w:val="zh_TW" w:bidi="zh_TW"/>
+          </w:rPr>
+          <w:rPr>
+            <w:color w:val="0000EE"/>
+            <w:u w:val="single"/>
+          </w:rPr>
+          <w:t>路1:23</w:t>
+        </w:r>
+      </w:hyperlink>
+      <w:r>
+        <w:rPr>
+          <w:lang w:val="zh_TW" w:bidi="zh_TW"/>
+        </w:rPr>
+        <w:t>）。特別節期包括逾越節（</w:t>
+      </w:r>
+      <w:hyperlink r:id="rId42">
+        <w:r>
+          <w:rPr>
+            <w:lang w:val="zh_TW" w:bidi="zh_TW"/>
+          </w:rPr>
+          <w:rPr>
+            <w:color w:val="0000EE"/>
+            <w:u w:val="single"/>
+          </w:rPr>
+          <w:t>約12:1</w:t>
+        </w:r>
+      </w:hyperlink>
+      <w:r>
+        <w:rPr>
+          <w:lang w:val="zh_TW" w:bidi="zh_TW"/>
+        </w:rPr>
+        <w:t>）、「</w:t>
+      </w:r>
+      <w:r>
+        <w:rPr>
+          <w:lang w:val="zh_TW" w:bidi="zh_TW"/>
+        </w:rPr>
+        <w:t>除酵的日子」</w:t>
+      </w:r>
+      <w:r>
+        <w:rPr>
+          <w:lang w:val="zh_TW" w:bidi="zh_TW"/>
+        </w:rPr>
+        <w:t>（</w:t>
+      </w:r>
+      <w:hyperlink r:id="rId43">
+        <w:r>
+          <w:rPr>
+            <w:lang w:val="zh_TW" w:bidi="zh_TW"/>
+          </w:rPr>
+          <w:rPr>
+            <w:color w:val="0000EE"/>
+            <w:u w:val="single"/>
+          </w:rPr>
+          <w:t>徒12:3</w:t>
+        </w:r>
+      </w:hyperlink>
+      <w:r>
+        <w:rPr>
+          <w:lang w:val="zh_TW" w:bidi="zh_TW"/>
+        </w:rPr>
+        <w:t>） 和五旬節（</w:t>
+      </w:r>
+      <w:hyperlink r:id="rId44">
+        <w:r>
+          <w:rPr>
+            <w:lang w:val="zh_TW" w:bidi="zh_TW"/>
+          </w:rPr>
+          <w:rPr>
+            <w:color w:val="0000EE"/>
+            <w:u w:val="single"/>
+          </w:rPr>
+          <w:t>徒2:1</w:t>
+        </w:r>
+      </w:hyperlink>
+      <w:r>
+        <w:rPr>
+          <w:lang w:val="zh_TW" w:bidi="zh_TW"/>
+        </w:rPr>
+        <w:t>）。</w:t>
+      </w:r>
+    </w:p>
+    <w:p>
+      <w:pPr/>
+      <w:r>
+        <w:rPr>
+          <w:lang w:val="zh_TW" w:bidi="zh_TW"/>
+        </w:rPr>
+      </w:r>
+      <w:r>
+        <w:rPr>
+          <w:lang w:val="zh_TW" w:bidi="zh_TW"/>
+        </w:rPr>
+        <w:t>與舊約一樣，日子也指人的一生（</w:t>
+      </w:r>
+      <w:hyperlink r:id="rId45">
+        <w:r>
+          <w:rPr>
+            <w:lang w:val="zh_TW" w:bidi="zh_TW"/>
+          </w:rPr>
+          <w:rPr>
+            <w:color w:val="0000EE"/>
+            <w:u w:val="single"/>
+          </w:rPr>
+          <w:t>約9:4</w:t>
+        </w:r>
+      </w:hyperlink>
+      <w:r>
+        <w:rPr>
+          <w:lang w:val="zh_TW" w:bidi="zh_TW"/>
+        </w:rPr>
+        <w:t>）。基督徒被稱為「光明之子」和「白晝之子」（</w:t>
+      </w:r>
+      <w:hyperlink r:id="rId46">
+        <w:r>
+          <w:rPr>
+            <w:lang w:val="zh_TW" w:bidi="zh_TW"/>
+          </w:rPr>
+          <w:rPr>
+            <w:color w:val="0000EE"/>
+            <w:u w:val="single"/>
+          </w:rPr>
+          <w:t>帖前5:5</w:t>
+        </w:r>
+      </w:hyperlink>
+      <w:r>
+        <w:rPr>
+          <w:lang w:val="zh_TW" w:bidi="zh_TW"/>
+        </w:rPr>
+        <w:t>），較長的時期或時代也被稱為日子（</w:t>
+      </w:r>
+      <w:hyperlink r:id="rId39">
+        <w:r>
+          <w:rPr>
+            <w:lang w:val="zh_TW" w:bidi="zh_TW"/>
+          </w:rPr>
+          <w:rPr>
+            <w:color w:val="0000EE"/>
+            <w:u w:val="single"/>
+          </w:rPr>
+          <w:t>林後6:2</w:t>
+        </w:r>
+      </w:hyperlink>
+      <w:r>
+        <w:rPr>
+          <w:lang w:val="zh_TW" w:bidi="zh_TW"/>
+        </w:rPr>
+        <w:t>；</w:t>
+      </w:r>
+      <w:hyperlink r:id="rId47">
+        <w:r>
+          <w:rPr>
+            <w:lang w:val="zh_TW" w:bidi="zh_TW"/>
+          </w:rPr>
+          <w:rPr>
+            <w:color w:val="0000EE"/>
+            <w:u w:val="single"/>
+          </w:rPr>
+          <w:t>弗5:16</w:t>
+        </w:r>
+      </w:hyperlink>
+      <w:r>
+        <w:rPr>
+          <w:lang w:val="zh_TW" w:bidi="zh_TW"/>
+        </w:rPr>
+        <w:t>，</w:t>
+      </w:r>
+      <w:hyperlink r:id="rId48">
+        <w:r>
+          <w:rPr>
+            <w:lang w:val="zh_TW" w:bidi="zh_TW"/>
+          </w:rPr>
+          <w:rPr>
+            <w:color w:val="0000EE"/>
+            <w:u w:val="single"/>
+          </w:rPr>
+          <w:t>6:13</w:t>
+        </w:r>
+      </w:hyperlink>
+      <w:r>
+        <w:rPr>
+          <w:lang w:val="zh_TW" w:bidi="zh_TW"/>
+        </w:rPr>
+        <w:t>；</w:t>
+      </w:r>
+      <w:hyperlink r:id="rId49">
+        <w:r>
+          <w:rPr>
+            <w:lang w:val="zh_TW" w:bidi="zh_TW"/>
+          </w:rPr>
+          <w:rPr>
+            <w:color w:val="0000EE"/>
+            <w:u w:val="single"/>
+          </w:rPr>
+          <w:t>來5:7</w:t>
+        </w:r>
+      </w:hyperlink>
+      <w:r>
+        <w:rPr>
+          <w:lang w:val="zh_TW" w:bidi="zh_TW"/>
+        </w:rPr>
+        <w:t>）。舊約先知所強調審判的日子在新約中延續，並特別指出那是神最終審判的日子——人子（耶穌）要顯明祂是主（</w:t>
+      </w:r>
+      <w:hyperlink r:id="rId50">
+        <w:r>
+          <w:rPr>
+            <w:lang w:val="zh_TW" w:bidi="zh_TW"/>
+          </w:rPr>
+          <w:rPr>
+            <w:color w:val="0000EE"/>
+            <w:u w:val="single"/>
+          </w:rPr>
+          <w:t>路17:30</w:t>
+        </w:r>
+      </w:hyperlink>
+      <w:r>
+        <w:rPr>
+          <w:lang w:val="zh_TW" w:bidi="zh_TW"/>
+        </w:rPr>
+        <w:t>；</w:t>
+      </w:r>
+      <w:hyperlink r:id="rId51">
+        <w:r>
+          <w:rPr>
+            <w:lang w:val="zh_TW" w:bidi="zh_TW"/>
+          </w:rPr>
+          <w:rPr>
+            <w:color w:val="0000EE"/>
+            <w:u w:val="single"/>
+          </w:rPr>
+          <w:t>約6:39–44</w:t>
+        </w:r>
+      </w:hyperlink>
+      <w:r>
+        <w:rPr>
+          <w:lang w:val="zh_TW" w:bidi="zh_TW"/>
+        </w:rPr>
+        <w:t>；</w:t>
+      </w:r>
+      <w:hyperlink r:id="rId52">
+        <w:r>
+          <w:rPr>
+            <w:lang w:val="zh_TW" w:bidi="zh_TW"/>
+          </w:rPr>
+          <w:rPr>
+            <w:color w:val="0000EE"/>
+            <w:u w:val="single"/>
+          </w:rPr>
+          <w:t>林前5:5</w:t>
+        </w:r>
+      </w:hyperlink>
+      <w:r>
+        <w:rPr>
+          <w:lang w:val="zh_TW" w:bidi="zh_TW"/>
+        </w:rPr>
+        <w:t>；</w:t>
+      </w:r>
+      <w:hyperlink r:id="rId53">
+        <w:r>
+          <w:rPr>
+            <w:lang w:val="zh_TW" w:bidi="zh_TW"/>
+          </w:rPr>
+          <w:rPr>
+            <w:color w:val="0000EE"/>
+            <w:u w:val="single"/>
+          </w:rPr>
+          <w:t>帖前5:2</w:t>
+        </w:r>
+      </w:hyperlink>
+      <w:r>
+        <w:rPr>
+          <w:lang w:val="zh_TW" w:bidi="zh_TW"/>
+        </w:rPr>
+        <w:t>；</w:t>
+      </w:r>
+      <w:hyperlink r:id="rId54">
+        <w:r>
+          <w:rPr>
+            <w:lang w:val="zh_TW" w:bidi="zh_TW"/>
+          </w:rPr>
+          <w:rPr>
+            <w:color w:val="0000EE"/>
+            <w:u w:val="single"/>
+          </w:rPr>
+          <w:t>彼後2:9</w:t>
+        </w:r>
+      </w:hyperlink>
+      <w:r>
+        <w:rPr>
+          <w:lang w:val="zh_TW" w:bidi="zh_TW"/>
+        </w:rPr>
+        <w:t>，</w:t>
+      </w:r>
+      <w:hyperlink r:id="rId55">
+        <w:r>
+          <w:rPr>
+            <w:lang w:val="zh_TW" w:bidi="zh_TW"/>
+          </w:rPr>
+          <w:rPr>
+            <w:color w:val="0000EE"/>
+            <w:u w:val="single"/>
+          </w:rPr>
+          <w:t>3:7、12</w:t>
+        </w:r>
+      </w:hyperlink>
+      <w:r>
+        <w:rPr>
+          <w:lang w:val="zh_TW" w:bidi="zh_TW"/>
+        </w:rPr>
+        <w:t>；</w:t>
+      </w:r>
+      <w:hyperlink r:id="rId56">
+        <w:r>
+          <w:rPr>
+            <w:lang w:val="zh_TW" w:bidi="zh_TW"/>
+          </w:rPr>
+          <w:rPr>
+            <w:color w:val="0000EE"/>
+            <w:u w:val="single"/>
+          </w:rPr>
+          <w:t>約一4:17</w:t>
+        </w:r>
+      </w:hyperlink>
+      <w:r>
+        <w:rPr>
+          <w:lang w:val="zh_TW" w:bidi="zh_TW"/>
+        </w:rPr>
+        <w:t>；</w:t>
+      </w:r>
+      <w:hyperlink r:id="rId57">
+        <w:r>
+          <w:rPr>
+            <w:lang w:val="zh_TW" w:bidi="zh_TW"/>
+          </w:rPr>
+          <w:rPr>
+            <w:color w:val="0000EE"/>
+            <w:u w:val="single"/>
+          </w:rPr>
+          <w:t>啟16:14</w:t>
+        </w:r>
+      </w:hyperlink>
+      <w:r>
+        <w:rPr>
+          <w:lang w:val="zh_TW" w:bidi="zh_TW"/>
+        </w:rPr>
+        <w:t>）。「</w:t>
+      </w:r>
+      <w:r>
+        <w:rPr>
+          <w:lang w:val="zh_TW" w:bidi="zh_TW"/>
+        </w:rPr>
+        <w:t>永遠</w:t>
+      </w:r>
+      <w:r>
+        <w:rPr>
+          <w:lang w:val="zh_TW" w:bidi="zh_TW"/>
+        </w:rPr>
+        <w:t>」標誌著時間將成為永恆的那一刻（</w:t>
+      </w:r>
+      <w:hyperlink r:id="rId58">
+        <w:r>
+          <w:rPr>
+            <w:lang w:val="zh_TW" w:bidi="zh_TW"/>
+          </w:rPr>
+          <w:rPr>
+            <w:color w:val="0000EE"/>
+            <w:u w:val="single"/>
+          </w:rPr>
+          <w:t>彼後3:18</w:t>
+        </w:r>
+      </w:hyperlink>
+      <w:r>
+        <w:rPr>
+          <w:lang w:val="zh_TW" w:bidi="zh_TW"/>
+        </w:rPr>
+        <w:t>）。新耶路撒冷，就是神子民的居所，被描述為一個永遠白晝之地（</w:t>
+      </w:r>
+      <w:hyperlink r:id="rId59">
+        <w:r>
+          <w:rPr>
+            <w:lang w:val="zh_TW" w:bidi="zh_TW"/>
+          </w:rPr>
+          <w:rPr>
+            <w:color w:val="0000EE"/>
+            <w:u w:val="single"/>
+          </w:rPr>
+          <w:t>啟21:25</w:t>
+        </w:r>
+      </w:hyperlink>
+      <w:r>
+        <w:rPr>
+          <w:lang w:val="zh_TW" w:bidi="zh_TW"/>
+        </w:rPr>
+        <w:t>）。</w:t>
+      </w:r>
+    </w:p>
+    <w:p>
+      <w:pPr/>
+      <w:r>
+        <w:rPr>
+          <w:lang w:val="zh_TW" w:bidi="zh_TW"/>
+        </w:rPr>
+      </w:r>
+      <w:r>
+        <w:rPr>
           <w:i/>
           <w:lang w:val="zh_TW" w:bidi="zh_TW"/>
         </w:rPr>
@@ -324,7 +1370,25 @@
         <w:rPr>
           <w:lang w:val="zh_TW" w:bidi="zh_TW"/>
         </w:rPr>
-        <w:t>耶穌基督的家譜</w:t>
+        <w:t>古代與現代曆法</w:t>
+      </w:r>
+      <w:r>
+        <w:rPr>
+          <w:lang w:val="zh_TW" w:bidi="zh_TW"/>
+        </w:rPr>
+        <w:t>；耶和華的日子</w:t>
+      </w:r>
+      <w:r>
+        <w:rPr>
+          <w:lang w:val="zh_TW" w:bidi="zh_TW"/>
+        </w:rPr>
+        <w:t>；</w:t>
+      </w:r>
+      <w:r>
+        <w:rPr>
+          <w:lang w:val="zh_TW" w:bidi="zh_TW"/>
+        </w:rPr>
+        <w:t>末世論</w:t>
       </w:r>
       <w:r>
         <w:rPr>

--- a/zht/docx/114.content.docx
+++ b/zht/docx/114.content.docx
@@ -149,7 +149,7 @@
         <w:rPr>
           <w:lang w:val="zh_TW" w:bidi="zh_TW"/>
         </w:rPr>
-        <w:t>ri</w:t>
+        <w:t>qun</w:t>
       </w:r>
       <w:r>
         <w:rPr>
@@ -212,7 +212,7 @@
         <w:rPr>
           <w:lang w:val="zh_TW" w:bidi="zh_TW"/>
         </w:rPr>
-        <w:t>日</w:t>
+        <w:t>群</w:t>
       </w:r>
       <w:r>
         <w:rPr>
@@ -231,7 +231,33 @@
         <w:rPr>
           <w:lang w:val="zh_TW" w:bidi="zh_TW"/>
         </w:rPr>
-        <w:t>最直接的意義，是指地球繞著自轉軸旋轉的一段時間，例如兩次日出之間的時間；也可以指這段時間裡太陽可見的部份，即「早晨」，另一部份則稱為「晚上」。「日子」這個字在舊約中出現超過二千次，在新約中出現超過三百五十次。希伯來文中「日」一詞多義，不僅僅是字面上的意思。希伯來人的一天是由晚上開始，直到第二天的晚上，這種算法大概是基於妥拉（參</w:t>
+        <w:t>羅馬軍隊的一個單位。在新約時代，一隊軍隊標準的規模是6,000人，外加約120名騎兵。</w:t>
+      </w:r>
+    </w:p>
+    <w:p>
+      <w:pPr/>
+      <w:r>
+        <w:rPr>
+          <w:lang w:val="zh_TW" w:bidi="zh_TW"/>
+        </w:rPr>
+      </w:r>
+      <w:r>
+        <w:rPr>
+          <w:lang w:val="zh_TW" w:bidi="zh_TW"/>
+        </w:rPr>
+        <w:t>因為它代表了一大群人，「群」這個詞被象徵性地用來表示一個不確定的大數量；這種用法在新約中出現了四次。在關於格拉森被鬼附的人這個故事中，耶穌問那人：「你的名字是什麼？」那人回答：「</w:t>
+      </w:r>
+      <w:r>
+        <w:rPr>
+          <w:lang w:val="zh_TW" w:bidi="zh_TW"/>
+        </w:rPr>
+        <w:t>我名叫『群』，因為我們多的緣故</w:t>
+      </w:r>
+      <w:r>
+        <w:rPr>
+          <w:lang w:val="zh_TW" w:bidi="zh_TW"/>
+        </w:rPr>
+        <w:t>」（</w:t>
       </w:r>
       <w:hyperlink r:id="rId13">
         <w:r>
@@ -242,39 +268,14 @@
             <w:color w:val="0000EE"/>
             <w:u w:val="single"/>
           </w:rPr>
-          <w:t>創1:14、19</w:t>
+          <w:t>可5:9、15</w:t>
         </w:r>
       </w:hyperlink>
       <w:r>
         <w:rPr>
           <w:lang w:val="zh_TW" w:bidi="zh_TW"/>
         </w:rPr>
-        <w:t>）。這種字面上按太陽運行的二十四小時週期稱為「公曆日」（civil day）。在其他古代近東的民族中，「公曆日」的起點各有不同。希臘的習慣與希伯來人相同；巴比倫人由日出開始一天；埃及人和羅馬人則以午夜到次日午夜為一日。</w:t>
-      </w:r>
-    </w:p>
-    <w:p>
-      <w:pPr>
-        <w:pStyle w:val="Heading3"/>
-      </w:pPr>
-      <w:r>
-        <w:rPr>
-          <w:lang w:val="zh_TW" w:bidi="zh_TW"/>
-        </w:rPr>
-        <w:t>聖經中的日子與星期</w:t>
-      </w:r>
-    </w:p>
-    <w:p>
-      <w:pPr/>
-      <w:r>
-        <w:rPr>
-          <w:lang w:val="zh_TW" w:bidi="zh_TW"/>
-        </w:rPr>
-      </w:r>
-      <w:r>
-        <w:rPr>
-          <w:lang w:val="zh_TW" w:bidi="zh_TW"/>
-        </w:rPr>
-        <w:t>希伯來人一般認知白天（十二小時）分為早晨、正午與晚上（</w:t>
+        <w:t>；</w:t>
       </w:r>
       <w:hyperlink r:id="rId14">
         <w:r>
@@ -285,14 +286,14 @@
             <w:color w:val="0000EE"/>
             <w:u w:val="single"/>
           </w:rPr>
-          <w:t>詩55:17</w:t>
+          <w:t>路8:30</w:t>
         </w:r>
       </w:hyperlink>
       <w:r>
         <w:rPr>
           <w:lang w:val="zh_TW" w:bidi="zh_TW"/>
         </w:rPr>
-        <w:t>）。這些時段有時以不同詞語表達，如黎明（</w:t>
+        <w:t>；參：</w:t>
       </w:r>
       <w:hyperlink r:id="rId15">
         <w:r>
@@ -303,26 +304,14 @@
             <w:color w:val="0000EE"/>
             <w:u w:val="single"/>
           </w:rPr>
-          <w:t>伯3:9</w:t>
+          <w:t>太12:45</w:t>
         </w:r>
       </w:hyperlink>
       <w:r>
         <w:rPr>
           <w:lang w:val="zh_TW" w:bidi="zh_TW"/>
         </w:rPr>
-        <w:t>）、</w:t>
-      </w:r>
-      <w:r>
-        <w:rPr>
-          <w:lang w:val="zh_TW" w:bidi="zh_TW"/>
-        </w:rPr>
-        <w:t>太陽近午</w:t>
-      </w:r>
-      <w:r>
-        <w:rPr>
-          <w:lang w:val="zh_TW" w:bidi="zh_TW"/>
-        </w:rPr>
-        <w:t>（</w:t>
+        <w:t>；</w:t>
       </w:r>
       <w:hyperlink r:id="rId16">
         <w:r>
@@ -333,26 +322,28 @@
             <w:color w:val="0000EE"/>
             <w:u w:val="single"/>
           </w:rPr>
-          <w:t>撒上11:11</w:t>
+          <w:t>路8:2</w:t>
         </w:r>
       </w:hyperlink>
       <w:r>
         <w:rPr>
           <w:lang w:val="zh_TW" w:bidi="zh_TW"/>
         </w:rPr>
-        <w:t>）、</w:t>
-      </w:r>
+        <w:t>，這些經文提到多個鬼附在一個人身上）。</w:t>
+      </w:r>
+    </w:p>
+    <w:p>
+      <w:pPr/>
       <w:r>
         <w:rPr>
           <w:lang w:val="zh_TW" w:bidi="zh_TW"/>
         </w:rPr>
-        <w:t>晌午</w:t>
       </w:r>
       <w:r>
         <w:rPr>
           <w:lang w:val="zh_TW" w:bidi="zh_TW"/>
         </w:rPr>
-        <w:t>（</w:t>
+        <w:t>這個詞的另一個用法是在</w:t>
       </w:r>
       <w:hyperlink r:id="rId17">
         <w:r>
@@ -363,26 +354,40 @@
             <w:color w:val="0000EE"/>
             <w:u w:val="single"/>
           </w:rPr>
-          <w:t>創43:16</w:t>
+          <w:t>馬太福音二十六章53節</w:t>
         </w:r>
       </w:hyperlink>
       <w:r>
         <w:rPr>
           <w:lang w:val="zh_TW" w:bidi="zh_TW"/>
         </w:rPr>
-        <w:t>）、一天起</w:t>
+        <w:t>，當時耶穌被捕，他的一個同伴拔出劍來保護祂。耶穌禁止他，說：「</w:t>
       </w:r>
       <w:r>
         <w:rPr>
           <w:lang w:val="zh_TW" w:bidi="zh_TW"/>
         </w:rPr>
-        <w:t>涼風的</w:t>
+        <w:t>你想，我不能求我父現在為我差遣十二營多天使來嗎？</w:t>
       </w:r>
       <w:r>
         <w:rPr>
           <w:lang w:val="zh_TW" w:bidi="zh_TW"/>
         </w:rPr>
-        <w:t>時間（</w:t>
+        <w:t>」。因此，他提到了可以召喚來幫助他的天使數量是多龐大。</w:t>
+      </w:r>
+    </w:p>
+    <w:p>
+      <w:pPr/>
+      <w:r>
+        <w:rPr>
+          <w:lang w:val="zh_TW" w:bidi="zh_TW"/>
+        </w:rPr>
+      </w:r>
+      <w:r>
+        <w:rPr>
+          <w:lang w:val="zh_TW" w:bidi="zh_TW"/>
+        </w:rPr>
+        <w:t>「群」這個詞在新約中從未以其軍事意義出現，而是指反對人類屬靈的邪惡勢力（參：</w:t>
       </w:r>
       <w:hyperlink r:id="rId18">
         <w:r>
@@ -393,14 +398,14 @@
             <w:color w:val="0000EE"/>
             <w:u w:val="single"/>
           </w:rPr>
-          <w:t>3:8</w:t>
+          <w:t>弗 6:12</w:t>
         </w:r>
       </w:hyperlink>
       <w:r>
         <w:rPr>
           <w:lang w:val="zh_TW" w:bidi="zh_TW"/>
         </w:rPr>
-        <w:t>）和晚上（</w:t>
+        <w:t>）或可以召喚來幫助他們屬靈的力量（參：</w:t>
       </w:r>
       <w:hyperlink r:id="rId19">
         <w:r>
@@ -411,938 +416,7 @@
             <w:color w:val="0000EE"/>
             <w:u w:val="single"/>
           </w:rPr>
-          <w:t>得2:17</w:t>
-        </w:r>
-      </w:hyperlink>
-      <w:r>
-        <w:rPr>
-          <w:lang w:val="zh_TW" w:bidi="zh_TW"/>
-        </w:rPr>
-        <w:t>）。希伯來文「兩個晚上之間」（</w:t>
-      </w:r>
-      <w:hyperlink r:id="rId20">
-        <w:r>
-          <w:rPr>
-            <w:lang w:val="zh_TW" w:bidi="zh_TW"/>
-          </w:rPr>
-          <w:rPr>
-            <w:color w:val="0000EE"/>
-            <w:u w:val="single"/>
-          </w:rPr>
-          <w:t>出12:6</w:t>
-        </w:r>
-      </w:hyperlink>
-      <w:r>
-        <w:rPr>
-          <w:lang w:val="zh_TW" w:bidi="zh_TW"/>
-        </w:rPr>
-        <w:t>；譯註：和合本譯作黃昏）大概是指黃昏、入夜的時候（</w:t>
-      </w:r>
-      <w:hyperlink r:id="rId21">
-        <w:r>
-          <w:rPr>
-            <w:lang w:val="zh_TW" w:bidi="zh_TW"/>
-          </w:rPr>
-          <w:rPr>
-            <w:color w:val="0000EE"/>
-            <w:u w:val="single"/>
-          </w:rPr>
-          <w:t>出16:12</w:t>
-        </w:r>
-      </w:hyperlink>
-      <w:r>
-        <w:rPr>
-          <w:lang w:val="zh_TW" w:bidi="zh_TW"/>
-        </w:rPr>
-        <w:t>）。按小時來劃分日子，是直到基督時代才開始的。在舊約中最接近的劃分是將白天分為四等份（</w:t>
-      </w:r>
-      <w:hyperlink r:id="rId22">
-        <w:r>
-          <w:rPr>
-            <w:lang w:val="zh_TW" w:bidi="zh_TW"/>
-          </w:rPr>
-          <w:rPr>
-            <w:color w:val="0000EE"/>
-            <w:u w:val="single"/>
-          </w:rPr>
-          <w:t>尼9:3</w:t>
-        </w:r>
-      </w:hyperlink>
-      <w:r>
-        <w:rPr>
-          <w:lang w:val="zh_TW" w:bidi="zh_TW"/>
-        </w:rPr>
-        <w:t>），或是對應了被擄前時期的夜晚，會被分為幾更。</w:t>
-      </w:r>
-    </w:p>
-    <w:p>
-      <w:pPr/>
-      <w:r>
-        <w:rPr>
-          <w:lang w:val="zh_TW" w:bidi="zh_TW"/>
-        </w:rPr>
-      </w:r>
-      <w:r>
-        <w:rPr>
-          <w:lang w:val="zh_TW" w:bidi="zh_TW"/>
-        </w:rPr>
-        <w:t>除了安息日外，古希伯來人並沒有為一週中的日子命名，而是以數字來稱呼這些日子，這種做法延續到新約時代（</w:t>
-      </w:r>
-      <w:hyperlink r:id="rId23">
-        <w:r>
-          <w:rPr>
-            <w:lang w:val="zh_TW" w:bidi="zh_TW"/>
-          </w:rPr>
-          <w:rPr>
-            <w:color w:val="0000EE"/>
-            <w:u w:val="single"/>
-          </w:rPr>
-          <w:t>路24:1</w:t>
-        </w:r>
-      </w:hyperlink>
-      <w:r>
-        <w:rPr>
-          <w:lang w:val="zh_TW" w:bidi="zh_TW"/>
-        </w:rPr>
-        <w:t>）。由於希伯來人傳統上重視安息日，對猶太人來說，知道安息日何時開始尤其重要。因此，法利賽人規定：日落後天上出現三顆星星時，就算進入安息日。</w:t>
-      </w:r>
-    </w:p>
-    <w:p>
-      <w:pPr>
-        <w:pStyle w:val="Heading3"/>
-      </w:pPr>
-      <w:r>
-        <w:rPr>
-          <w:lang w:val="zh_TW" w:bidi="zh_TW"/>
-        </w:rPr>
-        <w:t>創造的日子</w:t>
-      </w:r>
-    </w:p>
-    <w:p>
-      <w:pPr/>
-      <w:r>
-        <w:rPr>
-          <w:lang w:val="zh_TW" w:bidi="zh_TW"/>
-        </w:rPr>
-      </w:r>
-      <w:r>
-        <w:rPr>
-          <w:lang w:val="zh_TW" w:bidi="zh_TW"/>
-        </w:rPr>
-        <w:t>許多人認為，創世記中提到的「日子」是二十四小時。其支持理由是經文中的短語「有晚上，有早晨」。然而，這實際上是一種蘇美（Sumerian）文學的修辭方式，以相對的兩極組合來表達「整體」。因此「晚上—早晨」並非強調精確的時間單位，而是表達整個創造循環中一個完整的階段，重點在於「完整性」而非具體時間的長度。創造的完整性是由一個又一個的階段來達成，所以，創世記的描述不一定指一段特定的時間。</w:t>
-      </w:r>
-    </w:p>
-    <w:p>
-      <w:pPr/>
-      <w:r>
-        <w:rPr>
-          <w:lang w:val="zh_TW" w:bidi="zh_TW"/>
-        </w:rPr>
-      </w:r>
-      <w:r>
-        <w:rPr>
-          <w:lang w:val="zh_TW" w:bidi="zh_TW"/>
-        </w:rPr>
-        <w:t>蘇美人所謂的「公曆日」只包括太陽可見的十二小時，因此其他國家的「法律日」則是「雙倍日」（二十四小時）。若早期的創世敘述反映了蘇美文化，那麼「晚上—早晨」就不應被理解為現代意義上的公曆日，而是指一個階段或大概的時段。</w:t>
-      </w:r>
-    </w:p>
-    <w:p>
-      <w:pPr>
-        <w:pStyle w:val="Heading3"/>
-      </w:pPr>
-      <w:r>
-        <w:rPr>
-          <w:lang w:val="zh_TW" w:bidi="zh_TW"/>
-        </w:rPr>
-        <w:t>舊約</w:t>
-      </w:r>
-    </w:p>
-    <w:p>
-      <w:pPr/>
-      <w:r>
-        <w:rPr>
-          <w:lang w:val="zh_TW" w:bidi="zh_TW"/>
-        </w:rPr>
-      </w:r>
-      <w:r>
-        <w:rPr>
-          <w:lang w:val="zh_TW" w:bidi="zh_TW"/>
-        </w:rPr>
-        <w:t>在舊約中，「日子」常常有比喻的意思，例如「耶和華的日子」（</w:t>
-      </w:r>
-      <w:hyperlink r:id="rId24">
-        <w:r>
-          <w:rPr>
-            <w:lang w:val="zh_TW" w:bidi="zh_TW"/>
-          </w:rPr>
-          <w:rPr>
-            <w:color w:val="0000EE"/>
-            <w:u w:val="single"/>
-          </w:rPr>
-          <w:t>珥1:15</w:t>
-        </w:r>
-      </w:hyperlink>
-      <w:r>
-        <w:rPr>
-          <w:lang w:val="zh_TW" w:bidi="zh_TW"/>
-        </w:rPr>
-        <w:t>；</w:t>
-      </w:r>
-      <w:hyperlink r:id="rId25">
-        <w:r>
-          <w:rPr>
-            <w:lang w:val="zh_TW" w:bidi="zh_TW"/>
-          </w:rPr>
-          <w:rPr>
-            <w:color w:val="0000EE"/>
-            <w:u w:val="single"/>
-          </w:rPr>
-          <w:t>摩5:18</w:t>
-        </w:r>
-      </w:hyperlink>
-      <w:r>
-        <w:rPr>
-          <w:lang w:val="zh_TW" w:bidi="zh_TW"/>
-        </w:rPr>
-        <w:t>）、「</w:t>
-      </w:r>
-      <w:r>
-        <w:rPr>
-          <w:lang w:val="zh_TW" w:bidi="zh_TW"/>
-        </w:rPr>
-        <w:t>遭</w:t>
-      </w:r>
-      <w:r>
-        <w:rPr>
-          <w:lang w:val="zh_TW" w:bidi="zh_TW"/>
-        </w:rPr>
-        <w:t>難的日子」（</w:t>
-      </w:r>
-      <w:hyperlink r:id="rId26">
-        <w:r>
-          <w:rPr>
-            <w:lang w:val="zh_TW" w:bidi="zh_TW"/>
-          </w:rPr>
-          <w:rPr>
-            <w:color w:val="0000EE"/>
-            <w:u w:val="single"/>
-          </w:rPr>
-          <w:t>詩20:1</w:t>
-        </w:r>
-      </w:hyperlink>
-      <w:r>
-        <w:rPr>
-          <w:lang w:val="zh_TW" w:bidi="zh_TW"/>
-        </w:rPr>
-        <w:t>）和「</w:t>
-      </w:r>
-      <w:r>
-        <w:rPr>
-          <w:lang w:val="zh_TW" w:bidi="zh_TW"/>
-        </w:rPr>
-        <w:t>神發怒的</w:t>
-      </w:r>
-      <w:r>
-        <w:rPr>
-          <w:lang w:val="zh_TW" w:bidi="zh_TW"/>
-        </w:rPr>
-        <w:t>日子」（</w:t>
-      </w:r>
-      <w:hyperlink r:id="rId27">
-        <w:r>
-          <w:rPr>
-            <w:lang w:val="zh_TW" w:bidi="zh_TW"/>
-          </w:rPr>
-          <w:rPr>
-            <w:color w:val="0000EE"/>
-            <w:u w:val="single"/>
-          </w:rPr>
-          <w:t>伯20:28</w:t>
-        </w:r>
-      </w:hyperlink>
-      <w:r>
-        <w:rPr>
-          <w:lang w:val="zh_TW" w:bidi="zh_TW"/>
-        </w:rPr>
-        <w:t>）。複數的「日子」（譯註：如「年日」、「年間」）有時用來指一位君王的統治時期（</w:t>
-      </w:r>
-      <w:hyperlink r:id="rId28">
-        <w:r>
-          <w:rPr>
-            <w:lang w:val="zh_TW" w:bidi="zh_TW"/>
-          </w:rPr>
-          <w:rPr>
-            <w:color w:val="0000EE"/>
-            <w:u w:val="single"/>
-          </w:rPr>
-          <w:t>王上10:21</w:t>
-        </w:r>
-      </w:hyperlink>
-      <w:r>
-        <w:rPr>
-          <w:lang w:val="zh_TW" w:bidi="zh_TW"/>
-        </w:rPr>
-        <w:t>）、或人的一生（</w:t>
-      </w:r>
-      <w:hyperlink r:id="rId29">
-        <w:r>
-          <w:rPr>
-            <w:lang w:val="zh_TW" w:bidi="zh_TW"/>
-          </w:rPr>
-          <w:rPr>
-            <w:color w:val="0000EE"/>
-            <w:u w:val="single"/>
-          </w:rPr>
-          <w:t>創5:4</w:t>
-        </w:r>
-      </w:hyperlink>
-      <w:r>
-        <w:rPr>
-          <w:lang w:val="zh_TW" w:bidi="zh_TW"/>
-        </w:rPr>
-        <w:t>；</w:t>
-      </w:r>
-      <w:hyperlink r:id="rId30">
-        <w:r>
-          <w:rPr>
-            <w:lang w:val="zh_TW" w:bidi="zh_TW"/>
-          </w:rPr>
-          <w:rPr>
-            <w:color w:val="0000EE"/>
-            <w:u w:val="single"/>
-          </w:rPr>
-          <w:t>王上3:14</w:t>
-        </w:r>
-      </w:hyperlink>
-      <w:r>
-        <w:rPr>
-          <w:lang w:val="zh_TW" w:bidi="zh_TW"/>
-        </w:rPr>
-        <w:t>；</w:t>
-      </w:r>
-      <w:hyperlink r:id="rId31">
-        <w:r>
-          <w:rPr>
-            <w:lang w:val="zh_TW" w:bidi="zh_TW"/>
-          </w:rPr>
-          <w:rPr>
-            <w:color w:val="0000EE"/>
-            <w:u w:val="single"/>
-          </w:rPr>
-          <w:t>詩90:12</w:t>
-        </w:r>
-      </w:hyperlink>
-      <w:r>
-        <w:rPr>
-          <w:lang w:val="zh_TW" w:bidi="zh_TW"/>
-        </w:rPr>
-        <w:t>）。在但以理書中，神被描述為「亙古常在者」（Ancient of Days，</w:t>
-      </w:r>
-      <w:hyperlink r:id="rId32">
-        <w:r>
-          <w:rPr>
-            <w:lang w:val="zh_TW" w:bidi="zh_TW"/>
-          </w:rPr>
-          <w:rPr>
-            <w:color w:val="0000EE"/>
-            <w:u w:val="single"/>
-          </w:rPr>
-          <w:t>但7:9、13</w:t>
-        </w:r>
-      </w:hyperlink>
-      <w:r>
-        <w:rPr>
-          <w:lang w:val="zh_TW" w:bidi="zh_TW"/>
-        </w:rPr>
-        <w:t>）。</w:t>
-      </w:r>
-    </w:p>
-    <w:p>
-      <w:pPr/>
-      <w:r>
-        <w:rPr>
-          <w:lang w:val="zh_TW" w:bidi="zh_TW"/>
-        </w:rPr>
-      </w:r>
-      <w:r>
-        <w:rPr>
-          <w:lang w:val="zh_TW" w:bidi="zh_TW"/>
-        </w:rPr>
-        <w:t>除了為了休息和敬拜而保留的安息日之外（</w:t>
-      </w:r>
-      <w:hyperlink r:id="rId33">
-        <w:r>
-          <w:rPr>
-            <w:lang w:val="zh_TW" w:bidi="zh_TW"/>
-          </w:rPr>
-          <w:rPr>
-            <w:color w:val="0000EE"/>
-            <w:u w:val="single"/>
-          </w:rPr>
-          <w:t>創2:3</w:t>
-        </w:r>
-      </w:hyperlink>
-      <w:r>
-        <w:rPr>
-          <w:lang w:val="zh_TW" w:bidi="zh_TW"/>
-        </w:rPr>
-        <w:t>；</w:t>
-      </w:r>
-      <w:hyperlink r:id="rId34">
-        <w:r>
-          <w:rPr>
-            <w:lang w:val="zh_TW" w:bidi="zh_TW"/>
-          </w:rPr>
-          <w:rPr>
-            <w:color w:val="0000EE"/>
-            <w:u w:val="single"/>
-          </w:rPr>
-          <w:t>出20:8–11</w:t>
-        </w:r>
-      </w:hyperlink>
-      <w:r>
-        <w:rPr>
-          <w:lang w:val="zh_TW" w:bidi="zh_TW"/>
-        </w:rPr>
-        <w:t>），「日」一詞還指春天的逾越節（</w:t>
-      </w:r>
-      <w:hyperlink r:id="rId35">
-        <w:r>
-          <w:rPr>
-            <w:lang w:val="zh_TW" w:bidi="zh_TW"/>
-          </w:rPr>
-          <w:rPr>
-            <w:color w:val="0000EE"/>
-            <w:u w:val="single"/>
-          </w:rPr>
-          <w:t>出12:14</w:t>
-        </w:r>
-      </w:hyperlink>
-      <w:r>
-        <w:rPr>
-          <w:lang w:val="zh_TW" w:bidi="zh_TW"/>
-        </w:rPr>
-        <w:t>；</w:t>
-      </w:r>
-      <w:hyperlink r:id="rId36">
-        <w:r>
-          <w:rPr>
-            <w:lang w:val="zh_TW" w:bidi="zh_TW"/>
-          </w:rPr>
-          <w:rPr>
-            <w:color w:val="0000EE"/>
-            <w:u w:val="single"/>
-          </w:rPr>
-          <w:t>利23:5</w:t>
-        </w:r>
-      </w:hyperlink>
-      <w:r>
-        <w:rPr>
-          <w:lang w:val="zh_TW" w:bidi="zh_TW"/>
-        </w:rPr>
-        <w:t>）和每年秋天的贖罪日（</w:t>
-      </w:r>
-      <w:hyperlink r:id="rId37">
-        <w:r>
-          <w:rPr>
-            <w:lang w:val="zh_TW" w:bidi="zh_TW"/>
-          </w:rPr>
-          <w:rPr>
-            <w:color w:val="0000EE"/>
-            <w:u w:val="single"/>
-          </w:rPr>
-          <w:t>利16:29–31</w:t>
-        </w:r>
-      </w:hyperlink>
-      <w:r>
-        <w:rPr>
-          <w:lang w:val="zh_TW" w:bidi="zh_TW"/>
-        </w:rPr>
-        <w:t>）。與安息日一樣，在這些日子人不可工作，而是遵守指定的宗教禮儀。</w:t>
-      </w:r>
-    </w:p>
-    <w:p>
-      <w:pPr>
-        <w:pStyle w:val="Heading3"/>
-      </w:pPr>
-      <w:r>
-        <w:rPr>
-          <w:lang w:val="zh_TW" w:bidi="zh_TW"/>
-        </w:rPr>
-        <w:t>新約</w:t>
-      </w:r>
-    </w:p>
-    <w:p>
-      <w:pPr/>
-      <w:r>
-        <w:rPr>
-          <w:lang w:val="zh_TW" w:bidi="zh_TW"/>
-        </w:rPr>
-      </w:r>
-      <w:r>
-        <w:rPr>
-          <w:lang w:val="zh_TW" w:bidi="zh_TW"/>
-        </w:rPr>
-        <w:t>在新約中，「日子」的用法部分延續了閃族的傳統，不過四更夜更的制度則源於希臘和羅馬。新約時期的十二小時白天則承襲自巴比倫的天文學（參</w:t>
-      </w:r>
-      <w:hyperlink r:id="rId38">
-        <w:r>
-          <w:rPr>
-            <w:lang w:val="zh_TW" w:bidi="zh_TW"/>
-          </w:rPr>
-          <w:rPr>
-            <w:color w:val="0000EE"/>
-            <w:u w:val="single"/>
-          </w:rPr>
-          <w:t>約11:9</w:t>
-        </w:r>
-      </w:hyperlink>
-      <w:r>
-        <w:rPr>
-          <w:lang w:val="zh_TW" w:bidi="zh_TW"/>
-        </w:rPr>
-        <w:t>）。</w:t>
-      </w:r>
-    </w:p>
-    <w:p>
-      <w:pPr/>
-      <w:r>
-        <w:rPr>
-          <w:lang w:val="zh_TW" w:bidi="zh_TW"/>
-        </w:rPr>
-      </w:r>
-      <w:r>
-        <w:rPr>
-          <w:lang w:val="zh_TW" w:bidi="zh_TW"/>
-        </w:rPr>
-        <w:t>除了字面意義上的日子，新約作者也使用比喻的說法，例如「拯救的日子」（</w:t>
-      </w:r>
-      <w:hyperlink r:id="rId39">
-        <w:r>
-          <w:rPr>
-            <w:lang w:val="zh_TW" w:bidi="zh_TW"/>
-          </w:rPr>
-          <w:rPr>
-            <w:color w:val="0000EE"/>
-            <w:u w:val="single"/>
-          </w:rPr>
-          <w:t>林後6:2</w:t>
-        </w:r>
-      </w:hyperlink>
-      <w:r>
-        <w:rPr>
-          <w:lang w:val="zh_TW" w:bidi="zh_TW"/>
-        </w:rPr>
-        <w:t>） 和「耶穌基督的日子」（</w:t>
-      </w:r>
-      <w:hyperlink r:id="rId40">
-        <w:r>
-          <w:rPr>
-            <w:lang w:val="zh_TW" w:bidi="zh_TW"/>
-          </w:rPr>
-          <w:rPr>
-            <w:color w:val="0000EE"/>
-            <w:u w:val="single"/>
-          </w:rPr>
-          <w:t>腓1:6</w:t>
-        </w:r>
-      </w:hyperlink>
-      <w:r>
-        <w:rPr>
-          <w:lang w:val="zh_TW" w:bidi="zh_TW"/>
-        </w:rPr>
-        <w:t>）。「日子」也有用來指具體的時段，如「他供職的日子」（</w:t>
-      </w:r>
-      <w:hyperlink r:id="rId41">
-        <w:r>
-          <w:rPr>
-            <w:lang w:val="zh_TW" w:bidi="zh_TW"/>
-          </w:rPr>
-          <w:rPr>
-            <w:color w:val="0000EE"/>
-            <w:u w:val="single"/>
-          </w:rPr>
-          <w:t>路1:23</w:t>
-        </w:r>
-      </w:hyperlink>
-      <w:r>
-        <w:rPr>
-          <w:lang w:val="zh_TW" w:bidi="zh_TW"/>
-        </w:rPr>
-        <w:t>）。特別節期包括逾越節（</w:t>
-      </w:r>
-      <w:hyperlink r:id="rId42">
-        <w:r>
-          <w:rPr>
-            <w:lang w:val="zh_TW" w:bidi="zh_TW"/>
-          </w:rPr>
-          <w:rPr>
-            <w:color w:val="0000EE"/>
-            <w:u w:val="single"/>
-          </w:rPr>
-          <w:t>約12:1</w:t>
-        </w:r>
-      </w:hyperlink>
-      <w:r>
-        <w:rPr>
-          <w:lang w:val="zh_TW" w:bidi="zh_TW"/>
-        </w:rPr>
-        <w:t>）、「</w:t>
-      </w:r>
-      <w:r>
-        <w:rPr>
-          <w:lang w:val="zh_TW" w:bidi="zh_TW"/>
-        </w:rPr>
-        <w:t>除酵的日子」</w:t>
-      </w:r>
-      <w:r>
-        <w:rPr>
-          <w:lang w:val="zh_TW" w:bidi="zh_TW"/>
-        </w:rPr>
-        <w:t>（</w:t>
-      </w:r>
-      <w:hyperlink r:id="rId43">
-        <w:r>
-          <w:rPr>
-            <w:lang w:val="zh_TW" w:bidi="zh_TW"/>
-          </w:rPr>
-          <w:rPr>
-            <w:color w:val="0000EE"/>
-            <w:u w:val="single"/>
-          </w:rPr>
-          <w:t>徒12:3</w:t>
-        </w:r>
-      </w:hyperlink>
-      <w:r>
-        <w:rPr>
-          <w:lang w:val="zh_TW" w:bidi="zh_TW"/>
-        </w:rPr>
-        <w:t>） 和五旬節（</w:t>
-      </w:r>
-      <w:hyperlink r:id="rId44">
-        <w:r>
-          <w:rPr>
-            <w:lang w:val="zh_TW" w:bidi="zh_TW"/>
-          </w:rPr>
-          <w:rPr>
-            <w:color w:val="0000EE"/>
-            <w:u w:val="single"/>
-          </w:rPr>
-          <w:t>徒2:1</w:t>
-        </w:r>
-      </w:hyperlink>
-      <w:r>
-        <w:rPr>
-          <w:lang w:val="zh_TW" w:bidi="zh_TW"/>
-        </w:rPr>
-        <w:t>）。</w:t>
-      </w:r>
-    </w:p>
-    <w:p>
-      <w:pPr/>
-      <w:r>
-        <w:rPr>
-          <w:lang w:val="zh_TW" w:bidi="zh_TW"/>
-        </w:rPr>
-      </w:r>
-      <w:r>
-        <w:rPr>
-          <w:lang w:val="zh_TW" w:bidi="zh_TW"/>
-        </w:rPr>
-        <w:t>與舊約一樣，日子也指人的一生（</w:t>
-      </w:r>
-      <w:hyperlink r:id="rId45">
-        <w:r>
-          <w:rPr>
-            <w:lang w:val="zh_TW" w:bidi="zh_TW"/>
-          </w:rPr>
-          <w:rPr>
-            <w:color w:val="0000EE"/>
-            <w:u w:val="single"/>
-          </w:rPr>
-          <w:t>約9:4</w:t>
-        </w:r>
-      </w:hyperlink>
-      <w:r>
-        <w:rPr>
-          <w:lang w:val="zh_TW" w:bidi="zh_TW"/>
-        </w:rPr>
-        <w:t>）。基督徒被稱為「光明之子」和「白晝之子」（</w:t>
-      </w:r>
-      <w:hyperlink r:id="rId46">
-        <w:r>
-          <w:rPr>
-            <w:lang w:val="zh_TW" w:bidi="zh_TW"/>
-          </w:rPr>
-          <w:rPr>
-            <w:color w:val="0000EE"/>
-            <w:u w:val="single"/>
-          </w:rPr>
-          <w:t>帖前5:5</w:t>
-        </w:r>
-      </w:hyperlink>
-      <w:r>
-        <w:rPr>
-          <w:lang w:val="zh_TW" w:bidi="zh_TW"/>
-        </w:rPr>
-        <w:t>），較長的時期或時代也被稱為日子（</w:t>
-      </w:r>
-      <w:hyperlink r:id="rId39">
-        <w:r>
-          <w:rPr>
-            <w:lang w:val="zh_TW" w:bidi="zh_TW"/>
-          </w:rPr>
-          <w:rPr>
-            <w:color w:val="0000EE"/>
-            <w:u w:val="single"/>
-          </w:rPr>
-          <w:t>林後6:2</w:t>
-        </w:r>
-      </w:hyperlink>
-      <w:r>
-        <w:rPr>
-          <w:lang w:val="zh_TW" w:bidi="zh_TW"/>
-        </w:rPr>
-        <w:t>；</w:t>
-      </w:r>
-      <w:hyperlink r:id="rId47">
-        <w:r>
-          <w:rPr>
-            <w:lang w:val="zh_TW" w:bidi="zh_TW"/>
-          </w:rPr>
-          <w:rPr>
-            <w:color w:val="0000EE"/>
-            <w:u w:val="single"/>
-          </w:rPr>
-          <w:t>弗5:16</w:t>
-        </w:r>
-      </w:hyperlink>
-      <w:r>
-        <w:rPr>
-          <w:lang w:val="zh_TW" w:bidi="zh_TW"/>
-        </w:rPr>
-        <w:t>，</w:t>
-      </w:r>
-      <w:hyperlink r:id="rId48">
-        <w:r>
-          <w:rPr>
-            <w:lang w:val="zh_TW" w:bidi="zh_TW"/>
-          </w:rPr>
-          <w:rPr>
-            <w:color w:val="0000EE"/>
-            <w:u w:val="single"/>
-          </w:rPr>
-          <w:t>6:13</w:t>
-        </w:r>
-      </w:hyperlink>
-      <w:r>
-        <w:rPr>
-          <w:lang w:val="zh_TW" w:bidi="zh_TW"/>
-        </w:rPr>
-        <w:t>；</w:t>
-      </w:r>
-      <w:hyperlink r:id="rId49">
-        <w:r>
-          <w:rPr>
-            <w:lang w:val="zh_TW" w:bidi="zh_TW"/>
-          </w:rPr>
-          <w:rPr>
-            <w:color w:val="0000EE"/>
-            <w:u w:val="single"/>
-          </w:rPr>
-          <w:t>來5:7</w:t>
-        </w:r>
-      </w:hyperlink>
-      <w:r>
-        <w:rPr>
-          <w:lang w:val="zh_TW" w:bidi="zh_TW"/>
-        </w:rPr>
-        <w:t>）。舊約先知所強調審判的日子在新約中延續，並特別指出那是神最終審判的日子——人子（耶穌）要顯明祂是主（</w:t>
-      </w:r>
-      <w:hyperlink r:id="rId50">
-        <w:r>
-          <w:rPr>
-            <w:lang w:val="zh_TW" w:bidi="zh_TW"/>
-          </w:rPr>
-          <w:rPr>
-            <w:color w:val="0000EE"/>
-            <w:u w:val="single"/>
-          </w:rPr>
-          <w:t>路17:30</w:t>
-        </w:r>
-      </w:hyperlink>
-      <w:r>
-        <w:rPr>
-          <w:lang w:val="zh_TW" w:bidi="zh_TW"/>
-        </w:rPr>
-        <w:t>；</w:t>
-      </w:r>
-      <w:hyperlink r:id="rId51">
-        <w:r>
-          <w:rPr>
-            <w:lang w:val="zh_TW" w:bidi="zh_TW"/>
-          </w:rPr>
-          <w:rPr>
-            <w:color w:val="0000EE"/>
-            <w:u w:val="single"/>
-          </w:rPr>
-          <w:t>約6:39–44</w:t>
-        </w:r>
-      </w:hyperlink>
-      <w:r>
-        <w:rPr>
-          <w:lang w:val="zh_TW" w:bidi="zh_TW"/>
-        </w:rPr>
-        <w:t>；</w:t>
-      </w:r>
-      <w:hyperlink r:id="rId52">
-        <w:r>
-          <w:rPr>
-            <w:lang w:val="zh_TW" w:bidi="zh_TW"/>
-          </w:rPr>
-          <w:rPr>
-            <w:color w:val="0000EE"/>
-            <w:u w:val="single"/>
-          </w:rPr>
-          <w:t>林前5:5</w:t>
-        </w:r>
-      </w:hyperlink>
-      <w:r>
-        <w:rPr>
-          <w:lang w:val="zh_TW" w:bidi="zh_TW"/>
-        </w:rPr>
-        <w:t>；</w:t>
-      </w:r>
-      <w:hyperlink r:id="rId53">
-        <w:r>
-          <w:rPr>
-            <w:lang w:val="zh_TW" w:bidi="zh_TW"/>
-          </w:rPr>
-          <w:rPr>
-            <w:color w:val="0000EE"/>
-            <w:u w:val="single"/>
-          </w:rPr>
-          <w:t>帖前5:2</w:t>
-        </w:r>
-      </w:hyperlink>
-      <w:r>
-        <w:rPr>
-          <w:lang w:val="zh_TW" w:bidi="zh_TW"/>
-        </w:rPr>
-        <w:t>；</w:t>
-      </w:r>
-      <w:hyperlink r:id="rId54">
-        <w:r>
-          <w:rPr>
-            <w:lang w:val="zh_TW" w:bidi="zh_TW"/>
-          </w:rPr>
-          <w:rPr>
-            <w:color w:val="0000EE"/>
-            <w:u w:val="single"/>
-          </w:rPr>
-          <w:t>彼後2:9</w:t>
-        </w:r>
-      </w:hyperlink>
-      <w:r>
-        <w:rPr>
-          <w:lang w:val="zh_TW" w:bidi="zh_TW"/>
-        </w:rPr>
-        <w:t>，</w:t>
-      </w:r>
-      <w:hyperlink r:id="rId55">
-        <w:r>
-          <w:rPr>
-            <w:lang w:val="zh_TW" w:bidi="zh_TW"/>
-          </w:rPr>
-          <w:rPr>
-            <w:color w:val="0000EE"/>
-            <w:u w:val="single"/>
-          </w:rPr>
-          <w:t>3:7、12</w:t>
-        </w:r>
-      </w:hyperlink>
-      <w:r>
-        <w:rPr>
-          <w:lang w:val="zh_TW" w:bidi="zh_TW"/>
-        </w:rPr>
-        <w:t>；</w:t>
-      </w:r>
-      <w:hyperlink r:id="rId56">
-        <w:r>
-          <w:rPr>
-            <w:lang w:val="zh_TW" w:bidi="zh_TW"/>
-          </w:rPr>
-          <w:rPr>
-            <w:color w:val="0000EE"/>
-            <w:u w:val="single"/>
-          </w:rPr>
-          <w:t>約一4:17</w:t>
-        </w:r>
-      </w:hyperlink>
-      <w:r>
-        <w:rPr>
-          <w:lang w:val="zh_TW" w:bidi="zh_TW"/>
-        </w:rPr>
-        <w:t>；</w:t>
-      </w:r>
-      <w:hyperlink r:id="rId57">
-        <w:r>
-          <w:rPr>
-            <w:lang w:val="zh_TW" w:bidi="zh_TW"/>
-          </w:rPr>
-          <w:rPr>
-            <w:color w:val="0000EE"/>
-            <w:u w:val="single"/>
-          </w:rPr>
-          <w:t>啟16:14</w:t>
-        </w:r>
-      </w:hyperlink>
-      <w:r>
-        <w:rPr>
-          <w:lang w:val="zh_TW" w:bidi="zh_TW"/>
-        </w:rPr>
-        <w:t>）。「</w:t>
-      </w:r>
-      <w:r>
-        <w:rPr>
-          <w:lang w:val="zh_TW" w:bidi="zh_TW"/>
-        </w:rPr>
-        <w:t>永遠</w:t>
-      </w:r>
-      <w:r>
-        <w:rPr>
-          <w:lang w:val="zh_TW" w:bidi="zh_TW"/>
-        </w:rPr>
-        <w:t>」標誌著時間將成為永恆的那一刻（</w:t>
-      </w:r>
-      <w:hyperlink r:id="rId58">
-        <w:r>
-          <w:rPr>
-            <w:lang w:val="zh_TW" w:bidi="zh_TW"/>
-          </w:rPr>
-          <w:rPr>
-            <w:color w:val="0000EE"/>
-            <w:u w:val="single"/>
-          </w:rPr>
-          <w:t>彼後3:18</w:t>
-        </w:r>
-      </w:hyperlink>
-      <w:r>
-        <w:rPr>
-          <w:lang w:val="zh_TW" w:bidi="zh_TW"/>
-        </w:rPr>
-        <w:t>）。新耶路撒冷，就是神子民的居所，被描述為一個永遠白晝之地（</w:t>
-      </w:r>
-      <w:hyperlink r:id="rId59">
-        <w:r>
-          <w:rPr>
-            <w:lang w:val="zh_TW" w:bidi="zh_TW"/>
-          </w:rPr>
-          <w:rPr>
-            <w:color w:val="0000EE"/>
-            <w:u w:val="single"/>
-          </w:rPr>
-          <w:t>啟21:25</w:t>
+          <w:t>來1:14</w:t>
         </w:r>
       </w:hyperlink>
       <w:r>
@@ -1370,25 +444,13 @@
         <w:rPr>
           <w:lang w:val="zh_TW" w:bidi="zh_TW"/>
         </w:rPr>
-        <w:t>古代與現代曆法</w:t>
+        <w:t xml:space="preserve"> </w:t>
       </w:r>
       <w:r>
         <w:rPr>
           <w:lang w:val="zh_TW" w:bidi="zh_TW"/>
         </w:rPr>
-        <w:t>；耶和華的日子</w:t>
-      </w:r>
-      <w:r>
-        <w:rPr>
-          <w:lang w:val="zh_TW" w:bidi="zh_TW"/>
-        </w:rPr>
-        <w:t>；</w:t>
-      </w:r>
-      <w:r>
-        <w:rPr>
-          <w:lang w:val="zh_TW" w:bidi="zh_TW"/>
-        </w:rPr>
-        <w:t>末世論</w:t>
+        <w:t>戰爭</w:t>
       </w:r>
       <w:r>
         <w:rPr>

--- a/zht/docx/114.content.docx
+++ b/zht/docx/114.content.docx
@@ -149,7 +149,7 @@
         <w:rPr>
           <w:lang w:val="zh_TW" w:bidi="zh_TW"/>
         </w:rPr>
-        <w:t>qun</w:t>
+        <w:t>nv</w:t>
       </w:r>
       <w:r>
         <w:rPr>
@@ -212,7 +212,7 @@
         <w:rPr>
           <w:lang w:val="zh_TW" w:bidi="zh_TW"/>
         </w:rPr>
-        <w:t>群</w:t>
+        <w:t>女人</w:t>
       </w:r>
       <w:r>
         <w:rPr>
@@ -231,7 +231,36 @@
         <w:rPr>
           <w:lang w:val="zh_TW" w:bidi="zh_TW"/>
         </w:rPr>
-        <w:t>羅馬軍隊的一個單位。在新約時代，一隊軍隊標準的規模是6,000人，外加約120名騎兵。</w:t>
+        <w:t>女人是成年的女性人類。神造女人為男人的伴侶（</w:t>
+      </w:r>
+      <w:hyperlink r:id="rId13">
+        <w:r>
+          <w:rPr>
+            <w:lang w:val="zh_TW" w:bidi="zh_TW"/>
+          </w:rPr>
+          <w:rPr>
+            <w:color w:val="0000EE"/>
+            <w:u w:val="single"/>
+          </w:rPr>
+          <w:t>創2:18–22</w:t>
+        </w:r>
+      </w:hyperlink>
+      <w:r>
+        <w:rPr>
+          <w:lang w:val="zh_TW" w:bidi="zh_TW"/>
+        </w:rPr>
+        <w:t>）。</w:t>
+      </w:r>
+    </w:p>
+    <w:p>
+      <w:pPr>
+        <w:pStyle w:val="Heading3"/>
+      </w:pPr>
+      <w:r>
+        <w:rPr>
+          <w:lang w:val="zh_TW" w:bidi="zh_TW"/>
+        </w:rPr>
+        <w:t>神造女人</w:t>
       </w:r>
     </w:p>
     <w:p>
@@ -245,21 +274,9 @@
         <w:rPr>
           <w:lang w:val="zh_TW" w:bidi="zh_TW"/>
         </w:rPr>
-        <w:t>因為它代表了一大群人，「群」這個詞被象徵性地用來表示一個不確定的大數量；這種用法在新約中出現了四次。在關於格拉森被鬼附的人這個故事中，耶穌問那人：「你的名字是什麼？」那人回答：「</w:t>
-      </w:r>
-      <w:r>
-        <w:rPr>
-          <w:lang w:val="zh_TW" w:bidi="zh_TW"/>
-        </w:rPr>
-        <w:t>我名叫『群』，因為我們多的緣故</w:t>
-      </w:r>
-      <w:r>
-        <w:rPr>
-          <w:lang w:val="zh_TW" w:bidi="zh_TW"/>
-        </w:rPr>
-        <w:t>」（</w:t>
-      </w:r>
-      <w:hyperlink r:id="rId13">
+        <w:t>創世記有兩個記載，有關神如何造出第一個男人和女人。第一個記載在</w:t>
+      </w:r>
+      <w:hyperlink r:id="rId14">
         <w:r>
           <w:rPr>
             <w:lang w:val="zh_TW" w:bidi="zh_TW"/>
@@ -268,14 +285,14 @@
             <w:color w:val="0000EE"/>
             <w:u w:val="single"/>
           </w:rPr>
-          <w:t>可5:9、15</w:t>
+          <w:t>創世記一章26至28節</w:t>
         </w:r>
       </w:hyperlink>
       <w:r>
         <w:rPr>
           <w:lang w:val="zh_TW" w:bidi="zh_TW"/>
         </w:rPr>
-        <w:t>；</w:t>
+        <w:t>，這處經文說神按著自己的形像造人，造男造女。男人和女人同樣有神的形像，表示他們都在地上反映神的大能與尊榮。神吩咐他們要生養眾多，治理世界。</w:t>
       </w:r>
       <w:hyperlink r:id="rId14">
         <w:r>
@@ -286,50 +303,14 @@
             <w:color w:val="0000EE"/>
             <w:u w:val="single"/>
           </w:rPr>
-          <w:t>路8:30</w:t>
+          <w:t>創世記一章26至28節</w:t>
         </w:r>
       </w:hyperlink>
       <w:r>
         <w:rPr>
           <w:lang w:val="zh_TW" w:bidi="zh_TW"/>
         </w:rPr>
-        <w:t>；參：</w:t>
-      </w:r>
-      <w:hyperlink r:id="rId15">
-        <w:r>
-          <w:rPr>
-            <w:lang w:val="zh_TW" w:bidi="zh_TW"/>
-          </w:rPr>
-          <w:rPr>
-            <w:color w:val="0000EE"/>
-            <w:u w:val="single"/>
-          </w:rPr>
-          <w:t>太12:45</w:t>
-        </w:r>
-      </w:hyperlink>
-      <w:r>
-        <w:rPr>
-          <w:lang w:val="zh_TW" w:bidi="zh_TW"/>
-        </w:rPr>
-        <w:t>；</w:t>
-      </w:r>
-      <w:hyperlink r:id="rId16">
-        <w:r>
-          <w:rPr>
-            <w:lang w:val="zh_TW" w:bidi="zh_TW"/>
-          </w:rPr>
-          <w:rPr>
-            <w:color w:val="0000EE"/>
-            <w:u w:val="single"/>
-          </w:rPr>
-          <w:t>路8:2</w:t>
-        </w:r>
-      </w:hyperlink>
-      <w:r>
-        <w:rPr>
-          <w:lang w:val="zh_TW" w:bidi="zh_TW"/>
-        </w:rPr>
-        <w:t>，這些經文提到多個鬼附在一個人身上）。</w:t>
+        <w:t>沒有表明女人比男人次要，或她必須順服男人的權柄。相反，這段經文顯示男女共同彰顯造物主的形像。</w:t>
       </w:r>
     </w:p>
     <w:p>
@@ -343,9 +324,9 @@
         <w:rPr>
           <w:lang w:val="zh_TW" w:bidi="zh_TW"/>
         </w:rPr>
-        <w:t>這個詞的另一個用法是在</w:t>
-      </w:r>
-      <w:hyperlink r:id="rId17">
+        <w:t>第二個有關神造女人的記載在</w:t>
+      </w:r>
+      <w:hyperlink r:id="rId15">
         <w:r>
           <w:rPr>
             <w:lang w:val="zh_TW" w:bidi="zh_TW"/>
@@ -354,26 +335,32 @@
             <w:color w:val="0000EE"/>
             <w:u w:val="single"/>
           </w:rPr>
-          <w:t>馬太福音二十六章53節</w:t>
+          <w:t>創世記二章20至25節</w:t>
         </w:r>
       </w:hyperlink>
       <w:r>
         <w:rPr>
           <w:lang w:val="zh_TW" w:bidi="zh_TW"/>
         </w:rPr>
-        <w:t>，當時耶穌被捕，他的一個同伴拔出劍來保護祂。耶穌禁止他，說：「</w:t>
-      </w:r>
-      <w:r>
-        <w:rPr>
-          <w:lang w:val="zh_TW" w:bidi="zh_TW"/>
-        </w:rPr>
-        <w:t>你想，我不能求我父現在為我差遣十二營多天使來嗎？</w:t>
-      </w:r>
-      <w:r>
-        <w:rPr>
-          <w:lang w:val="zh_TW" w:bidi="zh_TW"/>
-        </w:rPr>
-        <w:t>」。因此，他提到了可以召喚來幫助他的天使數量是多龐大。</w:t>
+        <w:t>。在</w:t>
+      </w:r>
+      <w:hyperlink r:id="rId16">
+        <w:r>
+          <w:rPr>
+            <w:lang w:val="zh_TW" w:bidi="zh_TW"/>
+          </w:rPr>
+          <w:rPr>
+            <w:color w:val="0000EE"/>
+            <w:u w:val="single"/>
+          </w:rPr>
+          <w:t>創世記二章</w:t>
+        </w:r>
+      </w:hyperlink>
+      <w:r>
+        <w:rPr>
+          <w:lang w:val="zh_TW" w:bidi="zh_TW"/>
+        </w:rPr>
+        <w:t>中，神先造男人，後造女人。有些人認為這表明男人可能更重要。然而，在創世的敘事中，神常常分階段創造，從較簡單到更美好或更完整。</w:t>
       </w:r>
     </w:p>
     <w:p>
@@ -387,9 +374,9 @@
         <w:rPr>
           <w:lang w:val="zh_TW" w:bidi="zh_TW"/>
         </w:rPr>
-        <w:t>「群」這個詞在新約中從未以其軍事意義出現，而是指反對人類屬靈的邪惡勢力（參：</w:t>
-      </w:r>
-      <w:hyperlink r:id="rId18">
+        <w:t>由於神先造男人，男人就有權給女人起名（</w:t>
+      </w:r>
+      <w:hyperlink r:id="rId17">
         <w:r>
           <w:rPr>
             <w:lang w:val="zh_TW" w:bidi="zh_TW"/>
@@ -398,32 +385,14 @@
             <w:color w:val="0000EE"/>
             <w:u w:val="single"/>
           </w:rPr>
-          <w:t>弗 6:12</w:t>
+          <w:t>創2:23</w:t>
         </w:r>
       </w:hyperlink>
       <w:r>
         <w:rPr>
           <w:lang w:val="zh_TW" w:bidi="zh_TW"/>
         </w:rPr>
-        <w:t>）或可以召喚來幫助他們屬靈的力量（參：</w:t>
-      </w:r>
-      <w:hyperlink r:id="rId19">
-        <w:r>
-          <w:rPr>
-            <w:lang w:val="zh_TW" w:bidi="zh_TW"/>
-          </w:rPr>
-          <w:rPr>
-            <w:color w:val="0000EE"/>
-            <w:u w:val="single"/>
-          </w:rPr>
-          <w:t>來1:14</w:t>
-        </w:r>
-      </w:hyperlink>
-      <w:r>
-        <w:rPr>
-          <w:lang w:val="zh_TW" w:bidi="zh_TW"/>
-        </w:rPr>
-        <w:t>）。</w:t>
+        <w:t>）。在閃族文化中，命名往往表達權柄或所有權。這可能意味著亞當給妻子起名是表達權柄的行為。然而，他給她的名字是「女人」，與「男人」這個詞緊密相關，表明男人肯定女人與他同等。因此，雖然在創造的次序上有先後，男人和女人仍然是夥伴。這種關係既有秩序，又有平等。</w:t>
       </w:r>
     </w:p>
     <w:p>
@@ -433,13 +402,919 @@
           <w:lang w:val="zh_TW" w:bidi="zh_TW"/>
         </w:rPr>
       </w:r>
+      <w:hyperlink r:id="rId18">
+        <w:r>
+          <w:rPr>
+            <w:lang w:val="zh_TW" w:bidi="zh_TW"/>
+          </w:rPr>
+          <w:rPr>
+            <w:color w:val="0000EE"/>
+            <w:u w:val="single"/>
+          </w:rPr>
+          <w:t>創世記一</w:t>
+        </w:r>
+      </w:hyperlink>
+      <w:r>
+        <w:rPr>
+          <w:lang w:val="zh_TW" w:bidi="zh_TW"/>
+        </w:rPr>
+        <w:t>和</w:t>
+      </w:r>
+      <w:hyperlink r:id="rId16">
+        <w:r>
+          <w:rPr>
+            <w:lang w:val="zh_TW" w:bidi="zh_TW"/>
+          </w:rPr>
+          <w:rPr>
+            <w:color w:val="0000EE"/>
+            <w:u w:val="single"/>
+          </w:rPr>
+          <w:t>二章</w:t>
+        </w:r>
+      </w:hyperlink>
+      <w:r>
+        <w:rPr>
+          <w:lang w:val="zh_TW" w:bidi="zh_TW"/>
+        </w:rPr>
+        <w:t>描述男人和女人的平衡關係，他們是人類的第一對父母。神按著自己的形像造了他們兩人，他們是神計劃中的夥伴。然而，他們之間也有一對一的關係，其中一方帶領另一方。在罪進入世界之前（這事件通常稱為墮落），這種平等與帶領的平衡是和諧共存的。</w:t>
+      </w:r>
+    </w:p>
+    <w:p>
+      <w:pPr>
+        <w:pStyle w:val="Heading3"/>
+      </w:pPr>
+      <w:r>
+        <w:rPr>
+          <w:lang w:val="zh_TW" w:bidi="zh_TW"/>
+        </w:rPr>
+        <w:t>墮落後女人所經歷的改變</w:t>
+      </w:r>
+    </w:p>
+    <w:p>
+      <w:pPr/>
+      <w:r>
+        <w:rPr>
+          <w:lang w:val="zh_TW" w:bidi="zh_TW"/>
+        </w:rPr>
+      </w:r>
+      <w:hyperlink r:id="rId19">
+        <w:r>
+          <w:rPr>
+            <w:lang w:val="zh_TW" w:bidi="zh_TW"/>
+          </w:rPr>
+          <w:rPr>
+            <w:color w:val="0000EE"/>
+            <w:u w:val="single"/>
+          </w:rPr>
+          <w:t>創世記三章</w:t>
+        </w:r>
+      </w:hyperlink>
+      <w:r>
+        <w:rPr>
+          <w:lang w:val="zh_TW" w:bidi="zh_TW"/>
+        </w:rPr>
+        <w:t>記載罪進入世界的故事。因著罪，男人與女人之間原本良好的關係受到破壞。神對女人說，她在生產時必多受苦楚（</w:t>
+      </w:r>
+      <w:hyperlink r:id="rId20">
+        <w:r>
+          <w:rPr>
+            <w:lang w:val="zh_TW" w:bidi="zh_TW"/>
+          </w:rPr>
+          <w:rPr>
+            <w:color w:val="0000EE"/>
+            <w:u w:val="single"/>
+          </w:rPr>
+          <w:t>創3:16</w:t>
+        </w:r>
+      </w:hyperlink>
+      <w:r>
+        <w:rPr>
+          <w:lang w:val="zh_TW" w:bidi="zh_TW"/>
+        </w:rPr>
+        <w:t>）。祂也說，她與丈夫的關係從此會包含衝突。神說：「你必戀慕你丈夫；你丈夫必管轄你。」</w:t>
+      </w:r>
+    </w:p>
+    <w:p>
+      <w:pPr/>
+      <w:r>
+        <w:rPr>
+          <w:lang w:val="zh_TW" w:bidi="zh_TW"/>
+        </w:rPr>
+      </w:r>
+      <w:r>
+        <w:rPr>
+          <w:lang w:val="zh_TW" w:bidi="zh_TW"/>
+        </w:rPr>
+        <w:t>在</w:t>
+      </w:r>
+      <w:hyperlink r:id="rId19">
+        <w:r>
+          <w:rPr>
+            <w:lang w:val="zh_TW" w:bidi="zh_TW"/>
+          </w:rPr>
+          <w:rPr>
+            <w:color w:val="0000EE"/>
+            <w:u w:val="single"/>
+          </w:rPr>
+          <w:t>創世記三</w:t>
+        </w:r>
+      </w:hyperlink>
+      <w:r>
+        <w:rPr>
+          <w:lang w:val="zh_TW" w:bidi="zh_TW"/>
+        </w:rPr>
+        <w:t>和</w:t>
+      </w:r>
+      <w:hyperlink r:id="rId21">
+        <w:r>
+          <w:rPr>
+            <w:lang w:val="zh_TW" w:bidi="zh_TW"/>
+          </w:rPr>
+          <w:rPr>
+            <w:color w:val="0000EE"/>
+            <w:u w:val="single"/>
+          </w:rPr>
+          <w:t>四節</w:t>
+        </w:r>
+      </w:hyperlink>
+      <w:r>
+        <w:rPr>
+          <w:lang w:val="zh_TW" w:bidi="zh_TW"/>
+        </w:rPr>
+        <w:t>的經文中，希伯來文「戀慕（</w:t>
+      </w:r>
       <w:r>
         <w:rPr>
           <w:i/>
           <w:lang w:val="zh_TW" w:bidi="zh_TW"/>
         </w:rPr>
+        <w:t>teshuqah</w:t>
+      </w:r>
+      <w:r>
+        <w:rPr>
+          <w:lang w:val="zh_TW" w:bidi="zh_TW"/>
+        </w:rPr>
+        <w:t>）」一詞並不是指性的渴望，而是指想要掌控或支配（</w:t>
+      </w:r>
+      <w:r>
+        <w:rPr>
+          <w:i/>
+          <w:lang w:val="zh_TW" w:bidi="zh_TW"/>
+        </w:rPr>
+        <w:t>teshuqah</w:t>
+      </w:r>
+      <w:r>
+        <w:rPr>
+          <w:lang w:val="zh_TW" w:bidi="zh_TW"/>
+        </w:rPr>
+        <w:t>的性意義出現在</w:t>
+      </w:r>
+      <w:hyperlink r:id="rId22">
+        <w:r>
+          <w:rPr>
+            <w:lang w:val="zh_TW" w:bidi="zh_TW"/>
+          </w:rPr>
+          <w:rPr>
+            <w:color w:val="0000EE"/>
+            <w:u w:val="single"/>
+          </w:rPr>
+          <w:t>歌7:10</w:t>
+        </w:r>
+      </w:hyperlink>
+      <w:r>
+        <w:rPr>
+          <w:lang w:val="zh_TW" w:bidi="zh_TW"/>
+        </w:rPr>
+        <w:t>）。因著罪，女人可能想要掌控她的丈夫；同時，男人也可能以嚴苛的方式管轄她。這並不是神起初設計的關係，罪使兩個原本平等的夥伴互相爭鬥。</w:t>
+      </w:r>
+    </w:p>
+    <w:p>
+      <w:pPr/>
+      <w:r>
+        <w:rPr>
+          <w:lang w:val="zh_TW" w:bidi="zh_TW"/>
+        </w:rPr>
+      </w:r>
+      <w:r>
+        <w:rPr>
+          <w:lang w:val="zh_TW" w:bidi="zh_TW"/>
+        </w:rPr>
+        <w:t>使徒保羅在以弗所書中，對丈夫和妻子提出指引。他教導說，男人和女人都需要被神的靈改變。保羅說：「們作妻子的，當順服自己的丈夫，如同順服主」（</w:t>
+      </w:r>
+      <w:hyperlink r:id="rId23">
+        <w:r>
+          <w:rPr>
+            <w:lang w:val="zh_TW" w:bidi="zh_TW"/>
+          </w:rPr>
+          <w:rPr>
+            <w:color w:val="0000EE"/>
+            <w:u w:val="single"/>
+          </w:rPr>
+          <w:t>弗5:22</w:t>
+        </w:r>
+      </w:hyperlink>
+      <w:r>
+        <w:rPr>
+          <w:lang w:val="zh_TW" w:bidi="zh_TW"/>
+        </w:rPr>
+        <w:t>）。這意思是，妻子應當尊重丈夫，跟隨他的帶領，就像她跟隨耶穌一樣。保羅解釋說，丈夫蒙召作帶領，是要反映基督帶領教會的方式（</w:t>
+      </w:r>
+      <w:hyperlink r:id="rId24">
+        <w:r>
+          <w:rPr>
+            <w:lang w:val="zh_TW" w:bidi="zh_TW"/>
+          </w:rPr>
+          <w:rPr>
+            <w:color w:val="0000EE"/>
+            <w:u w:val="single"/>
+          </w:rPr>
+          <w:t>弗5:23</w:t>
+        </w:r>
+      </w:hyperlink>
+      <w:r>
+        <w:rPr>
+          <w:lang w:val="zh_TW" w:bidi="zh_TW"/>
+        </w:rPr>
+        <w:t>）。</w:t>
+      </w:r>
+    </w:p>
+    <w:p>
+      <w:pPr/>
+      <w:r>
+        <w:rPr>
+          <w:lang w:val="zh_TW" w:bidi="zh_TW"/>
+        </w:rPr>
+      </w:r>
+      <w:r>
+        <w:rPr>
+          <w:lang w:val="zh_TW" w:bidi="zh_TW"/>
+        </w:rPr>
+        <w:t>但保羅也鄭重地對丈夫說，他們必須愛妻子，「正如基督愛教會，為教會捨己」（</w:t>
+      </w:r>
+      <w:hyperlink r:id="rId25">
+        <w:r>
+          <w:rPr>
+            <w:lang w:val="zh_TW" w:bidi="zh_TW"/>
+          </w:rPr>
+          <w:rPr>
+            <w:color w:val="0000EE"/>
+            <w:u w:val="single"/>
+          </w:rPr>
+          <w:t>弗5:25</w:t>
+        </w:r>
+      </w:hyperlink>
+      <w:r>
+        <w:rPr>
+          <w:lang w:val="zh_TW" w:bidi="zh_TW"/>
+        </w:rPr>
+        <w:t>）。這樣的愛並不是嚴苛或控制的，而是充滿關懷、犧牲和溫柔。</w:t>
+      </w:r>
+    </w:p>
+    <w:p>
+      <w:pPr/>
+      <w:r>
+        <w:rPr>
+          <w:lang w:val="zh_TW" w:bidi="zh_TW"/>
+        </w:rPr>
+      </w:r>
+      <w:r>
+        <w:rPr>
+          <w:lang w:val="zh_TW" w:bidi="zh_TW"/>
+        </w:rPr>
+        <w:t>保羅在</w:t>
+      </w:r>
+      <w:hyperlink r:id="rId26">
+        <w:r>
+          <w:rPr>
+            <w:lang w:val="zh_TW" w:bidi="zh_TW"/>
+          </w:rPr>
+          <w:rPr>
+            <w:color w:val="0000EE"/>
+            <w:u w:val="single"/>
+          </w:rPr>
+          <w:t>以弗所書五章31節</w:t>
+        </w:r>
+      </w:hyperlink>
+      <w:r>
+        <w:rPr>
+          <w:lang w:val="zh_TW" w:bidi="zh_TW"/>
+        </w:rPr>
+        <w:t>引用</w:t>
+      </w:r>
+      <w:hyperlink r:id="rId27">
+        <w:r>
+          <w:rPr>
+            <w:lang w:val="zh_TW" w:bidi="zh_TW"/>
+          </w:rPr>
+          <w:rPr>
+            <w:color w:val="0000EE"/>
+            <w:u w:val="single"/>
+          </w:rPr>
+          <w:t>創世記二章24節</w:t>
+        </w:r>
+      </w:hyperlink>
+      <w:r>
+        <w:rPr>
+          <w:lang w:val="zh_TW" w:bidi="zh_TW"/>
+        </w:rPr>
+        <w:t>，提醒讀者婚姻本是為了帶來深切的合一。在基督裡，可以恢復這合一。丈夫和妻子在價值上仍是平等的，他們的角色雖然不同，但彼此的關係卻建立在愛、尊重與互相順服上</w:t>
+      </w:r>
+      <w:hyperlink r:id="rId28">
+        <w:r>
+          <w:rPr>
+            <w:lang w:val="zh_TW" w:bidi="zh_TW"/>
+          </w:rPr>
+          <w:rPr>
+            <w:color w:val="0000EE"/>
+            <w:u w:val="single"/>
+          </w:rPr>
+          <w:t>（弗5:21）</w:t>
+        </w:r>
+      </w:hyperlink>
+      <w:r>
+        <w:rPr>
+          <w:lang w:val="zh_TW" w:bidi="zh_TW"/>
+        </w:rPr>
+        <w:t>。當他們一同跟隨耶穌，就開始恢復伊甸園裡的和平與喜樂。</w:t>
+      </w:r>
+    </w:p>
+    <w:p>
+      <w:pPr>
+        <w:pStyle w:val="Heading3"/>
+      </w:pPr>
+      <w:r>
+        <w:rPr>
+          <w:lang w:val="zh_TW" w:bidi="zh_TW"/>
+        </w:rPr>
+        <w:t>聖經中女人與生命的關係</w:t>
+      </w:r>
+    </w:p>
+    <w:p>
+      <w:pPr/>
+      <w:r>
+        <w:rPr>
+          <w:lang w:val="zh_TW" w:bidi="zh_TW"/>
+        </w:rPr>
+      </w:r>
+      <w:r>
+        <w:rPr>
+          <w:lang w:val="zh_TW" w:bidi="zh_TW"/>
+        </w:rPr>
+        <w:t>女人與男人一樣，完全是人。她是照著神的形像被造，反映神的本性。她能思想、創造、愛人，也能在她的文化、社群與日常生活中以多種方式服事。</w:t>
+      </w:r>
+    </w:p>
+    <w:p>
+      <w:pPr/>
+      <w:r>
+        <w:rPr>
+          <w:lang w:val="zh_TW" w:bidi="zh_TW"/>
+        </w:rPr>
+      </w:r>
+      <w:r>
+        <w:rPr>
+          <w:lang w:val="zh_TW" w:bidi="zh_TW"/>
+        </w:rPr>
+        <w:t>聖經經常將女人與生育聯繫起來。許多聖經中的女人，在生養與撫育兒女中找到極大意義。但聖經同樣表明，女人的價值並不取決於是否生育，而是在生命的各個層面都有價值。無論她是否有孩子，她在家庭、社群、教會以及神面前，都有自己獨立的身分。</w:t>
+      </w:r>
+    </w:p>
+    <w:p>
+      <w:pPr/>
+      <w:r>
+        <w:rPr>
+          <w:lang w:val="zh_TW" w:bidi="zh_TW"/>
+        </w:rPr>
+      </w:r>
+      <w:r>
+        <w:rPr>
+          <w:lang w:val="zh_TW" w:bidi="zh_TW"/>
+        </w:rPr>
+        <w:t>聖經也顯示，生育並非女人單獨的責任。丈夫是她的夥伴，他參與生命的起始，在生產的時候與她同在，並在孩子成長的過程中一同承擔照顧的責任。</w:t>
+      </w:r>
+    </w:p>
+    <w:p>
+      <w:pPr/>
+      <w:r>
+        <w:rPr>
+          <w:lang w:val="zh_TW" w:bidi="zh_TW"/>
+        </w:rPr>
+      </w:r>
+      <w:r>
+        <w:rPr>
+          <w:lang w:val="zh_TW" w:bidi="zh_TW"/>
+        </w:rPr>
+        <w:t>聖經把女人與神特別的應許連結起來。在</w:t>
+      </w:r>
+      <w:hyperlink r:id="rId29">
+        <w:r>
+          <w:rPr>
+            <w:lang w:val="zh_TW" w:bidi="zh_TW"/>
+          </w:rPr>
+          <w:rPr>
+            <w:color w:val="0000EE"/>
+            <w:u w:val="single"/>
+          </w:rPr>
+          <w:t>創世記三章15節</w:t>
+        </w:r>
+      </w:hyperlink>
+      <w:r>
+        <w:rPr>
+          <w:lang w:val="zh_TW" w:bidi="zh_TW"/>
+        </w:rPr>
+        <w:t>中，當人第一次犯罪後，神賜下一個盼望的信息。祂說，有一天，女人的後裔要勝過那惡者，就是撒但。這個應許為生育帶來了新的意義，使它成為盼望與祝福的記號。</w:t>
+      </w:r>
+    </w:p>
+    <w:p>
+      <w:pPr/>
+      <w:r>
+        <w:rPr>
+          <w:lang w:val="zh_TW" w:bidi="zh_TW"/>
+        </w:rPr>
+      </w:r>
+      <w:r>
+        <w:rPr>
+          <w:lang w:val="zh_TW" w:bidi="zh_TW"/>
+        </w:rPr>
+        <w:t>這個應許最終指向耶穌的降生，祂由女人而生。神藉著祂把救恩帶到世界。此後每一個新生命的誕生，都可以看作是這故事的一部分，使人謹記神藉著人的家庭，帶來生命與醫治的應許。</w:t>
+      </w:r>
+    </w:p>
+    <w:p>
+      <w:pPr/>
+      <w:r>
+        <w:rPr>
+          <w:lang w:val="zh_TW" w:bidi="zh_TW"/>
+        </w:rPr>
+      </w:r>
+      <w:r>
+        <w:rPr>
+          <w:lang w:val="zh_TW" w:bidi="zh_TW"/>
+        </w:rPr>
+        <w:t>有些基督徒在</w:t>
+      </w:r>
+      <w:hyperlink r:id="rId30">
+        <w:r>
+          <w:rPr>
+            <w:lang w:val="zh_TW" w:bidi="zh_TW"/>
+          </w:rPr>
+          <w:rPr>
+            <w:color w:val="0000EE"/>
+            <w:u w:val="single"/>
+          </w:rPr>
+          <w:t>提摩太前書二章15節</w:t>
+        </w:r>
+      </w:hyperlink>
+      <w:r>
+        <w:rPr>
+          <w:lang w:val="zh_TW" w:bidi="zh_TW"/>
+        </w:rPr>
+        <w:t>看到這個觀念，經文說婦人必因生產得救。這並不是說生兒育女能帶來救恩，而可能是指神的應許，會藉基督降生這段漫長的故事得以應驗。</w:t>
+      </w:r>
+    </w:p>
+    <w:p>
+      <w:pPr/>
+      <w:r>
+        <w:rPr>
+          <w:lang w:val="zh_TW" w:bidi="zh_TW"/>
+        </w:rPr>
+      </w:r>
+      <w:r>
+        <w:rPr>
+          <w:lang w:val="zh_TW" w:bidi="zh_TW"/>
+        </w:rPr>
+        <w:t>在舊約聖經的世界裡，人常以為女人的價值主要在於生兒養女。但聖經指出，女人的真正價值並不單單取決於生產。正如男人一樣，女人最深的使命是藉著信心在神裡面找到。</w:t>
+      </w:r>
+    </w:p>
+    <w:p>
+      <w:pPr/>
+      <w:r>
+        <w:rPr>
+          <w:lang w:val="zh_TW" w:bidi="zh_TW"/>
+        </w:rPr>
+      </w:r>
+      <w:r>
+        <w:rPr>
+          <w:lang w:val="zh_TW" w:bidi="zh_TW"/>
+        </w:rPr>
+        <w:t>女人也許有許多孩子，並因撫養兒女而感到滿足。然而，照顧兒女並不等同於認識並尊榮神。她與神的關係才是最重要的。</w:t>
+      </w:r>
+    </w:p>
+    <w:p>
+      <w:pPr/>
+      <w:r>
+        <w:rPr>
+          <w:lang w:val="zh_TW" w:bidi="zh_TW"/>
+        </w:rPr>
+      </w:r>
+      <w:r>
+        <w:rPr>
+          <w:lang w:val="zh_TW" w:bidi="zh_TW"/>
+        </w:rPr>
+        <w:t>一個沒有孩子，甚至沒有丈夫的女人，仍然擁有完全的價值和身分。她是照著神的形像被造的，能以許多方式服事祂。她的生命有意義，是因為神，而不是因為她的家庭地位。</w:t>
+      </w:r>
+    </w:p>
+    <w:p>
+      <w:pPr/>
+      <w:r>
+        <w:rPr>
+          <w:lang w:val="zh_TW" w:bidi="zh_TW"/>
+        </w:rPr>
+      </w:r>
+      <w:r>
+        <w:rPr>
+          <w:lang w:val="zh_TW" w:bidi="zh_TW"/>
+        </w:rPr>
+        <w:t>神在女人生命中的恩賜，能引導她在群體中，找到表明自己對神忠誠的方法。例如，女人和男人一樣都有機會許拿細耳人願（</w:t>
+      </w:r>
+      <w:hyperlink r:id="rId31">
+        <w:r>
+          <w:rPr>
+            <w:lang w:val="zh_TW" w:bidi="zh_TW"/>
+          </w:rPr>
+          <w:rPr>
+            <w:color w:val="0000EE"/>
+            <w:u w:val="single"/>
+          </w:rPr>
+          <w:t>民6:2，</w:t>
+        </w:r>
+      </w:hyperlink>
+      <w:r>
+        <w:rPr>
+          <w:lang w:val="zh_TW" w:bidi="zh_TW"/>
+        </w:rPr>
         <w:t>另見</w:t>
       </w:r>
+      <w:hyperlink r:id="rId32">
+        <w:r>
+          <w:rPr>
+            <w:lang w:val="zh_TW" w:bidi="zh_TW"/>
+          </w:rPr>
+          <w:rPr>
+            <w:color w:val="0000EE"/>
+            <w:u w:val="single"/>
+          </w:rPr>
+          <w:t>30</w:t>
+        </w:r>
+      </w:hyperlink>
+      <w:r>
+        <w:rPr>
+          <w:lang w:val="zh_TW" w:bidi="zh_TW"/>
+        </w:rPr>
+        <w:t>章）。</w:t>
+      </w:r>
+    </w:p>
+    <w:p>
+      <w:pPr/>
+      <w:r>
+        <w:rPr>
+          <w:lang w:val="zh_TW" w:bidi="zh_TW"/>
+        </w:rPr>
+      </w:r>
+      <w:r>
+        <w:rPr>
+          <w:lang w:val="zh_TW" w:bidi="zh_TW"/>
+        </w:rPr>
+        <w:t>聖經記載了許多在公開場合事奉神的女人。摩西和亞倫的姊姊米利暗是女先知，也是音樂家和百姓的領袖（</w:t>
+      </w:r>
+      <w:hyperlink r:id="rId33">
+        <w:r>
+          <w:rPr>
+            <w:lang w:val="zh_TW" w:bidi="zh_TW"/>
+          </w:rPr>
+          <w:rPr>
+            <w:color w:val="0000EE"/>
+            <w:u w:val="single"/>
+          </w:rPr>
+          <w:t>出15:20–21</w:t>
+        </w:r>
+      </w:hyperlink>
+      <w:r>
+        <w:rPr>
+          <w:lang w:val="zh_TW" w:bidi="zh_TW"/>
+        </w:rPr>
+        <w:t>；</w:t>
+      </w:r>
+      <w:hyperlink r:id="rId34">
+        <w:r>
+          <w:rPr>
+            <w:lang w:val="zh_TW" w:bidi="zh_TW"/>
+          </w:rPr>
+          <w:rPr>
+            <w:color w:val="0000EE"/>
+            <w:u w:val="single"/>
+          </w:rPr>
+          <w:t>民12章</w:t>
+        </w:r>
+      </w:hyperlink>
+      <w:r>
+        <w:rPr>
+          <w:lang w:val="zh_TW" w:bidi="zh_TW"/>
+        </w:rPr>
+        <w:t>）。在米利暗去世後多年，神仍提醒以色列人，祂曾把她賜給他們作領袖（</w:t>
+      </w:r>
+      <w:hyperlink r:id="rId35">
+        <w:r>
+          <w:rPr>
+            <w:lang w:val="zh_TW" w:bidi="zh_TW"/>
+          </w:rPr>
+          <w:rPr>
+            <w:color w:val="0000EE"/>
+            <w:u w:val="single"/>
+          </w:rPr>
+          <w:t>彌6:4</w:t>
+        </w:r>
+      </w:hyperlink>
+      <w:r>
+        <w:rPr>
+          <w:lang w:val="zh_TW" w:bidi="zh_TW"/>
+        </w:rPr>
+        <w:t>）。</w:t>
+      </w:r>
+    </w:p>
+    <w:p>
+      <w:pPr/>
+      <w:r>
+        <w:rPr>
+          <w:lang w:val="zh_TW" w:bidi="zh_TW"/>
+        </w:rPr>
+      </w:r>
+      <w:r>
+        <w:rPr>
+          <w:lang w:val="zh_TW" w:bidi="zh_TW"/>
+        </w:rPr>
+        <w:t>還有其他女人也過著忠心又勇敢的生活。底波拉是女先知，也是唯一被稱為以色列士師的女人（</w:t>
+      </w:r>
+      <w:hyperlink r:id="rId36">
+        <w:r>
+          <w:rPr>
+            <w:lang w:val="zh_TW" w:bidi="zh_TW"/>
+          </w:rPr>
+          <w:rPr>
+            <w:color w:val="0000EE"/>
+            <w:u w:val="single"/>
+          </w:rPr>
+          <w:t>士4–5章</w:t>
+        </w:r>
+      </w:hyperlink>
+      <w:r>
+        <w:rPr>
+          <w:lang w:val="zh_TW" w:bidi="zh_TW"/>
+        </w:rPr>
+        <w:t>）。以斯帖是一位希伯來女人，她成了波斯的王后，勇敢朝見亞哈隨魯王，使她的百姓得以脫離死亡。戶勒大是另一位女先知，當約西亞王開始帶領百姓歸向神時，戶勒大向王傳講神的信息（</w:t>
+      </w:r>
+      <w:hyperlink r:id="rId37">
+        <w:r>
+          <w:rPr>
+            <w:lang w:val="zh_TW" w:bidi="zh_TW"/>
+          </w:rPr>
+          <w:rPr>
+            <w:color w:val="0000EE"/>
+            <w:u w:val="single"/>
+          </w:rPr>
+          <w:t>代下34:22–28</w:t>
+        </w:r>
+      </w:hyperlink>
+      <w:r>
+        <w:rPr>
+          <w:lang w:val="zh_TW" w:bidi="zh_TW"/>
+        </w:rPr>
+        <w:t>）。這正是耶利米和西番雅的時代，雖然當時已有男先知，但神在那個時刻卻要藉著戶勒大說話。</w:t>
+      </w:r>
+    </w:p>
+    <w:p>
+      <w:pPr/>
+      <w:r>
+        <w:rPr>
+          <w:lang w:val="zh_TW" w:bidi="zh_TW"/>
+        </w:rPr>
+      </w:r>
+      <w:r>
+        <w:rPr>
+          <w:lang w:val="zh_TW" w:bidi="zh_TW"/>
+        </w:rPr>
+        <w:t>新約聖經也記載多位在公開事奉神的女人：</w:t>
+      </w:r>
+    </w:p>
+    <w:p>
+      <w:pPr>
+        <w:pStyle w:val="ListBullet"/>
+        <w:spacing w:line="240" w:lineRule="auto"/>
+        <w:ind w:left="720"/>
+      </w:pPr>
+      <w:r>
+        <w:rPr>
+          <w:lang w:val="zh_TW" w:bidi="zh_TW"/>
+        </w:rPr>
+      </w:r>
+      <w:r>
+        <w:rPr>
+          <w:lang w:val="zh_TW" w:bidi="zh_TW"/>
+        </w:rPr>
+        <w:t>腓利的女兒（她們是女先知）</w:t>
+      </w:r>
+    </w:p>
+    <w:p>
+      <w:pPr>
+        <w:pStyle w:val="ListBullet"/>
+        <w:spacing w:line="240" w:lineRule="auto"/>
+        <w:ind w:left="720"/>
+      </w:pPr>
+      <w:r>
+        <w:rPr>
+          <w:lang w:val="zh_TW" w:bidi="zh_TW"/>
+        </w:rPr>
+      </w:r>
+      <w:r>
+        <w:rPr>
+          <w:lang w:val="zh_TW" w:bidi="zh_TW"/>
+        </w:rPr>
+        <w:t>非比</w:t>
+      </w:r>
+    </w:p>
+    <w:p>
+      <w:pPr>
+        <w:pStyle w:val="ListBullet"/>
+        <w:spacing w:line="240" w:lineRule="auto"/>
+        <w:ind w:left="720"/>
+      </w:pPr>
+      <w:r>
+        <w:rPr>
+          <w:lang w:val="zh_TW" w:bidi="zh_TW"/>
+        </w:rPr>
+      </w:r>
+      <w:r>
+        <w:rPr>
+          <w:lang w:val="zh_TW" w:bidi="zh_TW"/>
+        </w:rPr>
+        <w:t>百基拉</w:t>
+      </w:r>
+    </w:p>
+    <w:p>
+      <w:pPr>
+        <w:pStyle w:val="ListBullet"/>
+        <w:spacing w:line="240" w:lineRule="auto"/>
+        <w:ind w:left="720"/>
+      </w:pPr>
+      <w:r>
+        <w:rPr>
+          <w:lang w:val="zh_TW" w:bidi="zh_TW"/>
+        </w:rPr>
+      </w:r>
+      <w:r>
+        <w:rPr>
+          <w:lang w:val="zh_TW" w:bidi="zh_TW"/>
+        </w:rPr>
+        <w:t>猶尼亞</w:t>
+      </w:r>
+    </w:p>
+    <w:p>
+      <w:pPr>
+        <w:pStyle w:val="ListBullet"/>
+        <w:spacing w:line="240" w:lineRule="auto"/>
+        <w:ind w:left="720"/>
+      </w:pPr>
+      <w:r>
+        <w:rPr>
+          <w:lang w:val="zh_TW" w:bidi="zh_TW"/>
+        </w:rPr>
+      </w:r>
+      <w:r>
+        <w:rPr>
+          <w:lang w:val="zh_TW" w:bidi="zh_TW"/>
+        </w:rPr>
+        <w:t>土非拿</w:t>
+      </w:r>
+    </w:p>
+    <w:p>
+      <w:pPr>
+        <w:pStyle w:val="ListBullet"/>
+        <w:spacing w:line="240" w:lineRule="auto"/>
+        <w:ind w:left="720"/>
+      </w:pPr>
+      <w:r>
+        <w:rPr>
+          <w:lang w:val="zh_TW" w:bidi="zh_TW"/>
+        </w:rPr>
+      </w:r>
+      <w:r>
+        <w:rPr>
+          <w:lang w:val="zh_TW" w:bidi="zh_TW"/>
+        </w:rPr>
+        <w:t>土富撒</w:t>
+      </w:r>
+    </w:p>
+    <w:p>
+      <w:pPr>
+        <w:pStyle w:val="ListBullet"/>
+        <w:spacing w:line="240" w:lineRule="auto"/>
+        <w:ind w:left="720"/>
+      </w:pPr>
+      <w:r>
+        <w:rPr>
+          <w:lang w:val="zh_TW" w:bidi="zh_TW"/>
+        </w:rPr>
+      </w:r>
+      <w:r>
+        <w:rPr>
+          <w:lang w:val="zh_TW" w:bidi="zh_TW"/>
+        </w:rPr>
+        <w:t>彼息</w:t>
+      </w:r>
+    </w:p>
+    <w:p>
+      <w:pPr>
+        <w:pStyle w:val="ListBullet"/>
+        <w:spacing w:line="240" w:lineRule="auto"/>
+        <w:ind w:left="720"/>
+      </w:pPr>
+      <w:r>
+        <w:rPr>
+          <w:lang w:val="zh_TW" w:bidi="zh_TW"/>
+        </w:rPr>
+      </w:r>
+      <w:r>
+        <w:rPr>
+          <w:lang w:val="zh_TW" w:bidi="zh_TW"/>
+        </w:rPr>
+        <w:t>友阿蝶</w:t>
+      </w:r>
+    </w:p>
+    <w:p>
+      <w:pPr>
+        <w:pStyle w:val="ListBullet"/>
+        <w:spacing w:line="240" w:lineRule="auto"/>
+        <w:ind w:left="720"/>
+      </w:pPr>
+      <w:r>
+        <w:rPr>
+          <w:lang w:val="zh_TW" w:bidi="zh_TW"/>
+        </w:rPr>
+      </w:r>
+      <w:r>
+        <w:rPr>
+          <w:lang w:val="zh_TW" w:bidi="zh_TW"/>
+        </w:rPr>
+        <w:t>循都基</w:t>
+      </w:r>
+    </w:p>
+    <w:p>
+      <w:pPr/>
+      <w:r>
+        <w:rPr>
+          <w:lang w:val="zh_TW" w:bidi="zh_TW"/>
+        </w:rPr>
+      </w:r>
+      <w:r>
+        <w:rPr>
+          <w:lang w:val="zh_TW" w:bidi="zh_TW"/>
+        </w:rPr>
+        <w:t>這些女人顯出先知約珥的預言，約珥曾說，有一天神的靈要澆灌在男女身上，他們都要說出神的話（</w:t>
+      </w:r>
+      <w:hyperlink r:id="rId38">
+        <w:r>
+          <w:rPr>
+            <w:lang w:val="zh_TW" w:bidi="zh_TW"/>
+          </w:rPr>
+          <w:rPr>
+            <w:color w:val="0000EE"/>
+            <w:u w:val="single"/>
+          </w:rPr>
+          <w:t>珥2:28–29</w:t>
+        </w:r>
+      </w:hyperlink>
+      <w:r>
+        <w:rPr>
+          <w:lang w:val="zh_TW" w:bidi="zh_TW"/>
+        </w:rPr>
+        <w:t>）。還有一些女人，如撒拉、路得和哈拿，她們在住處和家庭裡憑著信心事奉神。她們信靠神，並順服祂而生活。</w:t>
+      </w:r>
+    </w:p>
+    <w:p>
+      <w:pPr/>
+      <w:r>
+        <w:rPr>
+          <w:lang w:val="zh_TW" w:bidi="zh_TW"/>
+        </w:rPr>
+      </w:r>
+      <w:r>
+        <w:rPr>
+          <w:lang w:val="zh_TW" w:bidi="zh_TW"/>
+        </w:rPr>
+        <w:t>聖經中最受尊榮的女人，是耶穌的母親馬利亞。她信靠神，並生下救主。神讓夏娃的應許在馬利亞身上應驗；藉著她，那位戰勝人類仇敵的救主降生了。</w:t>
+      </w:r>
+    </w:p>
+    <w:p>
+      <w:pPr/>
+      <w:r>
+        <w:rPr>
+          <w:lang w:val="zh_TW" w:bidi="zh_TW"/>
+        </w:rPr>
+      </w:r>
+      <w:r>
+        <w:rPr>
+          <w:i/>
+          <w:lang w:val="zh_TW" w:bidi="zh_TW"/>
+        </w:rPr>
+        <w:t>另見</w:t>
+      </w:r>
       <w:r>
         <w:rPr>
           <w:lang w:val="zh_TW" w:bidi="zh_TW"/>
@@ -450,7 +1325,13 @@
         <w:rPr>
           <w:lang w:val="zh_TW" w:bidi="zh_TW"/>
         </w:rPr>
-        <w:t>戰爭</w:t>
+        <w:t>夏娃；</w:t>
+      </w:r>
+      <w:r>
+        <w:rPr>
+          <w:lang w:val="zh_TW" w:bidi="zh_TW"/>
+        </w:rPr>
+        <w:t>人</w:t>
       </w:r>
       <w:r>
         <w:rPr>

--- a/zht/docx/114.content.docx
+++ b/zht/docx/114.content.docx
@@ -19,7 +19,7 @@
         <w:rPr>
           <w:lang w:val="zh_TW" w:bidi="zh_TW"/>
         </w:rPr>
-        <w:t>Resource: Tyndale Open Bible Dictionary</w:t>
+        <w:t>Resource: Aquifer Open Bible Dictionary</w:t>
       </w:r>
       <w:r>
         <w:rPr>
@@ -112,7 +112,7 @@
         <w:rPr>
           <w:lang w:val="zh_TW" w:bidi="zh_TW"/>
         </w:rPr>
-        <w:t>Tyndale Open Bible Dictionary</w:t>
+        <w:t>Aquifer Open Bible Dictionary</w:t>
       </w:r>
     </w:p>
     <w:p>

--- a/zht/docx/114.content.docx
+++ b/zht/docx/114.content.docx
@@ -149,7 +149,7 @@
         <w:rPr>
           <w:lang w:val="zh_TW" w:bidi="zh_TW"/>
         </w:rPr>
-        <w:t>nv</w:t>
+        <w:t>nong</w:t>
       </w:r>
       <w:r>
         <w:rPr>
@@ -212,7 +212,7 @@
         <w:rPr>
           <w:lang w:val="zh_TW" w:bidi="zh_TW"/>
         </w:rPr>
-        <w:t>女人</w:t>
+        <w:t>農業</w:t>
       </w:r>
       <w:r>
         <w:rPr>
@@ -231,25 +231,7 @@
         <w:rPr>
           <w:lang w:val="zh_TW" w:bidi="zh_TW"/>
         </w:rPr>
-        <w:t>女人是成年的女性人類。神造女人為男人的伴侶（</w:t>
-      </w:r>
-      <w:hyperlink r:id="rId13">
-        <w:r>
-          <w:rPr>
-            <w:lang w:val="zh_TW" w:bidi="zh_TW"/>
-          </w:rPr>
-          <w:rPr>
-            <w:color w:val="0000EE"/>
-            <w:u w:val="single"/>
-          </w:rPr>
-          <w:t>創2:18–22</w:t>
-        </w:r>
-      </w:hyperlink>
-      <w:r>
-        <w:rPr>
-          <w:lang w:val="zh_TW" w:bidi="zh_TW"/>
-        </w:rPr>
-        <w:t>）。</w:t>
+        <w:t>在聖經時代，巴勒斯坦的農業主要分為三大類，今日亦大致相同。每一類農業的重要性，會因為社會的發展程度與當時的技術而有所不同。</w:t>
       </w:r>
     </w:p>
     <w:p>
@@ -260,7 +242,113 @@
         <w:rPr>
           <w:lang w:val="zh_TW" w:bidi="zh_TW"/>
         </w:rPr>
-        <w:t>神造女人</w:t>
+        <w:t>概述</w:t>
+      </w:r>
+    </w:p>
+    <w:p>
+      <w:pPr>
+        <w:pStyle w:val="ListBullet"/>
+        <w:spacing w:line="240" w:lineRule="auto"/>
+        <w:ind w:left="720"/>
+      </w:pPr>
+      <w:r>
+        <w:rPr>
+          <w:lang w:val="zh_TW" w:bidi="zh_TW"/>
+        </w:rPr>
+      </w:r>
+      <w:r>
+        <w:rPr>
+          <w:u w:val="single"/>
+          <w:lang w:val="zh_TW" w:bidi="zh_TW"/>
+        </w:rPr>
+        <w:t>畜牧</w:t>
+      </w:r>
+    </w:p>
+    <w:p>
+      <w:pPr>
+        <w:pStyle w:val="ListBullet"/>
+        <w:spacing w:line="240" w:lineRule="auto"/>
+        <w:ind w:left="720"/>
+      </w:pPr>
+      <w:r>
+        <w:rPr>
+          <w:lang w:val="zh_TW" w:bidi="zh_TW"/>
+        </w:rPr>
+      </w:r>
+      <w:r>
+        <w:rPr>
+          <w:u w:val="single"/>
+          <w:lang w:val="zh_TW" w:bidi="zh_TW"/>
+        </w:rPr>
+        <w:t>田間種植</w:t>
+      </w:r>
+    </w:p>
+    <w:p>
+      <w:pPr>
+        <w:pStyle w:val="ListBullet"/>
+        <w:spacing w:line="240" w:lineRule="auto"/>
+        <w:ind w:left="720"/>
+      </w:pPr>
+      <w:r>
+        <w:rPr>
+          <w:lang w:val="zh_TW" w:bidi="zh_TW"/>
+        </w:rPr>
+      </w:r>
+      <w:r>
+        <w:rPr>
+          <w:u w:val="single"/>
+          <w:lang w:val="zh_TW" w:bidi="zh_TW"/>
+        </w:rPr>
+        <w:t>果樹栽種</w:t>
+      </w:r>
+    </w:p>
+    <w:p>
+      <w:pPr>
+        <w:pStyle w:val="ListBullet"/>
+        <w:spacing w:line="240" w:lineRule="auto"/>
+        <w:ind w:left="720"/>
+      </w:pPr>
+      <w:r>
+        <w:rPr>
+          <w:lang w:val="zh_TW" w:bidi="zh_TW"/>
+        </w:rPr>
+      </w:r>
+      <w:r>
+        <w:rPr>
+          <w:u w:val="single"/>
+          <w:lang w:val="zh_TW" w:bidi="zh_TW"/>
+        </w:rPr>
+        <w:t>耕作</w:t>
+      </w:r>
+    </w:p>
+    <w:p>
+      <w:pPr>
+        <w:pStyle w:val="ListBullet"/>
+        <w:spacing w:line="240" w:lineRule="auto"/>
+        <w:ind w:left="720"/>
+      </w:pPr>
+      <w:r>
+        <w:rPr>
+          <w:lang w:val="zh_TW" w:bidi="zh_TW"/>
+        </w:rPr>
+      </w:r>
+      <w:r>
+        <w:rPr>
+          <w:u w:val="single"/>
+          <w:lang w:val="zh_TW" w:bidi="zh_TW"/>
+        </w:rPr>
+        <w:t>收割</w:t>
+      </w:r>
+    </w:p>
+    <w:p>
+      <w:pPr>
+        <w:pStyle w:val="Heading3"/>
+      </w:pPr>
+      <w:r>
+        <w:rPr>
+          <w:lang w:val="zh_TW" w:bidi="zh_TW"/>
+        </w:rPr>
+        <w:t>畜牧</w:t>
       </w:r>
     </w:p>
     <w:p>
@@ -274,7 +362,25 @@
         <w:rPr>
           <w:lang w:val="zh_TW" w:bidi="zh_TW"/>
         </w:rPr>
-        <w:t>創世記有兩個記載，有關神如何造出第一個男人和女人。第一個記載在</w:t>
+        <w:t>聖經最早提到的工作之一就是畜牧。亞伯（</w:t>
+      </w:r>
+      <w:hyperlink r:id="rId13">
+        <w:r>
+          <w:rPr>
+            <w:lang w:val="zh_TW" w:bidi="zh_TW"/>
+          </w:rPr>
+          <w:rPr>
+            <w:color w:val="0000EE"/>
+            <w:u w:val="single"/>
+          </w:rPr>
+          <w:t>創4:2</w:t>
+        </w:r>
+      </w:hyperlink>
+      <w:r>
+        <w:rPr>
+          <w:lang w:val="zh_TW" w:bidi="zh_TW"/>
+        </w:rPr>
+        <w:t>）和雅八（</w:t>
       </w:r>
       <w:hyperlink r:id="rId14">
         <w:r>
@@ -285,32 +391,14 @@
             <w:color w:val="0000EE"/>
             <w:u w:val="single"/>
           </w:rPr>
-          <w:t>創世記一章26至28節</w:t>
+          <w:t>創4:20</w:t>
         </w:r>
       </w:hyperlink>
       <w:r>
         <w:rPr>
           <w:lang w:val="zh_TW" w:bidi="zh_TW"/>
         </w:rPr>
-        <w:t>，這處經文說神按著自己的形像造人，造男造女。男人和女人同樣有神的形像，表示他們都在地上反映神的大能與尊榮。神吩咐他們要生養眾多，治理世界。</w:t>
-      </w:r>
-      <w:hyperlink r:id="rId14">
-        <w:r>
-          <w:rPr>
-            <w:lang w:val="zh_TW" w:bidi="zh_TW"/>
-          </w:rPr>
-          <w:rPr>
-            <w:color w:val="0000EE"/>
-            <w:u w:val="single"/>
-          </w:rPr>
-          <w:t>創世記一章26至28節</w:t>
-        </w:r>
-      </w:hyperlink>
-      <w:r>
-        <w:rPr>
-          <w:lang w:val="zh_TW" w:bidi="zh_TW"/>
-        </w:rPr>
-        <w:t>沒有表明女人比男人次要，或她必須順服男人的權柄。相反，這段經文顯示男女共同彰顯造物主的形像。</w:t>
+        <w:t>）都牧養羊群或牲畜。這類工作適合半遊牧的生活方式（即經常從一個地方遷移到另一個地方）；只靠基本的技術與器具，他們便能有足夠的食物與衣物。</w:t>
       </w:r>
     </w:p>
     <w:p>
@@ -324,7 +412,7 @@
         <w:rPr>
           <w:lang w:val="zh_TW" w:bidi="zh_TW"/>
         </w:rPr>
-        <w:t>第二個有關神造女人的記載在</w:t>
+        <w:t>亞伯拉罕、以撒與雅各主要從事畜牧，讓他們的羊群與牛群在公有土地上吃草，他們通常不耕地。雅各與他的兒子們去到埃及時，仍以牧羊為生（</w:t>
       </w:r>
       <w:hyperlink r:id="rId15">
         <w:r>
@@ -335,14 +423,14 @@
             <w:color w:val="0000EE"/>
             <w:u w:val="single"/>
           </w:rPr>
-          <w:t>創世記二章20至25節</w:t>
+          <w:t>創47:3</w:t>
         </w:r>
       </w:hyperlink>
       <w:r>
         <w:rPr>
           <w:lang w:val="zh_TW" w:bidi="zh_TW"/>
         </w:rPr>
-        <w:t>。在</w:t>
+        <w:t>）。後來，呂便支派、迦得支派與瑪拿西半支派在約旦河東，仍然維持這種生活方式（</w:t>
       </w:r>
       <w:hyperlink r:id="rId16">
         <w:r>
@@ -353,14 +441,43 @@
             <w:color w:val="0000EE"/>
             <w:u w:val="single"/>
           </w:rPr>
-          <w:t>創世記二章</w:t>
+          <w:t>民32:1</w:t>
         </w:r>
       </w:hyperlink>
       <w:r>
         <w:rPr>
           <w:lang w:val="zh_TW" w:bidi="zh_TW"/>
         </w:rPr>
-        <w:t>中，神先造男人，後造女人。有些人認為這表明男人可能更重要。然而，在創世的敘事中，神常常分階段創造，從較簡單到更美好或更完整。</w:t>
+        <w:t>），而住在巴勒斯坦西部山地的某些支派亦同樣維持這種生活方式（</w:t>
+      </w:r>
+      <w:hyperlink r:id="rId17">
+        <w:r>
+          <w:rPr>
+            <w:lang w:val="zh_TW" w:bidi="zh_TW"/>
+          </w:rPr>
+          <w:rPr>
+            <w:color w:val="0000EE"/>
+            <w:u w:val="single"/>
+          </w:rPr>
+          <w:t>撒上25:2</w:t>
+        </w:r>
+      </w:hyperlink>
+      <w:r>
+        <w:rPr>
+          <w:lang w:val="zh_TW" w:bidi="zh_TW"/>
+        </w:rPr>
+        <w:t>）。即使以色列人之後定居下來，畜牧仍然是他們生活的一部分，因為牲畜可以在不太肥沃的土地上吃草，也因為他們持守傳統做法，包括在聖殿獻上牲畜作為祭物。</w:t>
+      </w:r>
+    </w:p>
+    <w:p>
+      <w:pPr>
+        <w:pStyle w:val="Heading3"/>
+      </w:pPr>
+      <w:r>
+        <w:rPr>
+          <w:lang w:val="zh_TW" w:bidi="zh_TW"/>
+        </w:rPr>
+        <w:t>田間種植</w:t>
       </w:r>
     </w:p>
     <w:p>
@@ -374,9 +491,9 @@
         <w:rPr>
           <w:lang w:val="zh_TW" w:bidi="zh_TW"/>
         </w:rPr>
-        <w:t>由於神先造男人，男人就有權給女人起名（</w:t>
-      </w:r>
-      <w:hyperlink r:id="rId17">
+        <w:t>大多數專家認為，以色列人在進入應許之地並與迦南人接觸後，從迦南人那裡學會耕種。雖然在此之前已知有人種植五穀，例如該隱是農夫或「種地的」（</w:t>
+      </w:r>
+      <w:hyperlink r:id="rId13">
         <w:r>
           <w:rPr>
             <w:lang w:val="zh_TW" w:bidi="zh_TW"/>
@@ -385,14 +502,68 @@
             <w:color w:val="0000EE"/>
             <w:u w:val="single"/>
           </w:rPr>
-          <w:t>創2:23</w:t>
+          <w:t>創4:2</w:t>
         </w:r>
       </w:hyperlink>
       <w:r>
         <w:rPr>
           <w:lang w:val="zh_TW" w:bidi="zh_TW"/>
         </w:rPr>
-        <w:t>）。在閃族文化中，命名往往表達權柄或所有權。這可能意味著亞當給妻子起名是表達權柄的行為。然而，他給她的名字是「女人」，與「男人」這個詞緊密相關，表明男人肯定女人與他同等。因此，雖然在創造的次序上有先後，男人和女人仍然是夥伴。這種關係既有秩序，又有平等。</w:t>
+        <w:t>），但並不清楚他所種的具體是甚麼。考古學家在近東地區，發現大約公元前6800年已有五穀農耕的證據。以撒在基拉耳撒種五穀（</w:t>
+      </w:r>
+      <w:hyperlink r:id="rId18">
+        <w:r>
+          <w:rPr>
+            <w:lang w:val="zh_TW" w:bidi="zh_TW"/>
+          </w:rPr>
+          <w:rPr>
+            <w:color w:val="0000EE"/>
+            <w:u w:val="single"/>
+          </w:rPr>
+          <w:t>創26:12</w:t>
+        </w:r>
+      </w:hyperlink>
+      <w:r>
+        <w:rPr>
+          <w:lang w:val="zh_TW" w:bidi="zh_TW"/>
+        </w:rPr>
+        <w:t>），而約瑟夢見禾捆（</w:t>
+      </w:r>
+      <w:hyperlink r:id="rId19">
+        <w:r>
+          <w:rPr>
+            <w:lang w:val="zh_TW" w:bidi="zh_TW"/>
+          </w:rPr>
+          <w:rPr>
+            <w:color w:val="0000EE"/>
+            <w:u w:val="single"/>
+          </w:rPr>
+          <w:t>創37:6</w:t>
+        </w:r>
+      </w:hyperlink>
+      <w:r>
+        <w:rPr>
+          <w:lang w:val="zh_TW" w:bidi="zh_TW"/>
+        </w:rPr>
+        <w:t>–</w:t>
+      </w:r>
+      <w:hyperlink r:id="rId19">
+        <w:r>
+          <w:rPr>
+            <w:lang w:val="zh_TW" w:bidi="zh_TW"/>
+          </w:rPr>
+          <w:rPr>
+            <w:color w:val="0000EE"/>
+            <w:u w:val="single"/>
+          </w:rPr>
+          <w:t>7</w:t>
+        </w:r>
+      </w:hyperlink>
+      <w:r>
+        <w:rPr>
+          <w:lang w:val="zh_TW" w:bidi="zh_TW"/>
+        </w:rPr>
+        <w:t>）。約瑟很可能從埃及人那裡學到更多關於五穀種植的知識，因為埃及人在尼羅河肥沃的土地上種植五穀。</w:t>
       </w:r>
     </w:p>
     <w:p>
@@ -402,7 +573,13 @@
           <w:lang w:val="zh_TW" w:bidi="zh_TW"/>
         </w:rPr>
       </w:r>
-      <w:hyperlink r:id="rId18">
+      <w:r>
+        <w:rPr>
+          <w:lang w:val="zh_TW" w:bidi="zh_TW"/>
+        </w:rPr>
+        <w:t>然而，真正教導以色列人如何種植五穀的是迦南人。約書亞與迦勒在加低斯·巴尼亞向以色列人回報，說迦南地很豐饒（</w:t>
+      </w:r>
+      <w:hyperlink r:id="rId20">
         <w:r>
           <w:rPr>
             <w:lang w:val="zh_TW" w:bidi="zh_TW"/>
@@ -411,16 +588,16 @@
             <w:color w:val="0000EE"/>
             <w:u w:val="single"/>
           </w:rPr>
-          <w:t>創世記一</w:t>
+          <w:t>民13:26</w:t>
         </w:r>
       </w:hyperlink>
       <w:r>
         <w:rPr>
           <w:lang w:val="zh_TW" w:bidi="zh_TW"/>
         </w:rPr>
-        <w:t>和</w:t>
-      </w:r>
-      <w:hyperlink r:id="rId16">
+        <w:t>），被征服的迦南人很可能協助以色列人學習農耕技術。以色列人與迦南人密切來往，也可能導致他們不斷拜偶像（</w:t>
+      </w:r>
+      <w:hyperlink r:id="rId21">
         <w:r>
           <w:rPr>
             <w:lang w:val="zh_TW" w:bidi="zh_TW"/>
@@ -429,25 +606,32 @@
             <w:color w:val="0000EE"/>
             <w:u w:val="single"/>
           </w:rPr>
-          <w:t>二章</w:t>
+          <w:t>士9:27</w:t>
         </w:r>
       </w:hyperlink>
       <w:r>
         <w:rPr>
           <w:lang w:val="zh_TW" w:bidi="zh_TW"/>
         </w:rPr>
-        <w:t>描述男人和女人的平衡關係，他們是人類的第一對父母。神按著自己的形像造了他們兩人，他們是神計劃中的夥伴。然而，他們之間也有一對一的關係，其中一方帶領另一方。在罪進入世界之前（這事件通常稱為墮落），這種平等與帶領的平衡是和諧共存的。</w:t>
-      </w:r>
-    </w:p>
-    <w:p>
-      <w:pPr>
-        <w:pStyle w:val="Heading3"/>
-      </w:pPr>
-      <w:r>
-        <w:rPr>
-          <w:lang w:val="zh_TW" w:bidi="zh_TW"/>
-        </w:rPr>
-        <w:t>墮落後女人所經歷的改變</w:t>
+        <w:t>）。我們不清楚他們由遊牧生活變成定居生活的過程需時多久；有些支派一直保持遊牧，但到了列王時期，許多以色列人已經在耕作土地（</w:t>
+      </w:r>
+      <w:hyperlink r:id="rId22">
+        <w:r>
+          <w:rPr>
+            <w:lang w:val="zh_TW" w:bidi="zh_TW"/>
+          </w:rPr>
+          <w:rPr>
+            <w:color w:val="0000EE"/>
+            <w:u w:val="single"/>
+          </w:rPr>
+          <w:t>撒下14:30</w:t>
+        </w:r>
+      </w:hyperlink>
+      <w:r>
+        <w:rPr>
+          <w:lang w:val="zh_TW" w:bidi="zh_TW"/>
+        </w:rPr>
+        <w:t>）。</w:t>
       </w:r>
     </w:p>
     <w:p>
@@ -457,7 +641,13 @@
           <w:lang w:val="zh_TW" w:bidi="zh_TW"/>
         </w:rPr>
       </w:r>
-      <w:hyperlink r:id="rId19">
+      <w:r>
+        <w:rPr>
+          <w:lang w:val="zh_TW" w:bidi="zh_TW"/>
+        </w:rPr>
+        <w:t>小麥是最重要的農作物之一。所羅門將大量的小麥、大麥與油送給希蘭（</w:t>
+      </w:r>
+      <w:hyperlink r:id="rId23">
         <w:r>
           <w:rPr>
             <w:lang w:val="zh_TW" w:bidi="zh_TW"/>
@@ -466,16 +656,16 @@
             <w:color w:val="0000EE"/>
             <w:u w:val="single"/>
           </w:rPr>
-          <w:t>創世記三章</w:t>
+          <w:t>代下2:10</w:t>
         </w:r>
       </w:hyperlink>
       <w:r>
         <w:rPr>
           <w:lang w:val="zh_TW" w:bidi="zh_TW"/>
         </w:rPr>
-        <w:t>記載罪進入世界的故事。因著罪，男人與女人之間原本良好的關係受到破壞。神對女人說，她在生產時必多受苦楚（</w:t>
-      </w:r>
-      <w:hyperlink r:id="rId20">
+        <w:t>），小麥亦持續成為主要出口產品（</w:t>
+      </w:r>
+      <w:hyperlink r:id="rId24">
         <w:r>
           <w:rPr>
             <w:lang w:val="zh_TW" w:bidi="zh_TW"/>
@@ -484,14 +674,50 @@
             <w:color w:val="0000EE"/>
             <w:u w:val="single"/>
           </w:rPr>
-          <w:t>創3:16</w:t>
+          <w:t>結27:17</w:t>
         </w:r>
       </w:hyperlink>
       <w:r>
         <w:rPr>
           <w:lang w:val="zh_TW" w:bidi="zh_TW"/>
         </w:rPr>
-        <w:t>）。祂也說，她與丈夫的關係從此會包含衝突。神說：「你必戀慕你丈夫；你丈夫必管轄你。」</w:t>
+        <w:t>）。大麥是第二重要的作物，早期是餅的主要原料（</w:t>
+      </w:r>
+      <w:hyperlink r:id="rId25">
+        <w:r>
+          <w:rPr>
+            <w:lang w:val="zh_TW" w:bidi="zh_TW"/>
+          </w:rPr>
+          <w:rPr>
+            <w:color w:val="0000EE"/>
+            <w:u w:val="single"/>
+          </w:rPr>
+          <w:t>士7:13</w:t>
+        </w:r>
+      </w:hyperlink>
+      <w:r>
+        <w:rPr>
+          <w:lang w:val="zh_TW" w:bidi="zh_TW"/>
+        </w:rPr>
+        <w:t>），後來成為較貧窮者的重要食物（</w:t>
+      </w:r>
+      <w:hyperlink r:id="rId26">
+        <w:r>
+          <w:rPr>
+            <w:lang w:val="zh_TW" w:bidi="zh_TW"/>
+          </w:rPr>
+          <w:rPr>
+            <w:color w:val="0000EE"/>
+            <w:u w:val="single"/>
+          </w:rPr>
+          <w:t>約6:9、13</w:t>
+        </w:r>
+      </w:hyperlink>
+      <w:r>
+        <w:rPr>
+          <w:lang w:val="zh_TW" w:bidi="zh_TW"/>
+        </w:rPr>
+        <w:t>），大麥亦用來餵牲畜。</w:t>
       </w:r>
     </w:p>
     <w:p>
@@ -505,9 +731,9 @@
         <w:rPr>
           <w:lang w:val="zh_TW" w:bidi="zh_TW"/>
         </w:rPr>
-        <w:t>在</w:t>
-      </w:r>
-      <w:hyperlink r:id="rId19">
+        <w:t>其它田間作物包括豆子與紅豆（</w:t>
+      </w:r>
+      <w:hyperlink r:id="rId27">
         <w:r>
           <w:rPr>
             <w:lang w:val="zh_TW" w:bidi="zh_TW"/>
@@ -516,16 +742,16 @@
             <w:color w:val="0000EE"/>
             <w:u w:val="single"/>
           </w:rPr>
-          <w:t>創世記三</w:t>
+          <w:t>撒下17:28</w:t>
         </w:r>
       </w:hyperlink>
       <w:r>
         <w:rPr>
           <w:lang w:val="zh_TW" w:bidi="zh_TW"/>
         </w:rPr>
-        <w:t>和</w:t>
-      </w:r>
-      <w:hyperlink r:id="rId21">
+        <w:t>），這些作物會磨成麵，有時用來做餅（</w:t>
+      </w:r>
+      <w:hyperlink r:id="rId28">
         <w:r>
           <w:rPr>
             <w:lang w:val="zh_TW" w:bidi="zh_TW"/>
@@ -534,42 +760,16 @@
             <w:color w:val="0000EE"/>
             <w:u w:val="single"/>
           </w:rPr>
-          <w:t>四節</w:t>
+          <w:t>結4:9</w:t>
         </w:r>
       </w:hyperlink>
       <w:r>
         <w:rPr>
           <w:lang w:val="zh_TW" w:bidi="zh_TW"/>
         </w:rPr>
-        <w:t>的經文中，希伯來文「戀慕（</w:t>
-      </w:r>
-      <w:r>
-        <w:rPr>
-          <w:i/>
-          <w:lang w:val="zh_TW" w:bidi="zh_TW"/>
-        </w:rPr>
-        <w:t>teshuqah</w:t>
-      </w:r>
-      <w:r>
-        <w:rPr>
-          <w:lang w:val="zh_TW" w:bidi="zh_TW"/>
-        </w:rPr>
-        <w:t>）」一詞並不是指性的渴望，而是指想要掌控或支配（</w:t>
-      </w:r>
-      <w:r>
-        <w:rPr>
-          <w:i/>
-          <w:lang w:val="zh_TW" w:bidi="zh_TW"/>
-        </w:rPr>
-        <w:t>teshuqah</w:t>
-      </w:r>
-      <w:r>
-        <w:rPr>
-          <w:lang w:val="zh_TW" w:bidi="zh_TW"/>
-        </w:rPr>
-        <w:t>的性意義出現在</w:t>
-      </w:r>
-      <w:hyperlink r:id="rId22">
+        <w:t>）。韭菜、蒜、蔥用作調味，而大茴香、芫荽、小茴香、薄荷、芸香與芥菜用作香料。麻十分重要（</w:t>
+      </w:r>
+      <w:hyperlink r:id="rId29">
         <w:r>
           <w:rPr>
             <w:lang w:val="zh_TW" w:bidi="zh_TW"/>
@@ -578,14 +778,43 @@
             <w:color w:val="0000EE"/>
             <w:u w:val="single"/>
           </w:rPr>
-          <w:t>歌7:10</w:t>
+          <w:t>書2:6</w:t>
         </w:r>
       </w:hyperlink>
       <w:r>
         <w:rPr>
           <w:lang w:val="zh_TW" w:bidi="zh_TW"/>
         </w:rPr>
-        <w:t>）。因著罪，女人可能想要掌控她的丈夫；同時，男人也可能以嚴苛的方式管轄她。這並不是神起初設計的關係，罪使兩個原本平等的夥伴互相爭鬥。</w:t>
+        <w:t>）。當時亦有種植少量棉花（</w:t>
+      </w:r>
+      <w:hyperlink r:id="rId30">
+        <w:r>
+          <w:rPr>
+            <w:lang w:val="zh_TW" w:bidi="zh_TW"/>
+          </w:rPr>
+          <w:rPr>
+            <w:color w:val="0000EE"/>
+            <w:u w:val="single"/>
+          </w:rPr>
+          <w:t>賽19:9</w:t>
+        </w:r>
+      </w:hyperlink>
+      <w:r>
+        <w:rPr>
+          <w:lang w:val="zh_TW" w:bidi="zh_TW"/>
+        </w:rPr>
+        <w:t>）。羊毛用來補充纖維的供應。到了羅馬時期，棉花的重要性已經超過麻。</w:t>
+      </w:r>
+    </w:p>
+    <w:p>
+      <w:pPr>
+        <w:pStyle w:val="Heading3"/>
+      </w:pPr>
+      <w:r>
+        <w:rPr>
+          <w:lang w:val="zh_TW" w:bidi="zh_TW"/>
+        </w:rPr>
+        <w:t>果樹栽種</w:t>
       </w:r>
     </w:p>
     <w:p>
@@ -599,43 +828,18 @@
         <w:rPr>
           <w:lang w:val="zh_TW" w:bidi="zh_TW"/>
         </w:rPr>
-        <w:t>使徒保羅在以弗所書中，對丈夫和妻子提出指引。他教導說，男人和女人都需要被神的靈改變。保羅說：「們作妻子的，當順服自己的丈夫，如同順服主」（</w:t>
-      </w:r>
-      <w:hyperlink r:id="rId23">
-        <w:r>
-          <w:rPr>
-            <w:lang w:val="zh_TW" w:bidi="zh_TW"/>
-          </w:rPr>
-          <w:rPr>
-            <w:color w:val="0000EE"/>
-            <w:u w:val="single"/>
-          </w:rPr>
-          <w:t>弗5:22</w:t>
-        </w:r>
-      </w:hyperlink>
-      <w:r>
-        <w:rPr>
-          <w:lang w:val="zh_TW" w:bidi="zh_TW"/>
-        </w:rPr>
-        <w:t>）。這意思是，妻子應當尊重丈夫，跟隨他的帶領，就像她跟隨耶穌一樣。保羅解釋說，丈夫蒙召作帶領，是要反映基督帶領教會的方式（</w:t>
-      </w:r>
-      <w:hyperlink r:id="rId24">
-        <w:r>
-          <w:rPr>
-            <w:lang w:val="zh_TW" w:bidi="zh_TW"/>
-          </w:rPr>
-          <w:rPr>
-            <w:color w:val="0000EE"/>
-            <w:u w:val="single"/>
-          </w:rPr>
-          <w:t>弗5:23</w:t>
-        </w:r>
-      </w:hyperlink>
-      <w:r>
-        <w:rPr>
-          <w:lang w:val="zh_TW" w:bidi="zh_TW"/>
-        </w:rPr>
-        <w:t>）。</w:t>
+        <w:t>以色列人定居之後，開始種植果園與葡萄園，而這些園子後來成為富足的象徵。葡萄園出產可喝的酒，橄欖園提供可用於烹調、化妝與醫用的油。他們亦種植無花果與石榴。相比早期的農耕方式，種植這些作物需要更多技巧與器具。</w:t>
+      </w:r>
+    </w:p>
+    <w:p>
+      <w:pPr>
+        <w:pStyle w:val="Heading3"/>
+      </w:pPr>
+      <w:r>
+        <w:rPr>
+          <w:lang w:val="zh_TW" w:bidi="zh_TW"/>
+        </w:rPr>
+        <w:t>耕作</w:t>
       </w:r>
     </w:p>
     <w:p>
@@ -649,9 +853,9 @@
         <w:rPr>
           <w:lang w:val="zh_TW" w:bidi="zh_TW"/>
         </w:rPr>
-        <w:t>但保羅也鄭重地對丈夫說，他們必須愛妻子，「正如基督愛教會，為教會捨己」（</w:t>
-      </w:r>
-      <w:hyperlink r:id="rId25">
+        <w:t>整個聖經時代，大部分務農工作都由農夫自己完成。他們在開始種植前，要先清理土地上的樹林（</w:t>
+      </w:r>
+      <w:hyperlink r:id="rId31">
         <w:r>
           <w:rPr>
             <w:lang w:val="zh_TW" w:bidi="zh_TW"/>
@@ -660,14 +864,32 @@
             <w:color w:val="0000EE"/>
             <w:u w:val="single"/>
           </w:rPr>
-          <w:t>弗5:25</w:t>
+          <w:t>書17:18</w:t>
         </w:r>
       </w:hyperlink>
       <w:r>
         <w:rPr>
           <w:lang w:val="zh_TW" w:bidi="zh_TW"/>
         </w:rPr>
-        <w:t>）。這樣的愛並不是嚴苛或控制的，而是充滿關懷、犧牲和溫柔。</w:t>
+        <w:t>）、石頭（</w:t>
+      </w:r>
+      <w:hyperlink r:id="rId32">
+        <w:r>
+          <w:rPr>
+            <w:lang w:val="zh_TW" w:bidi="zh_TW"/>
+          </w:rPr>
+          <w:rPr>
+            <w:color w:val="0000EE"/>
+            <w:u w:val="single"/>
+          </w:rPr>
+          <w:t>賽5:2</w:t>
+        </w:r>
+      </w:hyperlink>
+      <w:r>
+        <w:rPr>
+          <w:lang w:val="zh_TW" w:bidi="zh_TW"/>
+        </w:rPr>
+        <w:t>）、雜草和荊棘。有時他們會在山地築梯田，或採用灌溉。這些工序限制了農地規模，所以只有像約伯與波阿斯那樣富有的人才能擁有大片農地。</w:t>
       </w:r>
     </w:p>
     <w:p>
@@ -681,9 +903,9 @@
         <w:rPr>
           <w:lang w:val="zh_TW" w:bidi="zh_TW"/>
         </w:rPr>
-        <w:t>保羅在</w:t>
-      </w:r>
-      <w:hyperlink r:id="rId26">
+        <w:t>農夫為了耕地，會用牛或母牛拉動非常簡單的犁（</w:t>
+      </w:r>
+      <w:hyperlink r:id="rId33">
         <w:r>
           <w:rPr>
             <w:lang w:val="zh_TW" w:bidi="zh_TW"/>
@@ -692,16 +914,16 @@
             <w:color w:val="0000EE"/>
             <w:u w:val="single"/>
           </w:rPr>
-          <w:t>以弗所書五章31節</w:t>
+          <w:t>士14:18</w:t>
         </w:r>
       </w:hyperlink>
       <w:r>
         <w:rPr>
           <w:lang w:val="zh_TW" w:bidi="zh_TW"/>
         </w:rPr>
-        <w:t>引用</w:t>
-      </w:r>
-      <w:hyperlink r:id="rId27">
+        <w:t>；</w:t>
+      </w:r>
+      <w:hyperlink r:id="rId34">
         <w:r>
           <w:rPr>
             <w:lang w:val="zh_TW" w:bidi="zh_TW"/>
@@ -710,16 +932,16 @@
             <w:color w:val="0000EE"/>
             <w:u w:val="single"/>
           </w:rPr>
-          <w:t>創世記二章24節</w:t>
+          <w:t>摩6:12</w:t>
         </w:r>
       </w:hyperlink>
       <w:r>
         <w:rPr>
           <w:lang w:val="zh_TW" w:bidi="zh_TW"/>
         </w:rPr>
-        <w:t>，提醒讀者婚姻本是為了帶來深切的合一。在基督裡，可以恢復這合一。丈夫和妻子在價值上仍是平等的，他們的角色雖然不同，但彼此的關係卻建立在愛、尊重與互相順服上</w:t>
-      </w:r>
-      <w:hyperlink r:id="rId28">
+        <w:t>），有時亦會用驢（</w:t>
+      </w:r>
+      <w:hyperlink r:id="rId35">
         <w:r>
           <w:rPr>
             <w:lang w:val="zh_TW" w:bidi="zh_TW"/>
@@ -728,25 +950,14 @@
             <w:color w:val="0000EE"/>
             <w:u w:val="single"/>
           </w:rPr>
-          <w:t>（弗5:21）</w:t>
+          <w:t>申22:10</w:t>
         </w:r>
       </w:hyperlink>
       <w:r>
         <w:rPr>
           <w:lang w:val="zh_TW" w:bidi="zh_TW"/>
         </w:rPr>
-        <w:t>。當他們一同跟隨耶穌，就開始恢復伊甸園裡的和平與喜樂。</w:t>
-      </w:r>
-    </w:p>
-    <w:p>
-      <w:pPr>
-        <w:pStyle w:val="Heading3"/>
-      </w:pPr>
-      <w:r>
-        <w:rPr>
-          <w:lang w:val="zh_TW" w:bidi="zh_TW"/>
-        </w:rPr>
-        <w:t>聖經中女人與生命的關係</w:t>
+        <w:t>）。他們用鋤頭或趕杖打碎土塊，再拖著簡單的耙子使地面平滑，那耙子可能只是一棵荊棘或一塊拉地的木板。人會親手撒種，可以細心撒在犁出的溝裡，也可以把種子撒在地面，再用耙子或木板輕輕覆蓋著。雜草則用犁、耙或鋤頭來處理。</w:t>
       </w:r>
     </w:p>
     <w:p>
@@ -760,7 +971,25 @@
         <w:rPr>
           <w:lang w:val="zh_TW" w:bidi="zh_TW"/>
         </w:rPr>
-        <w:t>女人與男人一樣，完全是人。她是照著神的形像被造，反映神的本性。她能思想、創造、愛人，也能在她的文化、社群與日常生活中以多種方式服事。</w:t>
+        <w:t>聖經時代的農具幾乎沒有甚麼改變。犁是一件簡單的J形硬木工具，一端繫在牛身上，另一端由操作者扶著。這件基本工具只能翻鬆四至五英吋（10到13公分）的土壤。以色列人出埃及後，犁頭開始用鐵來製作（</w:t>
+      </w:r>
+      <w:hyperlink r:id="rId36">
+        <w:r>
+          <w:rPr>
+            <w:lang w:val="zh_TW" w:bidi="zh_TW"/>
+          </w:rPr>
+          <w:rPr>
+            <w:color w:val="0000EE"/>
+            <w:u w:val="single"/>
+          </w:rPr>
+          <w:t>撒上13:20</w:t>
+        </w:r>
+      </w:hyperlink>
+      <w:r>
+        <w:rPr>
+          <w:lang w:val="zh_TW" w:bidi="zh_TW"/>
+        </w:rPr>
+        <w:t>），主要是為了使犁頭更耐用。</w:t>
       </w:r>
     </w:p>
     <w:p>
@@ -774,7 +1003,36 @@
         <w:rPr>
           <w:lang w:val="zh_TW" w:bidi="zh_TW"/>
         </w:rPr>
-        <w:t>聖經經常將女人與生育聯繫起來。許多聖經中的女人，在生養與撫育兒女中找到極大意義。但聖經同樣表明，女人的價值並不取決於是否生育，而是在生命的各個層面都有價值。無論她是否有孩子，她在家庭、社群、教會以及神面前，都有自己獨立的身分。</w:t>
+        <w:t>巴勒斯坦的農地很少使用肥料。律法規定土地每逢第七年要休耕，好讓土壤的水分與養分得以恢復。由於糞便主要用作燃料，所以給田地施糞作為肥料的做法並不常見。然而，聖經提到有人在樹的周圍施糞（</w:t>
+      </w:r>
+      <w:hyperlink r:id="rId37">
+        <w:r>
+          <w:rPr>
+            <w:lang w:val="zh_TW" w:bidi="zh_TW"/>
+          </w:rPr>
+          <w:rPr>
+            <w:color w:val="0000EE"/>
+            <w:u w:val="single"/>
+          </w:rPr>
+          <w:t>路13:8</w:t>
+        </w:r>
+      </w:hyperlink>
+      <w:r>
+        <w:rPr>
+          <w:lang w:val="zh_TW" w:bidi="zh_TW"/>
+        </w:rPr>
+        <w:t>）。米示拿記載，人們會用木灰、樹葉、牲畜的血與油渣作為肥料。</w:t>
+      </w:r>
+    </w:p>
+    <w:p>
+      <w:pPr>
+        <w:pStyle w:val="Heading3"/>
+      </w:pPr>
+      <w:r>
+        <w:rPr>
+          <w:lang w:val="zh_TW" w:bidi="zh_TW"/>
+        </w:rPr>
+        <w:t>收割</w:t>
       </w:r>
     </w:p>
     <w:p>
@@ -788,7 +1046,25 @@
         <w:rPr>
           <w:lang w:val="zh_TW" w:bidi="zh_TW"/>
         </w:rPr>
-        <w:t>聖經也顯示，生育並非女人單獨的責任。丈夫是她的夥伴，他參與生命的起始，在生產的時候與她同在，並在孩子成長的過程中一同承擔照顧的責任。</w:t>
+        <w:t>播種在雨季開始時進行，收割則在雨季結束時開始。收割通常至少持續七個星期。有些作物（如豆類）要連根拔起，另一些（如某些五穀）要用鋤頭挖掘。不過大部分作物都是用鐮刀割下。考古學家發現一些鐵製鐮刀，刀刃上鑲有燧石。收割後的五穀會捆成禾捆（</w:t>
+      </w:r>
+      <w:hyperlink r:id="rId38">
+        <w:r>
+          <w:rPr>
+            <w:lang w:val="zh_TW" w:bidi="zh_TW"/>
+          </w:rPr>
+          <w:rPr>
+            <w:color w:val="0000EE"/>
+            <w:u w:val="single"/>
+          </w:rPr>
+          <w:t>詩126:6</w:t>
+        </w:r>
+      </w:hyperlink>
+      <w:r>
+        <w:rPr>
+          <w:lang w:val="zh_TW" w:bidi="zh_TW"/>
+        </w:rPr>
+        <w:t>），再堆成一堆，搬到打穀場去處理。農夫首先收割大麥，然後收割小麥。</w:t>
       </w:r>
     </w:p>
     <w:p>
@@ -802,9 +1078,9 @@
         <w:rPr>
           <w:lang w:val="zh_TW" w:bidi="zh_TW"/>
         </w:rPr>
-        <w:t>聖經把女人與神特別的應許連結起來。在</w:t>
-      </w:r>
-      <w:hyperlink r:id="rId29">
+        <w:t>少量的五穀、小茴香、大茴香與其它細小作物會用甩棒敲打（</w:t>
+      </w:r>
+      <w:hyperlink r:id="rId39">
         <w:r>
           <w:rPr>
             <w:lang w:val="zh_TW" w:bidi="zh_TW"/>
@@ -813,14 +1089,152 @@
             <w:color w:val="0000EE"/>
             <w:u w:val="single"/>
           </w:rPr>
-          <w:t>創世記三章15節</w:t>
+          <w:t>士6:11</w:t>
         </w:r>
       </w:hyperlink>
       <w:r>
         <w:rPr>
           <w:lang w:val="zh_TW" w:bidi="zh_TW"/>
         </w:rPr>
-        <w:t>中，當人第一次犯罪後，神賜下一個盼望的信息。祂說，有一天，女人的後裔要勝過那惡者，就是撒但。這個應許為生育帶來了新的意義，使它成為盼望與祝福的記號。</w:t>
+        <w:t>；</w:t>
+      </w:r>
+      <w:hyperlink r:id="rId40">
+        <w:r>
+          <w:rPr>
+            <w:lang w:val="zh_TW" w:bidi="zh_TW"/>
+          </w:rPr>
+          <w:rPr>
+            <w:color w:val="0000EE"/>
+            <w:u w:val="single"/>
+          </w:rPr>
+          <w:t>得2:17</w:t>
+        </w:r>
+      </w:hyperlink>
+      <w:r>
+        <w:rPr>
+          <w:lang w:val="zh_TW" w:bidi="zh_TW"/>
+        </w:rPr>
+        <w:t>）。大部分五穀是在較高的打穀場上處理，好讓風把糠秕吹走。常見的方法是先把鬆散的禾稈攤開，再讓牛在上面走動，使穀粒脫落。有時會用加了石頭的重工具拖過禾稈（</w:t>
+      </w:r>
+      <w:hyperlink r:id="rId41">
+        <w:r>
+          <w:rPr>
+            <w:lang w:val="zh_TW" w:bidi="zh_TW"/>
+          </w:rPr>
+          <w:rPr>
+            <w:color w:val="0000EE"/>
+            <w:u w:val="single"/>
+          </w:rPr>
+          <w:t>賽28:27，</w:t>
+        </w:r>
+      </w:hyperlink>
+      <w:hyperlink r:id="rId42">
+        <w:r>
+          <w:rPr>
+            <w:lang w:val="zh_TW" w:bidi="zh_TW"/>
+          </w:rPr>
+          <w:rPr>
+            <w:color w:val="0000EE"/>
+            <w:u w:val="single"/>
+          </w:rPr>
+          <w:t>41:15</w:t>
+        </w:r>
+      </w:hyperlink>
+      <w:r>
+        <w:rPr>
+          <w:lang w:val="zh_TW" w:bidi="zh_TW"/>
+        </w:rPr>
+        <w:t>），操作者會站在那些工具上駕著它們。隨後，人們會用一種稱為「簸揚（winnowing）」的工序，把糠秕和穀粒分開，他們用叉子或木杴把混合物拋到空中（</w:t>
+      </w:r>
+      <w:hyperlink r:id="rId43">
+        <w:r>
+          <w:rPr>
+            <w:lang w:val="zh_TW" w:bidi="zh_TW"/>
+          </w:rPr>
+          <w:rPr>
+            <w:color w:val="0000EE"/>
+            <w:u w:val="single"/>
+          </w:rPr>
+          <w:t>賽30:24</w:t>
+        </w:r>
+      </w:hyperlink>
+      <w:r>
+        <w:rPr>
+          <w:lang w:val="zh_TW" w:bidi="zh_TW"/>
+        </w:rPr>
+        <w:t>；</w:t>
+      </w:r>
+      <w:hyperlink r:id="rId44">
+        <w:r>
+          <w:rPr>
+            <w:lang w:val="zh_TW" w:bidi="zh_TW"/>
+          </w:rPr>
+          <w:rPr>
+            <w:color w:val="0000EE"/>
+            <w:u w:val="single"/>
+          </w:rPr>
+          <w:t>耶15:7</w:t>
+        </w:r>
+      </w:hyperlink>
+      <w:r>
+        <w:rPr>
+          <w:lang w:val="zh_TW" w:bidi="zh_TW"/>
+        </w:rPr>
+        <w:t>）。較輕的糠秕被風吹走，而較重的穀粒落到地上。糠秕會被燒掉或用來餵牲畜。穀粒會再過篩（</w:t>
+      </w:r>
+      <w:hyperlink r:id="rId45">
+        <w:r>
+          <w:rPr>
+            <w:lang w:val="zh_TW" w:bidi="zh_TW"/>
+          </w:rPr>
+          <w:rPr>
+            <w:color w:val="0000EE"/>
+            <w:u w:val="single"/>
+          </w:rPr>
+          <w:t>摩9:9</w:t>
+        </w:r>
+      </w:hyperlink>
+      <w:r>
+        <w:rPr>
+          <w:lang w:val="zh_TW" w:bidi="zh_TW"/>
+        </w:rPr>
+        <w:t>），聚成堆，之後收藏在田裡的覆蓋地窖（</w:t>
+      </w:r>
+      <w:hyperlink r:id="rId46">
+        <w:r>
+          <w:rPr>
+            <w:lang w:val="zh_TW" w:bidi="zh_TW"/>
+          </w:rPr>
+          <w:rPr>
+            <w:color w:val="0000EE"/>
+            <w:u w:val="single"/>
+          </w:rPr>
+          <w:t>耶41:8</w:t>
+        </w:r>
+      </w:hyperlink>
+      <w:r>
+        <w:rPr>
+          <w:lang w:val="zh_TW" w:bidi="zh_TW"/>
+        </w:rPr>
+        <w:t>），有時則收藏在穀倉裡（</w:t>
+      </w:r>
+      <w:hyperlink r:id="rId47">
+        <w:r>
+          <w:rPr>
+            <w:lang w:val="zh_TW" w:bidi="zh_TW"/>
+          </w:rPr>
+          <w:rPr>
+            <w:color w:val="0000EE"/>
+            <w:u w:val="single"/>
+          </w:rPr>
+          <w:t>申28:8</w:t>
+        </w:r>
+      </w:hyperlink>
+      <w:r>
+        <w:rPr>
+          <w:lang w:val="zh_TW" w:bidi="zh_TW"/>
+        </w:rPr>
+        <w:t>）。</w:t>
       </w:r>
     </w:p>
     <w:p>
@@ -832,489 +1246,11 @@
       </w:r>
       <w:r>
         <w:rPr>
-          <w:lang w:val="zh_TW" w:bidi="zh_TW"/>
-        </w:rPr>
-        <w:t>這個應許最終指向耶穌的降生，祂由女人而生。神藉著祂把救恩帶到世界。此後每一個新生命的誕生，都可以看作是這故事的一部分，使人謹記神藉著人的家庭，帶來生命與醫治的應許。</w:t>
-      </w:r>
-    </w:p>
-    <w:p>
-      <w:pPr/>
-      <w:r>
-        <w:rPr>
-          <w:lang w:val="zh_TW" w:bidi="zh_TW"/>
-        </w:rPr>
-      </w:r>
-      <w:r>
-        <w:rPr>
-          <w:lang w:val="zh_TW" w:bidi="zh_TW"/>
-        </w:rPr>
-        <w:t>有些基督徒在</w:t>
-      </w:r>
-      <w:hyperlink r:id="rId30">
-        <w:r>
-          <w:rPr>
-            <w:lang w:val="zh_TW" w:bidi="zh_TW"/>
-          </w:rPr>
-          <w:rPr>
-            <w:color w:val="0000EE"/>
-            <w:u w:val="single"/>
-          </w:rPr>
-          <w:t>提摩太前書二章15節</w:t>
-        </w:r>
-      </w:hyperlink>
-      <w:r>
-        <w:rPr>
-          <w:lang w:val="zh_TW" w:bidi="zh_TW"/>
-        </w:rPr>
-        <w:t>看到這個觀念，經文說婦人必因生產得救。這並不是說生兒育女能帶來救恩，而可能是指神的應許，會藉基督降生這段漫長的故事得以應驗。</w:t>
-      </w:r>
-    </w:p>
-    <w:p>
-      <w:pPr/>
-      <w:r>
-        <w:rPr>
-          <w:lang w:val="zh_TW" w:bidi="zh_TW"/>
-        </w:rPr>
-      </w:r>
-      <w:r>
-        <w:rPr>
-          <w:lang w:val="zh_TW" w:bidi="zh_TW"/>
-        </w:rPr>
-        <w:t>在舊約聖經的世界裡，人常以為女人的價值主要在於生兒養女。但聖經指出，女人的真正價值並不單單取決於生產。正如男人一樣，女人最深的使命是藉著信心在神裡面找到。</w:t>
-      </w:r>
-    </w:p>
-    <w:p>
-      <w:pPr/>
-      <w:r>
-        <w:rPr>
-          <w:lang w:val="zh_TW" w:bidi="zh_TW"/>
-        </w:rPr>
-      </w:r>
-      <w:r>
-        <w:rPr>
-          <w:lang w:val="zh_TW" w:bidi="zh_TW"/>
-        </w:rPr>
-        <w:t>女人也許有許多孩子，並因撫養兒女而感到滿足。然而，照顧兒女並不等同於認識並尊榮神。她與神的關係才是最重要的。</w:t>
-      </w:r>
-    </w:p>
-    <w:p>
-      <w:pPr/>
-      <w:r>
-        <w:rPr>
-          <w:lang w:val="zh_TW" w:bidi="zh_TW"/>
-        </w:rPr>
-      </w:r>
-      <w:r>
-        <w:rPr>
-          <w:lang w:val="zh_TW" w:bidi="zh_TW"/>
-        </w:rPr>
-        <w:t>一個沒有孩子，甚至沒有丈夫的女人，仍然擁有完全的價值和身分。她是照著神的形像被造的，能以許多方式服事祂。她的生命有意義，是因為神，而不是因為她的家庭地位。</w:t>
-      </w:r>
-    </w:p>
-    <w:p>
-      <w:pPr/>
-      <w:r>
-        <w:rPr>
-          <w:lang w:val="zh_TW" w:bidi="zh_TW"/>
-        </w:rPr>
-      </w:r>
-      <w:r>
-        <w:rPr>
-          <w:lang w:val="zh_TW" w:bidi="zh_TW"/>
-        </w:rPr>
-        <w:t>神在女人生命中的恩賜，能引導她在群體中，找到表明自己對神忠誠的方法。例如，女人和男人一樣都有機會許拿細耳人願（</w:t>
-      </w:r>
-      <w:hyperlink r:id="rId31">
-        <w:r>
-          <w:rPr>
-            <w:lang w:val="zh_TW" w:bidi="zh_TW"/>
-          </w:rPr>
-          <w:rPr>
-            <w:color w:val="0000EE"/>
-            <w:u w:val="single"/>
-          </w:rPr>
-          <w:t>民6:2，</w:t>
-        </w:r>
-      </w:hyperlink>
-      <w:r>
-        <w:rPr>
+          <w:i/>
           <w:lang w:val="zh_TW" w:bidi="zh_TW"/>
         </w:rPr>
         <w:t>另見</w:t>
       </w:r>
-      <w:hyperlink r:id="rId32">
-        <w:r>
-          <w:rPr>
-            <w:lang w:val="zh_TW" w:bidi="zh_TW"/>
-          </w:rPr>
-          <w:rPr>
-            <w:color w:val="0000EE"/>
-            <w:u w:val="single"/>
-          </w:rPr>
-          <w:t>30</w:t>
-        </w:r>
-      </w:hyperlink>
-      <w:r>
-        <w:rPr>
-          <w:lang w:val="zh_TW" w:bidi="zh_TW"/>
-        </w:rPr>
-        <w:t>章）。</w:t>
-      </w:r>
-    </w:p>
-    <w:p>
-      <w:pPr/>
-      <w:r>
-        <w:rPr>
-          <w:lang w:val="zh_TW" w:bidi="zh_TW"/>
-        </w:rPr>
-      </w:r>
-      <w:r>
-        <w:rPr>
-          <w:lang w:val="zh_TW" w:bidi="zh_TW"/>
-        </w:rPr>
-        <w:t>聖經記載了許多在公開場合事奉神的女人。摩西和亞倫的姊姊米利暗是女先知，也是音樂家和百姓的領袖（</w:t>
-      </w:r>
-      <w:hyperlink r:id="rId33">
-        <w:r>
-          <w:rPr>
-            <w:lang w:val="zh_TW" w:bidi="zh_TW"/>
-          </w:rPr>
-          <w:rPr>
-            <w:color w:val="0000EE"/>
-            <w:u w:val="single"/>
-          </w:rPr>
-          <w:t>出15:20–21</w:t>
-        </w:r>
-      </w:hyperlink>
-      <w:r>
-        <w:rPr>
-          <w:lang w:val="zh_TW" w:bidi="zh_TW"/>
-        </w:rPr>
-        <w:t>；</w:t>
-      </w:r>
-      <w:hyperlink r:id="rId34">
-        <w:r>
-          <w:rPr>
-            <w:lang w:val="zh_TW" w:bidi="zh_TW"/>
-          </w:rPr>
-          <w:rPr>
-            <w:color w:val="0000EE"/>
-            <w:u w:val="single"/>
-          </w:rPr>
-          <w:t>民12章</w:t>
-        </w:r>
-      </w:hyperlink>
-      <w:r>
-        <w:rPr>
-          <w:lang w:val="zh_TW" w:bidi="zh_TW"/>
-        </w:rPr>
-        <w:t>）。在米利暗去世後多年，神仍提醒以色列人，祂曾把她賜給他們作領袖（</w:t>
-      </w:r>
-      <w:hyperlink r:id="rId35">
-        <w:r>
-          <w:rPr>
-            <w:lang w:val="zh_TW" w:bidi="zh_TW"/>
-          </w:rPr>
-          <w:rPr>
-            <w:color w:val="0000EE"/>
-            <w:u w:val="single"/>
-          </w:rPr>
-          <w:t>彌6:4</w:t>
-        </w:r>
-      </w:hyperlink>
-      <w:r>
-        <w:rPr>
-          <w:lang w:val="zh_TW" w:bidi="zh_TW"/>
-        </w:rPr>
-        <w:t>）。</w:t>
-      </w:r>
-    </w:p>
-    <w:p>
-      <w:pPr/>
-      <w:r>
-        <w:rPr>
-          <w:lang w:val="zh_TW" w:bidi="zh_TW"/>
-        </w:rPr>
-      </w:r>
-      <w:r>
-        <w:rPr>
-          <w:lang w:val="zh_TW" w:bidi="zh_TW"/>
-        </w:rPr>
-        <w:t>還有其他女人也過著忠心又勇敢的生活。底波拉是女先知，也是唯一被稱為以色列士師的女人（</w:t>
-      </w:r>
-      <w:hyperlink r:id="rId36">
-        <w:r>
-          <w:rPr>
-            <w:lang w:val="zh_TW" w:bidi="zh_TW"/>
-          </w:rPr>
-          <w:rPr>
-            <w:color w:val="0000EE"/>
-            <w:u w:val="single"/>
-          </w:rPr>
-          <w:t>士4–5章</w:t>
-        </w:r>
-      </w:hyperlink>
-      <w:r>
-        <w:rPr>
-          <w:lang w:val="zh_TW" w:bidi="zh_TW"/>
-        </w:rPr>
-        <w:t>）。以斯帖是一位希伯來女人，她成了波斯的王后，勇敢朝見亞哈隨魯王，使她的百姓得以脫離死亡。戶勒大是另一位女先知，當約西亞王開始帶領百姓歸向神時，戶勒大向王傳講神的信息（</w:t>
-      </w:r>
-      <w:hyperlink r:id="rId37">
-        <w:r>
-          <w:rPr>
-            <w:lang w:val="zh_TW" w:bidi="zh_TW"/>
-          </w:rPr>
-          <w:rPr>
-            <w:color w:val="0000EE"/>
-            <w:u w:val="single"/>
-          </w:rPr>
-          <w:t>代下34:22–28</w:t>
-        </w:r>
-      </w:hyperlink>
-      <w:r>
-        <w:rPr>
-          <w:lang w:val="zh_TW" w:bidi="zh_TW"/>
-        </w:rPr>
-        <w:t>）。這正是耶利米和西番雅的時代，雖然當時已有男先知，但神在那個時刻卻要藉著戶勒大說話。</w:t>
-      </w:r>
-    </w:p>
-    <w:p>
-      <w:pPr/>
-      <w:r>
-        <w:rPr>
-          <w:lang w:val="zh_TW" w:bidi="zh_TW"/>
-        </w:rPr>
-      </w:r>
-      <w:r>
-        <w:rPr>
-          <w:lang w:val="zh_TW" w:bidi="zh_TW"/>
-        </w:rPr>
-        <w:t>新約聖經也記載多位在公開事奉神的女人：</w:t>
-      </w:r>
-    </w:p>
-    <w:p>
-      <w:pPr>
-        <w:pStyle w:val="ListBullet"/>
-        <w:spacing w:line="240" w:lineRule="auto"/>
-        <w:ind w:left="720"/>
-      </w:pPr>
-      <w:r>
-        <w:rPr>
-          <w:lang w:val="zh_TW" w:bidi="zh_TW"/>
-        </w:rPr>
-      </w:r>
-      <w:r>
-        <w:rPr>
-          <w:lang w:val="zh_TW" w:bidi="zh_TW"/>
-        </w:rPr>
-        <w:t>腓利的女兒（她們是女先知）</w:t>
-      </w:r>
-    </w:p>
-    <w:p>
-      <w:pPr>
-        <w:pStyle w:val="ListBullet"/>
-        <w:spacing w:line="240" w:lineRule="auto"/>
-        <w:ind w:left="720"/>
-      </w:pPr>
-      <w:r>
-        <w:rPr>
-          <w:lang w:val="zh_TW" w:bidi="zh_TW"/>
-        </w:rPr>
-      </w:r>
-      <w:r>
-        <w:rPr>
-          <w:lang w:val="zh_TW" w:bidi="zh_TW"/>
-        </w:rPr>
-        <w:t>非比</w:t>
-      </w:r>
-    </w:p>
-    <w:p>
-      <w:pPr>
-        <w:pStyle w:val="ListBullet"/>
-        <w:spacing w:line="240" w:lineRule="auto"/>
-        <w:ind w:left="720"/>
-      </w:pPr>
-      <w:r>
-        <w:rPr>
-          <w:lang w:val="zh_TW" w:bidi="zh_TW"/>
-        </w:rPr>
-      </w:r>
-      <w:r>
-        <w:rPr>
-          <w:lang w:val="zh_TW" w:bidi="zh_TW"/>
-        </w:rPr>
-        <w:t>百基拉</w:t>
-      </w:r>
-    </w:p>
-    <w:p>
-      <w:pPr>
-        <w:pStyle w:val="ListBullet"/>
-        <w:spacing w:line="240" w:lineRule="auto"/>
-        <w:ind w:left="720"/>
-      </w:pPr>
-      <w:r>
-        <w:rPr>
-          <w:lang w:val="zh_TW" w:bidi="zh_TW"/>
-        </w:rPr>
-      </w:r>
-      <w:r>
-        <w:rPr>
-          <w:lang w:val="zh_TW" w:bidi="zh_TW"/>
-        </w:rPr>
-        <w:t>猶尼亞</w:t>
-      </w:r>
-    </w:p>
-    <w:p>
-      <w:pPr>
-        <w:pStyle w:val="ListBullet"/>
-        <w:spacing w:line="240" w:lineRule="auto"/>
-        <w:ind w:left="720"/>
-      </w:pPr>
-      <w:r>
-        <w:rPr>
-          <w:lang w:val="zh_TW" w:bidi="zh_TW"/>
-        </w:rPr>
-      </w:r>
-      <w:r>
-        <w:rPr>
-          <w:lang w:val="zh_TW" w:bidi="zh_TW"/>
-        </w:rPr>
-        <w:t>土非拿</w:t>
-      </w:r>
-    </w:p>
-    <w:p>
-      <w:pPr>
-        <w:pStyle w:val="ListBullet"/>
-        <w:spacing w:line="240" w:lineRule="auto"/>
-        <w:ind w:left="720"/>
-      </w:pPr>
-      <w:r>
-        <w:rPr>
-          <w:lang w:val="zh_TW" w:bidi="zh_TW"/>
-        </w:rPr>
-      </w:r>
-      <w:r>
-        <w:rPr>
-          <w:lang w:val="zh_TW" w:bidi="zh_TW"/>
-        </w:rPr>
-        <w:t>土富撒</w:t>
-      </w:r>
-    </w:p>
-    <w:p>
-      <w:pPr>
-        <w:pStyle w:val="ListBullet"/>
-        <w:spacing w:line="240" w:lineRule="auto"/>
-        <w:ind w:left="720"/>
-      </w:pPr>
-      <w:r>
-        <w:rPr>
-          <w:lang w:val="zh_TW" w:bidi="zh_TW"/>
-        </w:rPr>
-      </w:r>
-      <w:r>
-        <w:rPr>
-          <w:lang w:val="zh_TW" w:bidi="zh_TW"/>
-        </w:rPr>
-        <w:t>彼息</w:t>
-      </w:r>
-    </w:p>
-    <w:p>
-      <w:pPr>
-        <w:pStyle w:val="ListBullet"/>
-        <w:spacing w:line="240" w:lineRule="auto"/>
-        <w:ind w:left="720"/>
-      </w:pPr>
-      <w:r>
-        <w:rPr>
-          <w:lang w:val="zh_TW" w:bidi="zh_TW"/>
-        </w:rPr>
-      </w:r>
-      <w:r>
-        <w:rPr>
-          <w:lang w:val="zh_TW" w:bidi="zh_TW"/>
-        </w:rPr>
-        <w:t>友阿蝶</w:t>
-      </w:r>
-    </w:p>
-    <w:p>
-      <w:pPr>
-        <w:pStyle w:val="ListBullet"/>
-        <w:spacing w:line="240" w:lineRule="auto"/>
-        <w:ind w:left="720"/>
-      </w:pPr>
-      <w:r>
-        <w:rPr>
-          <w:lang w:val="zh_TW" w:bidi="zh_TW"/>
-        </w:rPr>
-      </w:r>
-      <w:r>
-        <w:rPr>
-          <w:lang w:val="zh_TW" w:bidi="zh_TW"/>
-        </w:rPr>
-        <w:t>循都基</w:t>
-      </w:r>
-    </w:p>
-    <w:p>
-      <w:pPr/>
-      <w:r>
-        <w:rPr>
-          <w:lang w:val="zh_TW" w:bidi="zh_TW"/>
-        </w:rPr>
-      </w:r>
-      <w:r>
-        <w:rPr>
-          <w:lang w:val="zh_TW" w:bidi="zh_TW"/>
-        </w:rPr>
-        <w:t>這些女人顯出先知約珥的預言，約珥曾說，有一天神的靈要澆灌在男女身上，他們都要說出神的話（</w:t>
-      </w:r>
-      <w:hyperlink r:id="rId38">
-        <w:r>
-          <w:rPr>
-            <w:lang w:val="zh_TW" w:bidi="zh_TW"/>
-          </w:rPr>
-          <w:rPr>
-            <w:color w:val="0000EE"/>
-            <w:u w:val="single"/>
-          </w:rPr>
-          <w:t>珥2:28–29</w:t>
-        </w:r>
-      </w:hyperlink>
-      <w:r>
-        <w:rPr>
-          <w:lang w:val="zh_TW" w:bidi="zh_TW"/>
-        </w:rPr>
-        <w:t>）。還有一些女人，如撒拉、路得和哈拿，她們在住處和家庭裡憑著信心事奉神。她們信靠神，並順服祂而生活。</w:t>
-      </w:r>
-    </w:p>
-    <w:p>
-      <w:pPr/>
-      <w:r>
-        <w:rPr>
-          <w:lang w:val="zh_TW" w:bidi="zh_TW"/>
-        </w:rPr>
-      </w:r>
-      <w:r>
-        <w:rPr>
-          <w:lang w:val="zh_TW" w:bidi="zh_TW"/>
-        </w:rPr>
-        <w:t>聖經中最受尊榮的女人，是耶穌的母親馬利亞。她信靠神，並生下救主。神讓夏娃的應許在馬利亞身上應驗；藉著她，那位戰勝人類仇敵的救主降生了。</w:t>
-      </w:r>
-    </w:p>
-    <w:p>
-      <w:pPr/>
-      <w:r>
-        <w:rPr>
-          <w:lang w:val="zh_TW" w:bidi="zh_TW"/>
-        </w:rPr>
-      </w:r>
-      <w:r>
-        <w:rPr>
-          <w:i/>
-          <w:lang w:val="zh_TW" w:bidi="zh_TW"/>
-        </w:rPr>
-        <w:t>另見</w:t>
-      </w:r>
       <w:r>
         <w:rPr>
           <w:lang w:val="zh_TW" w:bidi="zh_TW"/>
@@ -1325,13 +1261,31 @@
         <w:rPr>
           <w:lang w:val="zh_TW" w:bidi="zh_TW"/>
         </w:rPr>
-        <w:t>夏娃；</w:t>
-      </w:r>
-      <w:r>
-        <w:rPr>
-          <w:lang w:val="zh_TW" w:bidi="zh_TW"/>
-        </w:rPr>
-        <w:t>人</w:t>
+        <w:t>植物；</w:t>
+      </w:r>
+      <w:r>
+        <w:rPr>
+          <w:lang w:val="zh_TW" w:bidi="zh_TW"/>
+        </w:rPr>
+        <w:t>收割；</w:t>
+      </w:r>
+      <w:r>
+        <w:rPr>
+          <w:lang w:val="zh_TW" w:bidi="zh_TW"/>
+        </w:rPr>
+        <w:t>巴勒斯坦；</w:t>
+      </w:r>
+      <w:r>
+        <w:rPr>
+          <w:lang w:val="zh_TW" w:bidi="zh_TW"/>
+        </w:rPr>
+        <w:t>葡萄樹，葡萄園；</w:t>
+      </w:r>
+      <w:r>
+        <w:rPr>
+          <w:lang w:val="zh_TW" w:bidi="zh_TW"/>
+        </w:rPr>
+        <w:t>食物和食物準備</w:t>
       </w:r>
       <w:r>
         <w:rPr>

--- a/zht/docx/114.content.docx
+++ b/zht/docx/114.content.docx
@@ -149,7 +149,7 @@
         <w:rPr>
           <w:lang w:val="zh_TW" w:bidi="zh_TW"/>
         </w:rPr>
-        <w:t>nong</w:t>
+        <w:t>ni</w:t>
       </w:r>
       <w:r>
         <w:rPr>
@@ -212,7 +212,7 @@
         <w:rPr>
           <w:lang w:val="zh_TW" w:bidi="zh_TW"/>
         </w:rPr>
-        <w:t>農業</w:t>
+        <w:t>尼拜約</w:t>
       </w:r>
       <w:r>
         <w:rPr>
@@ -231,23 +231,266 @@
         <w:rPr>
           <w:lang w:val="zh_TW" w:bidi="zh_TW"/>
         </w:rPr>
-        <w:t>在聖經時代，巴勒斯坦的農業主要分為三大類，今日亦大致相同。每一類農業的重要性，會因為社會的發展程度與當時的技術而有所不同。</w:t>
-      </w:r>
-    </w:p>
-    <w:p>
-      <w:pPr>
-        <w:pStyle w:val="Heading3"/>
-      </w:pPr>
-      <w:r>
-        <w:rPr>
-          <w:lang w:val="zh_TW" w:bidi="zh_TW"/>
-        </w:rPr>
-        <w:t>概述</w:t>
-      </w:r>
-    </w:p>
-    <w:p>
-      <w:pPr>
-        <w:pStyle w:val="ListBullet"/>
+        <w:t>以實瑪利十二個兒子中的長子（</w:t>
+      </w:r>
+      <w:hyperlink r:id="rId13">
+        <w:r>
+          <w:rPr>
+            <w:lang w:val="zh_TW" w:bidi="zh_TW"/>
+          </w:rPr>
+          <w:rPr>
+            <w:color w:val="0000EE"/>
+            <w:u w:val="single"/>
+          </w:rPr>
+          <w:t>創25:13</w:t>
+        </w:r>
+      </w:hyperlink>
+      <w:r>
+        <w:rPr>
+          <w:lang w:val="zh_TW" w:bidi="zh_TW"/>
+        </w:rPr>
+        <w:t>；</w:t>
+      </w:r>
+      <w:hyperlink r:id="rId14">
+        <w:r>
+          <w:rPr>
+            <w:lang w:val="zh_TW" w:bidi="zh_TW"/>
+          </w:rPr>
+          <w:rPr>
+            <w:color w:val="0000EE"/>
+            <w:u w:val="single"/>
+          </w:rPr>
+          <w:t>代上1:29</w:t>
+        </w:r>
+      </w:hyperlink>
+      <w:r>
+        <w:rPr>
+          <w:lang w:val="zh_TW" w:bidi="zh_TW"/>
+        </w:rPr>
+        <w:t>）。他的姊妹是瑪哈拉，她也被稱為「巴實抹」（參</w:t>
+      </w:r>
+      <w:hyperlink r:id="rId15">
+        <w:r>
+          <w:rPr>
+            <w:lang w:val="zh_TW" w:bidi="zh_TW"/>
+          </w:rPr>
+          <w:rPr>
+            <w:color w:val="0000EE"/>
+            <w:u w:val="single"/>
+          </w:rPr>
+          <w:t>創36:3</w:t>
+        </w:r>
+      </w:hyperlink>
+      <w:r>
+        <w:rPr>
+          <w:lang w:val="zh_TW" w:bidi="zh_TW"/>
+        </w:rPr>
+        <w:t>），後來嫁給以掃（</w:t>
+      </w:r>
+      <w:hyperlink r:id="rId16">
+        <w:r>
+          <w:rPr>
+            <w:lang w:val="zh_TW" w:bidi="zh_TW"/>
+          </w:rPr>
+          <w:rPr>
+            <w:color w:val="0000EE"/>
+            <w:u w:val="single"/>
+          </w:rPr>
+          <w:t>創28:9</w:t>
+        </w:r>
+      </w:hyperlink>
+      <w:r>
+        <w:rPr>
+          <w:lang w:val="zh_TW" w:bidi="zh_TW"/>
+        </w:rPr>
+        <w:t>）。</w:t>
+      </w:r>
+    </w:p>
+    <w:p>
+      <w:pPr/>
+      <w:r>
+        <w:rPr>
+          <w:lang w:val="zh_TW" w:bidi="zh_TW"/>
+        </w:rPr>
+      </w:r>
+      <w:r>
+        <w:rPr>
+          <w:lang w:val="zh_TW" w:bidi="zh_TW"/>
+        </w:rPr>
+        <w:t>尼拜約後裔的身分並不確定。他們可能是阿拉伯族群拿巴提人（Nabatean）之祖先，這個族群曾佔有以東之地，以及約旦河東（外約旦）的部分地區，其勢力向北一直延伸到帕米拉（Palmyra，古代的達莫）。尼拜約與基達的後裔都以羊群優良而聞名（</w:t>
+      </w:r>
+      <w:hyperlink r:id="rId17">
+        <w:r>
+          <w:rPr>
+            <w:lang w:val="zh_TW" w:bidi="zh_TW"/>
+          </w:rPr>
+          <w:rPr>
+            <w:color w:val="0000EE"/>
+            <w:u w:val="single"/>
+          </w:rPr>
+          <w:t>賽60:7</w:t>
+        </w:r>
+      </w:hyperlink>
+      <w:r>
+        <w:rPr>
+          <w:lang w:val="zh_TW" w:bidi="zh_TW"/>
+        </w:rPr>
+        <w:t>）。亞述王亞述巴尼拔（Ashurbanipal）的著作中也有提及他們，這位亞述王生活在公元前七世紀。</w:t>
+      </w:r>
+      <w:r>
+        <w:rPr>
+          <w:lang w:val="zh_TW" w:bidi="zh_TW"/>
+        </w:rPr>
+      </w:r>
+      <w:r>
+        <w:rPr>
+          <w:lang w:val="zh_TW" w:bidi="zh_TW"/>
+        </w:rPr>
+      </w:r>
+    </w:p>
+    <w:p>
+      <w:pPr/>
+      <w:r>
+        <w:rPr>
+          <w:lang w:val="zh_TW" w:bidi="zh_TW"/>
+        </w:rPr>
+      </w:r>
+    </w:p>
+    <w:p>
+      <w:pPr>
+        <w:pStyle w:val="Heading2"/>
+      </w:pPr>
+      <w:r>
+        <w:rPr>
+          <w:lang w:val="zh_TW" w:bidi="zh_TW"/>
+        </w:rPr>
+        <w:t>尼哥坡里</w:t>
+      </w:r>
+      <w:r>
+        <w:rPr>
+          <w:lang w:val="zh_TW" w:bidi="zh_TW"/>
+        </w:rPr>
+      </w:r>
+    </w:p>
+    <w:p>
+      <w:pPr/>
+      <w:r>
+        <w:rPr>
+          <w:lang w:val="zh_TW" w:bidi="zh_TW"/>
+        </w:rPr>
+      </w:r>
+      <w:r>
+        <w:rPr>
+          <w:lang w:val="zh_TW" w:bidi="zh_TW"/>
+        </w:rPr>
+        <w:t>名稱的意思是「勝利之城」。在羅馬帝國，當一個新建的城市需要命名時，尼哥坡里（Nicopolis）是一個常見的選擇。在戰爭時期為了紀念軍事勝利而建的城鎮，通常被命名為尼哥坡里。</w:t>
+      </w:r>
+    </w:p>
+    <w:p>
+      <w:pPr/>
+      <w:r>
+        <w:rPr>
+          <w:lang w:val="zh_TW" w:bidi="zh_TW"/>
+        </w:rPr>
+      </w:r>
+      <w:r>
+        <w:rPr>
+          <w:lang w:val="zh_TW" w:bidi="zh_TW"/>
+        </w:rPr>
+        <w:t>在保羅寫給提多的信中，保羅告訴提多離開他一直在事奉的克里特（</w:t>
+      </w:r>
+      <w:hyperlink r:id="rId18">
+        <w:r>
+          <w:rPr>
+            <w:lang w:val="zh_TW" w:bidi="zh_TW"/>
+          </w:rPr>
+          <w:rPr>
+            <w:color w:val="0000EE"/>
+            <w:u w:val="single"/>
+          </w:rPr>
+          <w:t>多1:5</w:t>
+        </w:r>
+      </w:hyperlink>
+      <w:r>
+        <w:rPr>
+          <w:lang w:val="zh_TW" w:bidi="zh_TW"/>
+        </w:rPr>
+        <w:t>），前往尼哥坡里，使徒正在那裏作工，並且保羅計劃在那裡過冬（</w:t>
+      </w:r>
+      <w:hyperlink r:id="rId19">
+        <w:r>
+          <w:rPr>
+            <w:lang w:val="zh_TW" w:bidi="zh_TW"/>
+          </w:rPr>
+          <w:rPr>
+            <w:color w:val="0000EE"/>
+            <w:u w:val="single"/>
+          </w:rPr>
+          <w:t>3:12</w:t>
+        </w:r>
+      </w:hyperlink>
+      <w:r>
+        <w:rPr>
+          <w:lang w:val="zh_TW" w:bidi="zh_TW"/>
+        </w:rPr>
+        <w:t>）。在整個羅馬帝國的九個尼哥坡里城中，幾乎可以肯定保羅指的是位於哥林多灣西北方和伊庇魯斯（Epirus）海岬東南方的城市。岬是一塊突入水體的高地，如同半島或俯瞰大海的懸崖。</w:t>
+      </w:r>
+    </w:p>
+    <w:p>
+      <w:pPr/>
+      <w:r>
+        <w:rPr>
+          <w:lang w:val="zh_TW" w:bidi="zh_TW"/>
+        </w:rPr>
+      </w:r>
+      <w:r>
+        <w:rPr>
+          <w:lang w:val="zh_TW" w:bidi="zh_TW"/>
+        </w:rPr>
+        <w:t>屋大維（Octavian，後來成為羅馬帝國第一位統治者）於公元前31年建立了這座城市，以慶祝他在附近進行的偉大的亞克興戰役（battle of Actium）中戰勝安東尼（Mark Antony）。尼哥坡里的名稱和政府都是希臘式的，並且是附近許多城的中心。這座新的尼哥坡里是一個非常大的城，擁有類似於附近的雅典城的獨立性。該城建造了神廟、劇院、競技場和水道，並設立了一年四次的慶典比賽。尼哥坡里最著名的市民，是斯多亞派（Stoic）哲學家愛比克泰德（Epictetus），他大約在公元90年居住在那裡。保羅曾在這個大城及其周邊的小社區中傳揚福音。</w:t>
+      </w:r>
+      <w:r>
+        <w:rPr>
+          <w:lang w:val="zh_TW" w:bidi="zh_TW"/>
+        </w:rPr>
+      </w:r>
+      <w:r>
+        <w:rPr>
+          <w:lang w:val="zh_TW" w:bidi="zh_TW"/>
+        </w:rPr>
+      </w:r>
+    </w:p>
+    <w:p>
+      <w:pPr/>
+      <w:r>
+        <w:rPr>
+          <w:lang w:val="zh_TW" w:bidi="zh_TW"/>
+        </w:rPr>
+      </w:r>
+    </w:p>
+    <w:p>
+      <w:pPr>
+        <w:pStyle w:val="Heading2"/>
+      </w:pPr>
+      <w:r>
+        <w:rPr>
+          <w:lang w:val="zh_TW" w:bidi="zh_TW"/>
+        </w:rPr>
+        <w:t>尼母利</w:t>
+      </w:r>
+      <w:r>
+        <w:rPr>
+          <w:lang w:val="zh_TW" w:bidi="zh_TW"/>
+        </w:rPr>
+      </w:r>
+    </w:p>
+    <w:p>
+      <w:pPr>
+        <w:pStyle w:val="ListNumber"/>
+        <w:numPr>
+          <w:ilvl w:val="0"/>
+          <w:numId w:val="14"/>
+        </w:numPr>
         <w:spacing w:line="240" w:lineRule="auto"/>
         <w:ind w:left="720"/>
       </w:pPr>
@@ -258,15 +501,32 @@
       </w:r>
       <w:r>
         <w:rPr>
-          <w:u w:val="single"/>
-          <w:lang w:val="zh_TW" w:bidi="zh_TW"/>
-        </w:rPr>
-        <w:t>畜牧</w:t>
-      </w:r>
-    </w:p>
-    <w:p>
-      <w:pPr>
-        <w:pStyle w:val="ListBullet"/>
+          <w:lang w:val="zh_TW" w:bidi="zh_TW"/>
+        </w:rPr>
+        <w:t>呂便人，以利押的兒子（</w:t>
+      </w:r>
+      <w:hyperlink r:id="rId20">
+        <w:r>
+          <w:rPr>
+            <w:lang w:val="zh_TW" w:bidi="zh_TW"/>
+          </w:rPr>
+          <w:rPr>
+            <w:color w:val="0000EE"/>
+            <w:u w:val="single"/>
+          </w:rPr>
+          <w:t>民26:9</w:t>
+        </w:r>
+      </w:hyperlink>
+      <w:r>
+        <w:rPr>
+          <w:lang w:val="zh_TW" w:bidi="zh_TW"/>
+        </w:rPr>
+        <w:t>）。</w:t>
+      </w:r>
+    </w:p>
+    <w:p>
+      <w:pPr>
+        <w:pStyle w:val="ListNumber"/>
         <w:spacing w:line="240" w:lineRule="auto"/>
         <w:ind w:left="720"/>
       </w:pPr>
@@ -277,94 +537,11 @@
       </w:r>
       <w:r>
         <w:rPr>
-          <w:u w:val="single"/>
-          <w:lang w:val="zh_TW" w:bidi="zh_TW"/>
-        </w:rPr>
-        <w:t>田間種植</w:t>
-      </w:r>
-    </w:p>
-    <w:p>
-      <w:pPr>
-        <w:pStyle w:val="ListBullet"/>
-        <w:spacing w:line="240" w:lineRule="auto"/>
-        <w:ind w:left="720"/>
-      </w:pPr>
-      <w:r>
-        <w:rPr>
-          <w:lang w:val="zh_TW" w:bidi="zh_TW"/>
-        </w:rPr>
-      </w:r>
-      <w:r>
-        <w:rPr>
-          <w:u w:val="single"/>
-          <w:lang w:val="zh_TW" w:bidi="zh_TW"/>
-        </w:rPr>
-        <w:t>果樹栽種</w:t>
-      </w:r>
-    </w:p>
-    <w:p>
-      <w:pPr>
-        <w:pStyle w:val="ListBullet"/>
-        <w:spacing w:line="240" w:lineRule="auto"/>
-        <w:ind w:left="720"/>
-      </w:pPr>
-      <w:r>
-        <w:rPr>
-          <w:lang w:val="zh_TW" w:bidi="zh_TW"/>
-        </w:rPr>
-      </w:r>
-      <w:r>
-        <w:rPr>
-          <w:u w:val="single"/>
-          <w:lang w:val="zh_TW" w:bidi="zh_TW"/>
-        </w:rPr>
-        <w:t>耕作</w:t>
-      </w:r>
-    </w:p>
-    <w:p>
-      <w:pPr>
-        <w:pStyle w:val="ListBullet"/>
-        <w:spacing w:line="240" w:lineRule="auto"/>
-        <w:ind w:left="720"/>
-      </w:pPr>
-      <w:r>
-        <w:rPr>
-          <w:lang w:val="zh_TW" w:bidi="zh_TW"/>
-        </w:rPr>
-      </w:r>
-      <w:r>
-        <w:rPr>
-          <w:u w:val="single"/>
-          <w:lang w:val="zh_TW" w:bidi="zh_TW"/>
-        </w:rPr>
-        <w:t>收割</w:t>
-      </w:r>
-    </w:p>
-    <w:p>
-      <w:pPr>
-        <w:pStyle w:val="Heading3"/>
-      </w:pPr>
-      <w:r>
-        <w:rPr>
-          <w:lang w:val="zh_TW" w:bidi="zh_TW"/>
-        </w:rPr>
-        <w:t>畜牧</w:t>
-      </w:r>
-    </w:p>
-    <w:p>
-      <w:pPr/>
-      <w:r>
-        <w:rPr>
-          <w:lang w:val="zh_TW" w:bidi="zh_TW"/>
-        </w:rPr>
-      </w:r>
-      <w:r>
-        <w:rPr>
-          <w:lang w:val="zh_TW" w:bidi="zh_TW"/>
-        </w:rPr>
-        <w:t>聖經最早提到的工作之一就是畜牧。亞伯（</w:t>
-      </w:r>
-      <w:hyperlink r:id="rId13">
+          <w:lang w:val="zh_TW" w:bidi="zh_TW"/>
+        </w:rPr>
+        <w:t>西緬的兒子之一（</w:t>
+      </w:r>
+      <w:hyperlink r:id="rId21">
         <w:r>
           <w:rPr>
             <w:lang w:val="zh_TW" w:bidi="zh_TW"/>
@@ -373,16 +550,16 @@
             <w:color w:val="0000EE"/>
             <w:u w:val="single"/>
           </w:rPr>
-          <w:t>創4:2</w:t>
+          <w:t>民26:12</w:t>
         </w:r>
       </w:hyperlink>
       <w:r>
         <w:rPr>
           <w:lang w:val="zh_TW" w:bidi="zh_TW"/>
         </w:rPr>
-        <w:t>）和雅八（</w:t>
-      </w:r>
-      <w:hyperlink r:id="rId14">
+        <w:t>；</w:t>
+      </w:r>
+      <w:hyperlink r:id="rId22">
         <w:r>
           <w:rPr>
             <w:lang w:val="zh_TW" w:bidi="zh_TW"/>
@@ -391,30 +568,16 @@
             <w:color w:val="0000EE"/>
             <w:u w:val="single"/>
           </w:rPr>
-          <w:t>創4:20</w:t>
+          <w:t>代上4:24</w:t>
         </w:r>
       </w:hyperlink>
       <w:r>
         <w:rPr>
           <w:lang w:val="zh_TW" w:bidi="zh_TW"/>
         </w:rPr>
-        <w:t>）都牧養羊群或牲畜。這類工作適合半遊牧的生活方式（即經常從一個地方遷移到另一個地方）；只靠基本的技術與器具，他們便能有足夠的食物與衣物。</w:t>
-      </w:r>
-    </w:p>
-    <w:p>
-      <w:pPr/>
-      <w:r>
-        <w:rPr>
-          <w:lang w:val="zh_TW" w:bidi="zh_TW"/>
-        </w:rPr>
-      </w:r>
-      <w:r>
-        <w:rPr>
-          <w:lang w:val="zh_TW" w:bidi="zh_TW"/>
-        </w:rPr>
-        <w:t>亞伯拉罕、以撒與雅各主要從事畜牧，讓他們的羊群與牛群在公有土地上吃草，他們通常不耕地。雅各與他的兒子們去到埃及時，仍以牧羊為生（</w:t>
-      </w:r>
-      <w:hyperlink r:id="rId15">
+        <w:t>），又稱耶母利（</w:t>
+      </w:r>
+      <w:hyperlink r:id="rId23">
         <w:r>
           <w:rPr>
             <w:lang w:val="zh_TW" w:bidi="zh_TW"/>
@@ -423,16 +586,89 @@
             <w:color w:val="0000EE"/>
             <w:u w:val="single"/>
           </w:rPr>
-          <w:t>創47:3</w:t>
+          <w:t>創46:10</w:t>
         </w:r>
       </w:hyperlink>
       <w:r>
         <w:rPr>
           <w:lang w:val="zh_TW" w:bidi="zh_TW"/>
         </w:rPr>
-        <w:t>）。後來，呂便支派、迦得支派與瑪拿西半支派在約旦河東，仍然維持這種生活方式（</w:t>
-      </w:r>
-      <w:hyperlink r:id="rId16">
+        <w:t>）。</w:t>
+      </w:r>
+      <w:r>
+        <w:rPr>
+          <w:i/>
+          <w:lang w:val="zh_TW" w:bidi="zh_TW"/>
+        </w:rPr>
+        <w:t>見</w:t>
+      </w:r>
+      <w:r>
+        <w:rPr>
+          <w:lang w:val="zh_TW" w:bidi="zh_TW"/>
+        </w:rPr>
+        <w:t xml:space="preserve"> </w:t>
+      </w:r>
+      <w:r>
+        <w:rPr>
+          <w:lang w:val="zh_TW" w:bidi="zh_TW"/>
+        </w:rPr>
+        <w:t>耶母利</w:t>
+      </w:r>
+      <w:r>
+        <w:rPr>
+          <w:lang w:val="zh_TW" w:bidi="zh_TW"/>
+        </w:rPr>
+        <w:t>。</w:t>
+      </w:r>
+      <w:r>
+        <w:rPr>
+          <w:lang w:val="zh_TW" w:bidi="zh_TW"/>
+        </w:rPr>
+      </w:r>
+      <w:r>
+        <w:rPr>
+          <w:lang w:val="zh_TW" w:bidi="zh_TW"/>
+        </w:rPr>
+      </w:r>
+    </w:p>
+    <w:p>
+      <w:pPr/>
+      <w:r>
+        <w:rPr>
+          <w:lang w:val="zh_TW" w:bidi="zh_TW"/>
+        </w:rPr>
+      </w:r>
+    </w:p>
+    <w:p>
+      <w:pPr>
+        <w:pStyle w:val="Heading2"/>
+      </w:pPr>
+      <w:r>
+        <w:rPr>
+          <w:lang w:val="zh_TW" w:bidi="zh_TW"/>
+        </w:rPr>
+        <w:t>尼母利人</w:t>
+      </w:r>
+      <w:r>
+        <w:rPr>
+          <w:lang w:val="zh_TW" w:bidi="zh_TW"/>
+        </w:rPr>
+      </w:r>
+    </w:p>
+    <w:p>
+      <w:pPr/>
+      <w:r>
+        <w:rPr>
+          <w:lang w:val="zh_TW" w:bidi="zh_TW"/>
+        </w:rPr>
+      </w:r>
+      <w:r>
+        <w:rPr>
+          <w:lang w:val="zh_TW" w:bidi="zh_TW"/>
+        </w:rPr>
+        <w:t>屬於西緬支派尼母利家族的人（</w:t>
+      </w:r>
+      <w:hyperlink r:id="rId21">
         <w:r>
           <w:rPr>
             <w:lang w:val="zh_TW" w:bidi="zh_TW"/>
@@ -441,16 +677,16 @@
             <w:color w:val="0000EE"/>
             <w:u w:val="single"/>
           </w:rPr>
-          <w:t>民32:1</w:t>
+          <w:t>民26:12</w:t>
         </w:r>
       </w:hyperlink>
       <w:r>
         <w:rPr>
           <w:lang w:val="zh_TW" w:bidi="zh_TW"/>
         </w:rPr>
-        <w:t>），而住在巴勒斯坦西部山地的某些支派亦同樣維持這種生活方式（</w:t>
-      </w:r>
-      <w:hyperlink r:id="rId17">
+        <w:t>；在</w:t>
+      </w:r>
+      <w:hyperlink r:id="rId23">
         <w:r>
           <w:rPr>
             <w:lang w:val="zh_TW" w:bidi="zh_TW"/>
@@ -459,14 +695,109 @@
             <w:color w:val="0000EE"/>
             <w:u w:val="single"/>
           </w:rPr>
-          <w:t>撒上25:2</w:t>
+          <w:t>創46:10</w:t>
         </w:r>
       </w:hyperlink>
       <w:r>
         <w:rPr>
           <w:lang w:val="zh_TW" w:bidi="zh_TW"/>
         </w:rPr>
-        <w:t>）。即使以色列人之後定居下來，畜牧仍然是他們生活的一部分，因為牲畜可以在不太肥沃的土地上吃草，也因為他們持守傳統做法，包括在聖殿獻上牲畜作為祭物。</w:t>
+        <w:t>中另稱為耶母利）。</w:t>
+      </w:r>
+      <w:r>
+        <w:rPr>
+          <w:i/>
+          <w:lang w:val="zh_TW" w:bidi="zh_TW"/>
+        </w:rPr>
+        <w:t>見</w:t>
+      </w:r>
+      <w:r>
+        <w:rPr>
+          <w:lang w:val="zh_TW" w:bidi="zh_TW"/>
+        </w:rPr>
+        <w:t>耶母利</w:t>
+      </w:r>
+      <w:r>
+        <w:rPr>
+          <w:lang w:val="zh_TW" w:bidi="zh_TW"/>
+        </w:rPr>
+        <w:t>。</w:t>
+      </w:r>
+      <w:r>
+        <w:rPr>
+          <w:lang w:val="zh_TW" w:bidi="zh_TW"/>
+        </w:rPr>
+      </w:r>
+      <w:r>
+        <w:rPr>
+          <w:lang w:val="zh_TW" w:bidi="zh_TW"/>
+        </w:rPr>
+      </w:r>
+    </w:p>
+    <w:p>
+      <w:pPr/>
+      <w:r>
+        <w:rPr>
+          <w:lang w:val="zh_TW" w:bidi="zh_TW"/>
+        </w:rPr>
+      </w:r>
+    </w:p>
+    <w:p>
+      <w:pPr>
+        <w:pStyle w:val="Heading2"/>
+      </w:pPr>
+      <w:r>
+        <w:rPr>
+          <w:lang w:val="zh_TW" w:bidi="zh_TW"/>
+        </w:rPr>
+        <w:t>尼尼微、尼尼微人</w:t>
+      </w:r>
+      <w:r>
+        <w:rPr>
+          <w:lang w:val="zh_TW" w:bidi="zh_TW"/>
+        </w:rPr>
+      </w:r>
+    </w:p>
+    <w:p>
+      <w:pPr/>
+      <w:r>
+        <w:rPr>
+          <w:lang w:val="zh_TW" w:bidi="zh_TW"/>
+        </w:rPr>
+      </w:r>
+      <w:r>
+        <w:rPr>
+          <w:lang w:val="zh_TW" w:bidi="zh_TW"/>
+        </w:rPr>
+        <w:t>亞述帝國的首都之一，且在該帝國的鼎盛時期，是世界上最偉大的城市之一。尼尼微位於現今伊拉克北部，而今日其以坐落於底格里斯河（Tigris River）以東，與摩蘇爾城（Mosul）主要區域相對的古雲吉克丘（Kouyunjik）與尼比‧優努斯丘（Nebi Yunus）為象徵。</w:t>
+      </w:r>
+    </w:p>
+    <w:p>
+      <w:pPr/>
+      <w:r>
+        <w:rPr>
+          <w:lang w:val="zh_TW" w:bidi="zh_TW"/>
+        </w:rPr>
+      </w:r>
+      <w:r>
+        <w:rPr>
+          <w:lang w:val="zh_TW" w:bidi="zh_TW"/>
+        </w:rPr>
+        <w:t>較大的古雲吉克丘位於西北方，面積約1英里乘650碼（約1.6 公里乘594.4公尺），高出平原約九十英尺（約27.4公尺），中間以科斯爾河（Khosr River）隔開。尼比‧優努斯丘上現為村落、墓地及一座傳說存放約拿墳墓的清真寺，因此未能進行廣泛考古。</w:t>
+      </w:r>
+    </w:p>
+    <w:p>
+      <w:pPr/>
+      <w:r>
+        <w:rPr>
+          <w:lang w:val="zh_TW" w:bidi="zh_TW"/>
+        </w:rPr>
+      </w:r>
+      <w:r>
+        <w:rPr>
+          <w:lang w:val="zh_TW" w:bidi="zh_TW"/>
+        </w:rPr>
+        <w:t>尼尼微城牆以磚砌成，長約8英里（約12.9公里），設有十五座城門（已發掘其中五座），門前立有巨大的石雕公牛像，其為亞述城邑建築的典型特色。</w:t>
       </w:r>
     </w:p>
     <w:p>
@@ -477,7 +808,7 @@
         <w:rPr>
           <w:lang w:val="zh_TW" w:bidi="zh_TW"/>
         </w:rPr>
-        <w:t>田間種植</w:t>
+        <w:t>歷史</w:t>
       </w:r>
     </w:p>
     <w:p>
@@ -491,9 +822,9 @@
         <w:rPr>
           <w:lang w:val="zh_TW" w:bidi="zh_TW"/>
         </w:rPr>
-        <w:t>大多數專家認為，以色列人在進入應許之地並與迦南人接觸後，從迦南人那裡學會耕種。雖然在此之前已知有人種植五穀，例如該隱是農夫或「種地的」（</w:t>
-      </w:r>
-      <w:hyperlink r:id="rId13">
+        <w:t>尼尼微的居住歷史可追溯到史前時代（約公元前4500年），這與</w:t>
+      </w:r>
+      <w:hyperlink r:id="rId24">
         <w:r>
           <w:rPr>
             <w:lang w:val="zh_TW" w:bidi="zh_TW"/>
@@ -502,16 +833,201 @@
             <w:color w:val="0000EE"/>
             <w:u w:val="single"/>
           </w:rPr>
-          <w:t>創4:2</w:t>
+          <w:t>創世記第十章</w:t>
         </w:r>
       </w:hyperlink>
       <w:r>
         <w:rPr>
           <w:lang w:val="zh_TW" w:bidi="zh_TW"/>
         </w:rPr>
-        <w:t>），但並不清楚他所種的具體是甚麼。考古學家在近東地區，發現大約公元前6800年已有五穀農耕的證據。以撒在基拉耳撒種五穀（</w:t>
-      </w:r>
-      <w:hyperlink r:id="rId18">
+        <w:t>中關於該城市建立的記載一致。在尼尼微也發現了來自各個早期文化（哈蘇納〔Hassuna〕、薩邁拉〔Samarra〕、哈拉夫〔Halaf〕、烏拜德〔Ubaid〕）的材料。</w:t>
+      </w:r>
+    </w:p>
+    <w:p>
+      <w:pPr/>
+      <w:r>
+        <w:rPr>
+          <w:lang w:val="zh_TW" w:bidi="zh_TW"/>
+        </w:rPr>
+      </w:r>
+      <w:r>
+        <w:rPr>
+          <w:lang w:val="zh_TW" w:bidi="zh_TW"/>
+        </w:rPr>
+        <w:t>亞喀得的撒珥根（Sargon of Akkad；公元前24世紀中期）對尼尼微十分熟悉，尼尼微在他的時代非常繁榮。在其後的國王沙姆希阿達德一世（Shamsi-Adad I；約公元前1800年）在位時的記錄提到，撒珥根的兒子瑪尼什圖蘇（Manishtusu）修復了尼尼微的伊什塔爾（Ishtar）聖殿。</w:t>
+      </w:r>
+    </w:p>
+    <w:p>
+      <w:pPr/>
+      <w:r>
+        <w:rPr>
+          <w:lang w:val="zh_TW" w:bidi="zh_TW"/>
+        </w:rPr>
+      </w:r>
+      <w:r>
+        <w:rPr>
+          <w:lang w:val="zh_TW" w:bidi="zh_TW"/>
+        </w:rPr>
+        <w:t>伊什塔爾（又命：伊南娜〔Inanna〕）是愛與戰爭的女神，對於貪婪好戰的亞述人來說是十分相稱的神祇。尼尼微敬拜多位神祇，城門多以這些神祇命名。亞述人也在書寫之神、藝術與科學之神拿布（Nabu）的神廟中敬拜，反映出亞述人對文獻、文學及浮雕藝術的重視。</w:t>
+      </w:r>
+    </w:p>
+    <w:p>
+      <w:pPr/>
+      <w:r>
+        <w:rPr>
+          <w:lang w:val="zh_TW" w:bidi="zh_TW"/>
+        </w:rPr>
+      </w:r>
+      <w:r>
+        <w:rPr>
+          <w:lang w:val="zh_TW" w:bidi="zh_TW"/>
+        </w:rPr>
+        <w:t>沙姆希阿達德一世和漢謨拉比（Hammurabi）也修復了尼尼微的伊什塔爾聖殿，撒縵以色一世（Shalmaneser I）和突庫里尼努爾塔一世（Tukulti-Ninurta I）擴建並修葺這座城市，其他統治者如提革拉·毗列色一世（Tiglath-pileser I）、亞述拿色帕二世（Ashurnasirpal II；公元前883–859年）和撒珥根二世（Sargon II；公元前722–705年）則在此建造了他們的宮殿。然而，西拿基立（公元前705–681年）將尼尼微定為首都，且不遺餘力地美化城市。除了他著名的宮殿外，他還進行了許多工程：重建城牆、規劃公園、收集植物和動物標本，又建造引水道，將水從30英里（48.3公里）外引入城中。亞述征服列國後向各國索取的貢物，包括以色列與猶大的財寶，皆運至尼尼微。</w:t>
+      </w:r>
+    </w:p>
+    <w:p>
+      <w:pPr/>
+      <w:r>
+        <w:rPr>
+          <w:lang w:val="zh_TW" w:bidi="zh_TW"/>
+        </w:rPr>
+      </w:r>
+      <w:r>
+        <w:rPr>
+          <w:lang w:val="zh_TW" w:bidi="zh_TW"/>
+        </w:rPr>
+        <w:t>西拿基立遇刺後，其子以撒·哈頓（公元前681–669年）鎮壓叛亂，重奪尼尼微，於此與迦拉建造宮殿。他一生大部份時間都在那裡度過。</w:t>
+      </w:r>
+    </w:p>
+    <w:p>
+      <w:pPr/>
+      <w:r>
+        <w:rPr>
+          <w:lang w:val="zh_TW" w:bidi="zh_TW"/>
+        </w:rPr>
+      </w:r>
+      <w:r>
+        <w:rPr>
+          <w:lang w:val="zh_TW" w:bidi="zh_TW"/>
+        </w:rPr>
+        <w:t>以撒·哈頓的兒子亞述巴尼拔（Ashurbanipal ；公元前669至633年）將他的住所設在尼尼微，他在那裡接受教育、體育和軍事技能的訓練。他精於古董研究，精通亞喀得語（Akkadian）和蘇美語（Sumerian）。他的宮殿中設有著名的圖書館，用於亞述學（Assyriology）的研究。納布聖殿中至少有一個可以追溯到撒珥根二世時期的圖書館，但亞述巴尼拔的皇家圖書館在規模和重要性上都遠勝於它。撒珥根和他的繼任者收集了許多泥版，而亞述巴尼拔更派遣文士到亞述和巴比倫各地收集和抄寫泥版，繼而積累了數以萬計的泥版。像尼普爾（Nippur）的圖書館一樣，尼尼微圖書館內容涵蓋了極為廣泛的資料：商業帳目、書信、王室記錄、史料、字彙表、雙語文獻、傳說、神話、及讚美詩與祈禱文等各類宗教銘文。在這些泥版中，有七塊保存了巴比倫的創造故事，十二塊記載了吉加墨詩史詩（epic of Gilgamesh），其中包含一個洪水的版本。其它有時被引用為與聖經敘述相似的著作包括</w:t>
+      </w:r>
+      <w:r>
+        <w:rPr>
+          <w:lang w:val="zh_TW" w:bidi="zh_TW"/>
+        </w:rPr>
+        <w:t>阿達帕（</w:t>
+      </w:r>
+      <w:r>
+        <w:rPr>
+          <w:lang w:val="zh_TW" w:bidi="zh_TW"/>
+        </w:rPr>
+        <w:t>Adapa）的故事——講述他失去獲得永生的機會，以及</w:t>
+      </w:r>
+      <w:r>
+        <w:rPr>
+          <w:lang w:val="zh_TW" w:bidi="zh_TW"/>
+        </w:rPr>
+        <w:t>伊坦納（</w:t>
+      </w:r>
+      <w:r>
+        <w:rPr>
+          <w:lang w:val="zh_TW" w:bidi="zh_TW"/>
+        </w:rPr>
+        <w:t>Etana）的傳說，講述一位升上天堂的牧羊人的經歷。</w:t>
+      </w:r>
+    </w:p>
+    <w:p>
+      <w:pPr/>
+      <w:r>
+        <w:rPr>
+          <w:lang w:val="zh_TW" w:bidi="zh_TW"/>
+        </w:rPr>
+      </w:r>
+      <w:r>
+        <w:rPr>
+          <w:lang w:val="zh_TW" w:bidi="zh_TW"/>
+        </w:rPr>
+        <w:t>亞述巴尼拔亦以戰爭與其殘酷聞名。他的宮殿浮雕中雖有宴樂場景，卻同時刻畫了掛在樹上的被斬首的以攔人首領之首。</w:t>
+      </w:r>
+    </w:p>
+    <w:p>
+      <w:pPr/>
+      <w:r>
+        <w:rPr>
+          <w:lang w:val="zh_TW" w:bidi="zh_TW"/>
+        </w:rPr>
+      </w:r>
+      <w:r>
+        <w:rPr>
+          <w:lang w:val="zh_TW" w:bidi="zh_TW"/>
+        </w:rPr>
+        <w:t>他晚年及死後，附庸國紛紛叛亂。巴比倫獨立並與米底亞人聯軍，於公元前614年攻取了亞述和迦拉。米底亞的</w:t>
+      </w:r>
+      <w:r>
+        <w:rPr>
+          <w:lang w:val="zh_TW" w:bidi="zh_TW"/>
+        </w:rPr>
+        <w:t>基亞克薩雷斯（</w:t>
+      </w:r>
+      <w:r>
+        <w:rPr>
+          <w:lang w:val="zh_TW" w:bidi="zh_TW"/>
+        </w:rPr>
+        <w:t>Cyaxares the Mede）、巴比倫的尼布卜拉撒（Nabopolassar of Babylon），以及一支西古提（Scythian）軍隊在公元前612年圍攻尼尼微，尼尼微城淪陷，亞述王辛沙利士庫（Sinshariskum，又名沙單拿伯羅〔Sardanapalus〕）死於烈火中。</w:t>
+      </w:r>
+    </w:p>
+    <w:p>
+      <w:pPr/>
+      <w:r>
+        <w:rPr>
+          <w:lang w:val="zh_TW" w:bidi="zh_TW"/>
+        </w:rPr>
+      </w:r>
+      <w:r>
+        <w:rPr>
+          <w:lang w:val="zh_TW" w:bidi="zh_TW"/>
+        </w:rPr>
+        <w:t>儘管殘餘亞述勢力由</w:t>
+      </w:r>
+      <w:r>
+        <w:rPr>
+          <w:lang w:val="zh_TW" w:bidi="zh_TW"/>
+        </w:rPr>
+        <w:t>亞述烏巴列</w:t>
+      </w:r>
+      <w:r>
+        <w:rPr>
+          <w:lang w:val="zh_TW" w:bidi="zh_TW"/>
+        </w:rPr>
+        <w:t>（Ashuruballit）在哈蘭支撐至公元前609年，尼尼微仍已徹底毀滅，應驗了希伯來先知的預言。</w:t>
+      </w:r>
+    </w:p>
+    <w:p>
+      <w:pPr>
+        <w:pStyle w:val="Heading3"/>
+      </w:pPr>
+      <w:r>
+        <w:rPr>
+          <w:lang w:val="zh_TW" w:bidi="zh_TW"/>
+        </w:rPr>
+        <w:t>尼尼微與聖經</w:t>
+      </w:r>
+    </w:p>
+    <w:p>
+      <w:pPr/>
+      <w:r>
+        <w:rPr>
+          <w:lang w:val="zh_TW" w:bidi="zh_TW"/>
+        </w:rPr>
+      </w:r>
+      <w:r>
+        <w:rPr>
+          <w:lang w:val="zh_TW" w:bidi="zh_TW"/>
+        </w:rPr>
+        <w:t>舊約中有六卷書提及尼尼微。在創世記中，唯一提到尼尼微的是在列國表（the table of nations）中（</w:t>
+      </w:r>
+      <w:hyperlink r:id="rId24">
         <w:r>
           <w:rPr>
             <w:lang w:val="zh_TW" w:bidi="zh_TW"/>
@@ -520,16 +1036,16 @@
             <w:color w:val="0000EE"/>
             <w:u w:val="single"/>
           </w:rPr>
-          <w:t>創26:12</w:t>
+          <w:t>創10章</w:t>
         </w:r>
       </w:hyperlink>
       <w:r>
         <w:rPr>
           <w:lang w:val="zh_TW" w:bidi="zh_TW"/>
         </w:rPr>
-        <w:t>），而約瑟夢見禾捆（</w:t>
-      </w:r>
-      <w:hyperlink r:id="rId19">
+        <w:t>），寧錄自示拿地往亞述去，建造尼尼微、利河伯、迦拉與利鮮，利鮮位於尼尼微和迦拉之間（</w:t>
+      </w:r>
+      <w:hyperlink r:id="rId25">
         <w:r>
           <w:rPr>
             <w:lang w:val="zh_TW" w:bidi="zh_TW"/>
@@ -538,16 +1054,30 @@
             <w:color w:val="0000EE"/>
             <w:u w:val="single"/>
           </w:rPr>
-          <w:t>創37:6</w:t>
+          <w:t>11–12</w:t>
         </w:r>
       </w:hyperlink>
       <w:r>
         <w:rPr>
           <w:lang w:val="zh_TW" w:bidi="zh_TW"/>
         </w:rPr>
-        <w:t>–</w:t>
-      </w:r>
-      <w:hyperlink r:id="rId19">
+        <w:t>節；在其它譯本中，這些是亞述所造）。</w:t>
+      </w:r>
+    </w:p>
+    <w:p>
+      <w:pPr/>
+      <w:r>
+        <w:rPr>
+          <w:lang w:val="zh_TW" w:bidi="zh_TW"/>
+        </w:rPr>
+      </w:r>
+      <w:r>
+        <w:rPr>
+          <w:lang w:val="zh_TW" w:bidi="zh_TW"/>
+        </w:rPr>
+        <w:t>米拿現所支付的貢品（</w:t>
+      </w:r>
+      <w:hyperlink r:id="rId26">
         <w:r>
           <w:rPr>
             <w:lang w:val="zh_TW" w:bidi="zh_TW"/>
@@ -556,30 +1086,16 @@
             <w:color w:val="0000EE"/>
             <w:u w:val="single"/>
           </w:rPr>
-          <w:t>7</w:t>
+          <w:t>王下15:19–20</w:t>
         </w:r>
       </w:hyperlink>
       <w:r>
         <w:rPr>
           <w:lang w:val="zh_TW" w:bidi="zh_TW"/>
         </w:rPr>
-        <w:t>）。約瑟很可能從埃及人那裡學到更多關於五穀種植的知識，因為埃及人在尼羅河肥沃的土地上種植五穀。</w:t>
-      </w:r>
-    </w:p>
-    <w:p>
-      <w:pPr/>
-      <w:r>
-        <w:rPr>
-          <w:lang w:val="zh_TW" w:bidi="zh_TW"/>
-        </w:rPr>
-      </w:r>
-      <w:r>
-        <w:rPr>
-          <w:lang w:val="zh_TW" w:bidi="zh_TW"/>
-        </w:rPr>
-        <w:t>然而，真正教導以色列人如何種植五穀的是迦南人。約書亞與迦勒在加低斯·巴尼亞向以色列人回報，說迦南地很豐饒（</w:t>
-      </w:r>
-      <w:hyperlink r:id="rId20">
+        <w:t>）和撒馬利亞淪陷時所奪取的戰利品（</w:t>
+      </w:r>
+      <w:hyperlink r:id="rId27">
         <w:r>
           <w:rPr>
             <w:lang w:val="zh_TW" w:bidi="zh_TW"/>
@@ -588,16 +1104,16 @@
             <w:color w:val="0000EE"/>
             <w:u w:val="single"/>
           </w:rPr>
-          <w:t>民13:26</w:t>
+          <w:t>賽8:4</w:t>
         </w:r>
       </w:hyperlink>
       <w:r>
         <w:rPr>
           <w:lang w:val="zh_TW" w:bidi="zh_TW"/>
         </w:rPr>
-        <w:t>），被征服的迦南人很可能協助以色列人學習農耕技術。以色列人與迦南人密切來往，也可能導致他們不斷拜偶像（</w:t>
-      </w:r>
-      <w:hyperlink r:id="rId21">
+        <w:t>）都被運送至尼尼微。西拿基立從希西家那裡所收取的貢物，也同樣被送到這座城中（</w:t>
+      </w:r>
+      <w:hyperlink r:id="rId28">
         <w:r>
           <w:rPr>
             <w:lang w:val="zh_TW" w:bidi="zh_TW"/>
@@ -606,16 +1122,30 @@
             <w:color w:val="0000EE"/>
             <w:u w:val="single"/>
           </w:rPr>
-          <w:t>士9:27</w:t>
+          <w:t>王下14–16</w:t>
         </w:r>
       </w:hyperlink>
       <w:r>
         <w:rPr>
           <w:lang w:val="zh_TW" w:bidi="zh_TW"/>
         </w:rPr>
-        <w:t>）。我們不清楚他們由遊牧生活變成定居生活的過程需時多久；有些支派一直保持遊牧，但到了列王時期，許多以色列人已經在耕作土地（</w:t>
-      </w:r>
-      <w:hyperlink r:id="rId22">
+        <w:t>）。</w:t>
+      </w:r>
+    </w:p>
+    <w:p>
+      <w:pPr/>
+      <w:r>
+        <w:rPr>
+          <w:lang w:val="zh_TW" w:bidi="zh_TW"/>
+        </w:rPr>
+      </w:r>
+      <w:r>
+        <w:rPr>
+          <w:lang w:val="zh_TW" w:bidi="zh_TW"/>
+        </w:rPr>
+        <w:t>在尼尼微西拿基立宮殿出土的浮雕中，有描繪拉吉圍城戰的場景（參</w:t>
+      </w:r>
+      <w:hyperlink r:id="rId29">
         <w:r>
           <w:rPr>
             <w:lang w:val="zh_TW" w:bidi="zh_TW"/>
@@ -624,14 +1154,14 @@
             <w:color w:val="0000EE"/>
             <w:u w:val="single"/>
           </w:rPr>
-          <w:t>撒下14:30</w:t>
+          <w:t>王下19:8</w:t>
         </w:r>
       </w:hyperlink>
       <w:r>
         <w:rPr>
           <w:lang w:val="zh_TW" w:bidi="zh_TW"/>
         </w:rPr>
-        <w:t>）。</w:t>
+        <w:t>）。浮雕上西拿基立坐在寶座上，向他哀求的俘虜則跪於前方；城牆上有弓箭手與撞城槌進攻，守軍以火與箭抵禦。其中一座城門，另有居民背負行囊逃離或投降的畫面，右下角可見三名赤身的男子被釘於木樁之上。</w:t>
       </w:r>
     </w:p>
     <w:p>
@@ -645,9 +1175,23 @@
         <w:rPr>
           <w:lang w:val="zh_TW" w:bidi="zh_TW"/>
         </w:rPr>
-        <w:t>小麥是最重要的農作物之一。所羅門將大量的小麥、大麥與油送給希蘭（</w:t>
-      </w:r>
-      <w:hyperlink r:id="rId23">
+        <w:t>在芝加哥大學東方研究所（Oriental Institute of the University of Chicago）的所收藏的棱柱和大英博物館（British Museum）的泰勒六棱柱（Taylor Prism）上，都刻有西拿基立入侵猶大之戰，由於亞述人沒有攻下耶路撒冷，西拿基立只能以誇耀自我滿足：「至於猶大人希西家，他未服我軛。我圍攻他之四十六堅城與無數鄉村，皆取之……我困他本人於耶路撒冷的皇宮中，如籠中之鳥。」</w:t>
+      </w:r>
+    </w:p>
+    <w:p>
+      <w:pPr/>
+      <w:r>
+        <w:rPr>
+          <w:lang w:val="zh_TW" w:bidi="zh_TW"/>
+        </w:rPr>
+      </w:r>
+      <w:r>
+        <w:rPr>
+          <w:lang w:val="zh_TW" w:bidi="zh_TW"/>
+        </w:rPr>
+        <w:t>與尼尼微有關的亞述諸王在以色列的歷史中扮演重要角色，然而尼尼微這個名稱在聖經歷史書中僅出現過一次。</w:t>
+      </w:r>
+      <w:hyperlink r:id="rId30">
         <w:r>
           <w:rPr>
             <w:lang w:val="zh_TW" w:bidi="zh_TW"/>
@@ -656,16 +1200,16 @@
             <w:color w:val="0000EE"/>
             <w:u w:val="single"/>
           </w:rPr>
-          <w:t>代下2:10</w:t>
+          <w:t>列王紀下十九章36節</w:t>
         </w:r>
       </w:hyperlink>
       <w:r>
         <w:rPr>
           <w:lang w:val="zh_TW" w:bidi="zh_TW"/>
         </w:rPr>
-        <w:t>），小麥亦持續成為主要出口產品（</w:t>
-      </w:r>
-      <w:hyperlink r:id="rId24">
+        <w:t>記載，在耶和華的使者擊殺了十八萬五千名士兵後，西拿基立回家並留在尼尼微。公元前681年，他在此被兩子所殺（參</w:t>
+      </w:r>
+      <w:hyperlink r:id="rId31">
         <w:r>
           <w:rPr>
             <w:lang w:val="zh_TW" w:bidi="zh_TW"/>
@@ -674,16 +1218,16 @@
             <w:color w:val="0000EE"/>
             <w:u w:val="single"/>
           </w:rPr>
-          <w:t>結27:17</w:t>
+          <w:t>王下19:37</w:t>
         </w:r>
       </w:hyperlink>
       <w:r>
         <w:rPr>
           <w:lang w:val="zh_TW" w:bidi="zh_TW"/>
         </w:rPr>
-        <w:t>）。大麥是第二重要的作物，早期是餅的主要原料（</w:t>
-      </w:r>
-      <w:hyperlink r:id="rId25">
+        <w:t>；</w:t>
+      </w:r>
+      <w:hyperlink r:id="rId32">
         <w:r>
           <w:rPr>
             <w:lang w:val="zh_TW" w:bidi="zh_TW"/>
@@ -692,16 +1236,16 @@
             <w:color w:val="0000EE"/>
             <w:u w:val="single"/>
           </w:rPr>
-          <w:t>士7:13</w:t>
+          <w:t>代下32:21</w:t>
         </w:r>
       </w:hyperlink>
       <w:r>
         <w:rPr>
           <w:lang w:val="zh_TW" w:bidi="zh_TW"/>
         </w:rPr>
-        <w:t>），後來成為較貧窮者的重要食物（</w:t>
-      </w:r>
-      <w:hyperlink r:id="rId26">
+        <w:t>；</w:t>
+      </w:r>
+      <w:hyperlink r:id="rId33">
         <w:r>
           <w:rPr>
             <w:lang w:val="zh_TW" w:bidi="zh_TW"/>
@@ -710,14 +1254,14 @@
             <w:color w:val="0000EE"/>
             <w:u w:val="single"/>
           </w:rPr>
-          <w:t>約6:9、13</w:t>
+          <w:t>賽37:38</w:t>
         </w:r>
       </w:hyperlink>
       <w:r>
         <w:rPr>
           <w:lang w:val="zh_TW" w:bidi="zh_TW"/>
         </w:rPr>
-        <w:t>），大麥亦用來餵牲畜。</w:t>
+        <w:t>）。</w:t>
       </w:r>
     </w:p>
     <w:p>
@@ -731,9 +1275,9 @@
         <w:rPr>
           <w:lang w:val="zh_TW" w:bidi="zh_TW"/>
         </w:rPr>
-        <w:t>其它田間作物包括豆子與紅豆（</w:t>
-      </w:r>
-      <w:hyperlink r:id="rId27">
+        <w:t>約拿書中多次提到尼尼微，因上帝差遣先知前往該城宣告其即將臨到的審判。經文稱尼尼微為「大城」（</w:t>
+      </w:r>
+      <w:hyperlink r:id="rId34">
         <w:r>
           <w:rPr>
             <w:lang w:val="zh_TW" w:bidi="zh_TW"/>
@@ -742,16 +1286,16 @@
             <w:color w:val="0000EE"/>
             <w:u w:val="single"/>
           </w:rPr>
-          <w:t>撒下17:28</w:t>
+          <w:t>拿1:2</w:t>
         </w:r>
       </w:hyperlink>
       <w:r>
         <w:rPr>
           <w:lang w:val="zh_TW" w:bidi="zh_TW"/>
         </w:rPr>
-        <w:t>），這些作物會磨成麵，有時用來做餅（</w:t>
-      </w:r>
-      <w:hyperlink r:id="rId28">
+        <w:t>，</w:t>
+      </w:r>
+      <w:hyperlink r:id="rId35">
         <w:r>
           <w:rPr>
             <w:lang w:val="zh_TW" w:bidi="zh_TW"/>
@@ -760,16 +1304,28 @@
             <w:color w:val="0000EE"/>
             <w:u w:val="single"/>
           </w:rPr>
-          <w:t>結4:9</w:t>
+          <w:t>3:2</w:t>
         </w:r>
       </w:hyperlink>
       <w:r>
         <w:rPr>
           <w:lang w:val="zh_TW" w:bidi="zh_TW"/>
         </w:rPr>
-        <w:t>）。韭菜、蒜、蔥用作調味，而大茴香、芫荽、小茴香、薄荷、芸香與芥菜用作香料。麻十分重要（</w:t>
-      </w:r>
-      <w:hyperlink r:id="rId29">
+        <w:t>），並且描述「</w:t>
+      </w:r>
+      <w:r>
+        <w:rPr>
+          <w:lang w:val="zh_TW" w:bidi="zh_TW"/>
+        </w:rPr>
+        <w:t>尼尼微是極大的城，有三日的路程。</w:t>
+      </w:r>
+      <w:r>
+        <w:rPr>
+          <w:lang w:val="zh_TW" w:bidi="zh_TW"/>
+        </w:rPr>
+        <w:t>」（</w:t>
+      </w:r>
+      <w:hyperlink r:id="rId36">
         <w:r>
           <w:rPr>
             <w:lang w:val="zh_TW" w:bidi="zh_TW"/>
@@ -778,16 +1334,42 @@
             <w:color w:val="0000EE"/>
             <w:u w:val="single"/>
           </w:rPr>
-          <w:t>書2:6</w:t>
+          <w:t>3:3</w:t>
         </w:r>
       </w:hyperlink>
       <w:r>
         <w:rPr>
           <w:lang w:val="zh_TW" w:bidi="zh_TW"/>
         </w:rPr>
-        <w:t>）。當時亦有種植少量棉花（</w:t>
-      </w:r>
-      <w:hyperlink r:id="rId30">
+        <w:t>）。尼尼微地的地界必定超過古雲吉克丘與尼比‧優努斯丘所代表的區域。一些釋經者認為，當時的尼尼微城範圍還包括與之相關的其它城市，其中包括底格里斯與大扎卜河（Great Zab）之間的「亞述三角」（Assyrian triangle）地區，北起柯沙巴（Khorsabad），南至尼姆魯德（Nimrud）。</w:t>
+      </w:r>
+    </w:p>
+    <w:p>
+      <w:pPr/>
+      <w:r>
+        <w:rPr>
+          <w:lang w:val="zh_TW" w:bidi="zh_TW"/>
+        </w:rPr>
+      </w:r>
+      <w:r>
+        <w:rPr>
+          <w:lang w:val="zh_TW" w:bidi="zh_TW"/>
+        </w:rPr>
+        <w:t>耶和華說：「</w:t>
+      </w:r>
+      <w:r>
+        <w:rPr>
+          <w:lang w:val="zh_TW" w:bidi="zh_TW"/>
+        </w:rPr>
+        <w:t>這尼尼微大城，其中不能分辨左手右手的有十二萬多人</w:t>
+      </w:r>
+      <w:r>
+        <w:rPr>
+          <w:lang w:val="zh_TW" w:bidi="zh_TW"/>
+        </w:rPr>
+        <w:t>」（</w:t>
+      </w:r>
+      <w:hyperlink r:id="rId37">
         <w:r>
           <w:rPr>
             <w:lang w:val="zh_TW" w:bidi="zh_TW"/>
@@ -796,25 +1378,14 @@
             <w:color w:val="0000EE"/>
             <w:u w:val="single"/>
           </w:rPr>
-          <w:t>賽19:9</w:t>
+          <w:t>拿4:11</w:t>
         </w:r>
       </w:hyperlink>
       <w:r>
         <w:rPr>
           <w:lang w:val="zh_TW" w:bidi="zh_TW"/>
         </w:rPr>
-        <w:t>）。羊毛用來補充纖維的供應。到了羅馬時期，棉花的重要性已經超過麻。</w:t>
-      </w:r>
-    </w:p>
-    <w:p>
-      <w:pPr>
-        <w:pStyle w:val="Heading3"/>
-      </w:pPr>
-      <w:r>
-        <w:rPr>
-          <w:lang w:val="zh_TW" w:bidi="zh_TW"/>
-        </w:rPr>
-        <w:t>果樹栽種</w:t>
+        <w:t>）。有些人把這句話解釋為指城中無辜的孩童人數，因此推估大尼尼微人口約六十萬；但更合理的理解是，這是指全體居民，而那描述性的片語是用來說明尼尼微人完全的屬靈黑暗。</w:t>
       </w:r>
     </w:p>
     <w:p>
@@ -828,34 +1399,9 @@
         <w:rPr>
           <w:lang w:val="zh_TW" w:bidi="zh_TW"/>
         </w:rPr>
-        <w:t>以色列人定居之後，開始種植果園與葡萄園，而這些園子後來成為富足的象徵。葡萄園出產可喝的酒，橄欖園提供可用於烹調、化妝與醫用的油。他們亦種植無花果與石榴。相比早期的農耕方式，種植這些作物需要更多技巧與器具。</w:t>
-      </w:r>
-    </w:p>
-    <w:p>
-      <w:pPr>
-        <w:pStyle w:val="Heading3"/>
-      </w:pPr>
-      <w:r>
-        <w:rPr>
-          <w:lang w:val="zh_TW" w:bidi="zh_TW"/>
-        </w:rPr>
-        <w:t>耕作</w:t>
-      </w:r>
-    </w:p>
-    <w:p>
-      <w:pPr/>
-      <w:r>
-        <w:rPr>
-          <w:lang w:val="zh_TW" w:bidi="zh_TW"/>
-        </w:rPr>
-      </w:r>
-      <w:r>
-        <w:rPr>
-          <w:lang w:val="zh_TW" w:bidi="zh_TW"/>
-        </w:rPr>
-        <w:t>整個聖經時代，大部分務農工作都由農夫自己完成。他們在開始種植前，要先清理土地上的樹林（</w:t>
-      </w:r>
-      <w:hyperlink r:id="rId31">
+        <w:t>約拿宣講的是審判與毀滅的信息，但全城的悔改帶來了拯救（</w:t>
+      </w:r>
+      <w:hyperlink r:id="rId38">
         <w:r>
           <w:rPr>
             <w:lang w:val="zh_TW" w:bidi="zh_TW"/>
@@ -864,16 +1410,16 @@
             <w:color w:val="0000EE"/>
             <w:u w:val="single"/>
           </w:rPr>
-          <w:t>書17:18</w:t>
+          <w:t>3:6–10</w:t>
         </w:r>
       </w:hyperlink>
       <w:r>
         <w:rPr>
           <w:lang w:val="zh_TW" w:bidi="zh_TW"/>
         </w:rPr>
-        <w:t>）、石頭（</w:t>
-      </w:r>
-      <w:hyperlink r:id="rId32">
+        <w:t>）。那鴻以栩栩如生又激昂的語言宣告了這座城市最終的傾覆。西番亞也預言了尼尼微的毀滅，宣告它將成為荒涼之地，成為羊群躺臥之處，即使是隨意造訪的人也能體會（</w:t>
+      </w:r>
+      <w:hyperlink r:id="rId39">
         <w:r>
           <w:rPr>
             <w:lang w:val="zh_TW" w:bidi="zh_TW"/>
@@ -882,14 +1428,14 @@
             <w:color w:val="0000EE"/>
             <w:u w:val="single"/>
           </w:rPr>
-          <w:t>賽5:2</w:t>
+          <w:t>番2:13–15</w:t>
         </w:r>
       </w:hyperlink>
       <w:r>
         <w:rPr>
           <w:lang w:val="zh_TW" w:bidi="zh_TW"/>
         </w:rPr>
-        <w:t>）、雜草和荊棘。有時他們會在山地築梯田，或採用灌溉。這些工序限制了農地規模，所以只有像約伯與波阿斯那樣富有的人才能擁有大片農地。</w:t>
+        <w:t>）。</w:t>
       </w:r>
     </w:p>
     <w:p>
@@ -903,9 +1449,23 @@
         <w:rPr>
           <w:lang w:val="zh_TW" w:bidi="zh_TW"/>
         </w:rPr>
-        <w:t>農夫為了耕地，會用牛或母牛拉動非常簡單的犁（</w:t>
-      </w:r>
-      <w:hyperlink r:id="rId33">
+        <w:t>尼尼微被巴比倫人、米底亞人和西古提人的聯軍所毀。這座城市遭受極其嚴重且徹底的破壞；數世紀後連確定位置也被人遺忘。色諾芬（Xenophon）和希臘軍隊在公元前401年從該地附近撤退經過，卻未意識到那裡正是尼尼微的所在。在公元第二世紀，希臘諷刺作家琉善（Lucian）評論道：「尼尼微被毀得如此徹底，以致於已無法說出它曾經位於何處；連一點痕跡都沒有留下。」</w:t>
+      </w:r>
+    </w:p>
+    <w:p>
+      <w:pPr/>
+      <w:r>
+        <w:rPr>
+          <w:lang w:val="zh_TW" w:bidi="zh_TW"/>
+        </w:rPr>
+      </w:r>
+      <w:r>
+        <w:rPr>
+          <w:lang w:val="zh_TW" w:bidi="zh_TW"/>
+        </w:rPr>
+        <w:t>新約聖經福音書中僅有幾次提到尼尼微，也都與審判有關。耶穌在回應文士和法利賽人的要求時，指出邪惡的世代在尋求神蹟；正如約拿曾是尼尼微人的一個神蹟，耶穌也將成為祂那世代的神蹟（</w:t>
+      </w:r>
+      <w:hyperlink r:id="rId40">
         <w:r>
           <w:rPr>
             <w:lang w:val="zh_TW" w:bidi="zh_TW"/>
@@ -914,7 +1474,7 @@
             <w:color w:val="0000EE"/>
             <w:u w:val="single"/>
           </w:rPr>
-          <w:t>士14:18</w:t>
+          <w:t>太12:38–40</w:t>
         </w:r>
       </w:hyperlink>
       <w:r>
@@ -923,7 +1483,7 @@
         </w:rPr>
         <w:t>；</w:t>
       </w:r>
-      <w:hyperlink r:id="rId34">
+      <w:hyperlink r:id="rId41">
         <w:r>
           <w:rPr>
             <w:lang w:val="zh_TW" w:bidi="zh_TW"/>
@@ -932,16 +1492,16 @@
             <w:color w:val="0000EE"/>
             <w:u w:val="single"/>
           </w:rPr>
-          <w:t>摩6:12</w:t>
+          <w:t>路11:29–31</w:t>
         </w:r>
       </w:hyperlink>
       <w:r>
         <w:rPr>
           <w:lang w:val="zh_TW" w:bidi="zh_TW"/>
         </w:rPr>
-        <w:t>），有時亦會用驢（</w:t>
-      </w:r>
-      <w:hyperlink r:id="rId35">
+        <w:t>）。祂接著宣告，尼尼微人在審判時將與祂那世代的人一同起來定這世代的罪，因為尼尼微人在約拿的宣講下悔改了。現在，有一位比約拿更大的人已經來了（</w:t>
+      </w:r>
+      <w:hyperlink r:id="rId42">
         <w:r>
           <w:rPr>
             <w:lang w:val="zh_TW" w:bidi="zh_TW"/>
@@ -950,30 +1510,16 @@
             <w:color w:val="0000EE"/>
             <w:u w:val="single"/>
           </w:rPr>
-          <w:t>申22:10</w:t>
+          <w:t>太12:41</w:t>
         </w:r>
       </w:hyperlink>
       <w:r>
         <w:rPr>
           <w:lang w:val="zh_TW" w:bidi="zh_TW"/>
         </w:rPr>
-        <w:t>）。他們用鋤頭或趕杖打碎土塊，再拖著簡單的耙子使地面平滑，那耙子可能只是一棵荊棘或一塊拉地的木板。人會親手撒種，可以細心撒在犁出的溝裡，也可以把種子撒在地面，再用耙子或木板輕輕覆蓋著。雜草則用犁、耙或鋤頭來處理。</w:t>
-      </w:r>
-    </w:p>
-    <w:p>
-      <w:pPr/>
-      <w:r>
-        <w:rPr>
-          <w:lang w:val="zh_TW" w:bidi="zh_TW"/>
-        </w:rPr>
-      </w:r>
-      <w:r>
-        <w:rPr>
-          <w:lang w:val="zh_TW" w:bidi="zh_TW"/>
-        </w:rPr>
-        <w:t>聖經時代的農具幾乎沒有甚麼改變。犁是一件簡單的J形硬木工具，一端繫在牛身上，另一端由操作者扶著。這件基本工具只能翻鬆四至五英吋（10到13公分）的土壤。以色列人出埃及後，犁頭開始用鐵來製作（</w:t>
-      </w:r>
-      <w:hyperlink r:id="rId36">
+        <w:t>；</w:t>
+      </w:r>
+      <w:hyperlink r:id="rId43">
         <w:r>
           <w:rPr>
             <w:lang w:val="zh_TW" w:bidi="zh_TW"/>
@@ -982,14 +1528,14 @@
             <w:color w:val="0000EE"/>
             <w:u w:val="single"/>
           </w:rPr>
-          <w:t>撒上13:20</w:t>
+          <w:t>路11:32</w:t>
         </w:r>
       </w:hyperlink>
       <w:r>
         <w:rPr>
           <w:lang w:val="zh_TW" w:bidi="zh_TW"/>
         </w:rPr>
-        <w:t>），主要是為了使犁頭更耐用。</w:t>
+        <w:t>）。</w:t>
       </w:r>
     </w:p>
     <w:p>
@@ -1001,11 +1547,101 @@
       </w:r>
       <w:r>
         <w:rPr>
-          <w:lang w:val="zh_TW" w:bidi="zh_TW"/>
-        </w:rPr>
-        <w:t>巴勒斯坦的農地很少使用肥料。律法規定土地每逢第七年要休耕，好讓土壤的水分與養分得以恢復。由於糞便主要用作燃料，所以給田地施糞作為肥料的做法並不常見。然而，聖經提到有人在樹的周圍施糞（</w:t>
-      </w:r>
-      <w:hyperlink r:id="rId37">
+          <w:i/>
+          <w:lang w:val="zh_TW" w:bidi="zh_TW"/>
+        </w:rPr>
+        <w:t>另見</w:t>
+      </w:r>
+      <w:r>
+        <w:rPr>
+          <w:lang w:val="zh_TW" w:bidi="zh_TW"/>
+        </w:rPr>
+        <w:t xml:space="preserve"> </w:t>
+      </w:r>
+      <w:r>
+        <w:rPr>
+          <w:lang w:val="zh_TW" w:bidi="zh_TW"/>
+        </w:rPr>
+        <w:t>亞述、亞述人</w:t>
+      </w:r>
+      <w:r>
+        <w:rPr>
+          <w:lang w:val="zh_TW" w:bidi="zh_TW"/>
+        </w:rPr>
+        <w:t>；</w:t>
+      </w:r>
+      <w:r>
+        <w:rPr>
+          <w:lang w:val="zh_TW" w:bidi="zh_TW"/>
+        </w:rPr>
+        <w:t>漢謨拉比法典</w:t>
+      </w:r>
+      <w:r>
+        <w:rPr>
+          <w:lang w:val="zh_TW" w:bidi="zh_TW"/>
+        </w:rPr>
+        <w:t>。</w:t>
+      </w:r>
+      <w:r>
+        <w:rPr>
+          <w:lang w:val="zh_TW" w:bidi="zh_TW"/>
+        </w:rPr>
+      </w:r>
+      <w:r>
+        <w:rPr>
+          <w:lang w:val="zh_TW" w:bidi="zh_TW"/>
+        </w:rPr>
+      </w:r>
+    </w:p>
+    <w:p>
+      <w:pPr/>
+      <w:r>
+        <w:rPr>
+          <w:lang w:val="zh_TW" w:bidi="zh_TW"/>
+        </w:rPr>
+      </w:r>
+    </w:p>
+    <w:p>
+      <w:pPr>
+        <w:pStyle w:val="Heading2"/>
+      </w:pPr>
+      <w:r>
+        <w:rPr>
+          <w:lang w:val="zh_TW" w:bidi="zh_TW"/>
+        </w:rPr>
+        <w:t>泥漿</w:t>
+      </w:r>
+      <w:r>
+        <w:rPr>
+          <w:lang w:val="zh_TW" w:bidi="zh_TW"/>
+        </w:rPr>
+      </w:r>
+    </w:p>
+    <w:p>
+      <w:pPr>
+        <w:pStyle w:val="Heading2"/>
+      </w:pPr>
+      <w:r>
+        <w:rPr>
+          <w:lang w:val="zh_TW" w:bidi="zh_TW"/>
+        </w:rPr>
+        <w:t>泥漿（Slime）</w:t>
+      </w:r>
+    </w:p>
+    <w:p>
+      <w:pPr/>
+      <w:r>
+        <w:rPr>
+          <w:lang w:val="zh_TW" w:bidi="zh_TW"/>
+        </w:rPr>
+      </w:r>
+      <w:r>
+        <w:rPr>
+          <w:lang w:val="zh_TW" w:bidi="zh_TW"/>
+        </w:rPr>
+        <w:t>這是在</w:t>
+      </w:r>
+      <w:hyperlink r:id="rId44">
         <w:r>
           <w:rPr>
             <w:lang w:val="zh_TW" w:bidi="zh_TW"/>
@@ -1014,41 +1650,16 @@
             <w:color w:val="0000EE"/>
             <w:u w:val="single"/>
           </w:rPr>
-          <w:t>路13:8</w:t>
+          <w:t>創世記十一章3節</w:t>
         </w:r>
       </w:hyperlink>
       <w:r>
         <w:rPr>
           <w:lang w:val="zh_TW" w:bidi="zh_TW"/>
         </w:rPr>
-        <w:t>）。米示拿記載，人們會用木灰、樹葉、牲畜的血與油渣作為肥料。</w:t>
-      </w:r>
-    </w:p>
-    <w:p>
-      <w:pPr>
-        <w:pStyle w:val="Heading3"/>
-      </w:pPr>
-      <w:r>
-        <w:rPr>
-          <w:lang w:val="zh_TW" w:bidi="zh_TW"/>
-        </w:rPr>
-        <w:t>收割</w:t>
-      </w:r>
-    </w:p>
-    <w:p>
-      <w:pPr/>
-      <w:r>
-        <w:rPr>
-          <w:lang w:val="zh_TW" w:bidi="zh_TW"/>
-        </w:rPr>
-      </w:r>
-      <w:r>
-        <w:rPr>
-          <w:lang w:val="zh_TW" w:bidi="zh_TW"/>
-        </w:rPr>
-        <w:t>播種在雨季開始時進行，收割則在雨季結束時開始。收割通常至少持續七個星期。有些作物（如豆類）要連根拔起，另一些（如某些五穀）要用鋤頭挖掘。不過大部分作物都是用鐮刀割下。考古學家發現一些鐵製鐮刀，刀刃上鑲有燧石。收割後的五穀會捆成禾捆（</w:t>
-      </w:r>
-      <w:hyperlink r:id="rId38">
+        <w:t>和</w:t>
+      </w:r>
+      <w:hyperlink r:id="rId45">
         <w:r>
           <w:rPr>
             <w:lang w:val="zh_TW" w:bidi="zh_TW"/>
@@ -1057,14 +1668,26 @@
             <w:color w:val="0000EE"/>
             <w:u w:val="single"/>
           </w:rPr>
-          <w:t>詩126:6</w:t>
+          <w:t>出埃及記二章3節</w:t>
         </w:r>
       </w:hyperlink>
       <w:r>
         <w:rPr>
           <w:lang w:val="zh_TW" w:bidi="zh_TW"/>
         </w:rPr>
-        <w:t>），再堆成一堆，搬到打穀場去處理。農夫首先收割大麥，然後收割小麥。</w:t>
+        <w:t>中，「</w:t>
+      </w:r>
+      <w:r>
+        <w:rPr>
+          <w:lang w:val="zh_TW" w:bidi="zh_TW"/>
+        </w:rPr>
+        <w:t>石漆</w:t>
+      </w:r>
+      <w:r>
+        <w:rPr>
+          <w:lang w:val="zh_TW" w:bidi="zh_TW"/>
+        </w:rPr>
+        <w:t>（tar）」一詞在某些譯本中的譯法。</w:t>
       </w:r>
     </w:p>
     <w:p>
@@ -1076,11 +1699,119 @@
       </w:r>
       <w:r>
         <w:rPr>
-          <w:lang w:val="zh_TW" w:bidi="zh_TW"/>
-        </w:rPr>
-        <w:t>少量的五穀、小茴香、大茴香與其它細小作物會用甩棒敲打（</w:t>
-      </w:r>
-      <w:hyperlink r:id="rId39">
+          <w:i/>
+          <w:lang w:val="zh_TW" w:bidi="zh_TW"/>
+        </w:rPr>
+        <w:t>見</w:t>
+      </w:r>
+      <w:r>
+        <w:rPr>
+          <w:lang w:val="zh_TW" w:bidi="zh_TW"/>
+        </w:rPr>
+        <w:t>瀝青</w:t>
+      </w:r>
+      <w:r>
+        <w:rPr>
+          <w:lang w:val="zh_TW" w:bidi="zh_TW"/>
+        </w:rPr>
+        <w:t>；</w:t>
+      </w:r>
+      <w:r>
+        <w:rPr>
+          <w:lang w:val="zh_TW" w:bidi="zh_TW"/>
+        </w:rPr>
+        <w:t>石漆</w:t>
+      </w:r>
+      <w:r>
+        <w:rPr>
+          <w:lang w:val="zh_TW" w:bidi="zh_TW"/>
+        </w:rPr>
+        <w:t>。</w:t>
+      </w:r>
+      <w:r>
+        <w:rPr>
+          <w:lang w:val="zh_TW" w:bidi="zh_TW"/>
+        </w:rPr>
+      </w:r>
+      <w:r>
+        <w:rPr>
+          <w:lang w:val="zh_TW" w:bidi="zh_TW"/>
+        </w:rPr>
+      </w:r>
+    </w:p>
+    <w:p>
+      <w:pPr/>
+      <w:r>
+        <w:rPr>
+          <w:lang w:val="zh_TW" w:bidi="zh_TW"/>
+        </w:rPr>
+      </w:r>
+    </w:p>
+    <w:p>
+      <w:pPr>
+        <w:pStyle w:val="Heading2"/>
+      </w:pPr>
+      <w:r>
+        <w:rPr>
+          <w:lang w:val="zh_TW" w:bidi="zh_TW"/>
+        </w:rPr>
+        <w:t>泥漿坑</w:t>
+      </w:r>
+      <w:r>
+        <w:rPr>
+          <w:lang w:val="zh_TW" w:bidi="zh_TW"/>
+        </w:rPr>
+      </w:r>
+    </w:p>
+    <w:p>
+      <w:pPr>
+        <w:pStyle w:val="Heading2"/>
+      </w:pPr>
+      <w:r>
+        <w:rPr>
+          <w:lang w:val="zh_TW" w:bidi="zh_TW"/>
+        </w:rPr>
+        <w:t>泥漿坑（</w:t>
+      </w:r>
+      <w:r>
+        <w:rPr>
+          <w:lang w:val="zh_TW" w:bidi="zh_TW"/>
+        </w:rPr>
+        <w:t>Slimepits</w:t>
+      </w:r>
+      <w:r>
+        <w:rPr>
+          <w:lang w:val="zh_TW" w:bidi="zh_TW"/>
+        </w:rPr>
+        <w:t>）</w:t>
+      </w:r>
+    </w:p>
+    <w:p>
+      <w:pPr/>
+      <w:r>
+        <w:rPr>
+          <w:lang w:val="zh_TW" w:bidi="zh_TW"/>
+        </w:rPr>
+      </w:r>
+      <w:r>
+        <w:rPr>
+          <w:lang w:val="zh_TW" w:bidi="zh_TW"/>
+        </w:rPr>
+        <w:t>這是某些譯本對於在西訂谷中發現的瀝青坑（asphalt pits）或</w:t>
+      </w:r>
+      <w:r>
+        <w:rPr>
+          <w:lang w:val="zh_TW" w:bidi="zh_TW"/>
+        </w:rPr>
+        <w:t>石漆坑</w:t>
+      </w:r>
+      <w:r>
+        <w:rPr>
+          <w:lang w:val="zh_TW" w:bidi="zh_TW"/>
+        </w:rPr>
+        <w:t>（bitumen pits）的譯名（</w:t>
+      </w:r>
+      <w:hyperlink r:id="rId46">
         <w:r>
           <w:rPr>
             <w:lang w:val="zh_TW" w:bidi="zh_TW"/>
@@ -1089,151 +1820,13 @@
             <w:color w:val="0000EE"/>
             <w:u w:val="single"/>
           </w:rPr>
-          <w:t>士6:11</w:t>
+          <w:t>創14:10</w:t>
         </w:r>
       </w:hyperlink>
       <w:r>
         <w:rPr>
           <w:lang w:val="zh_TW" w:bidi="zh_TW"/>
         </w:rPr>
-        <w:t>；</w:t>
-      </w:r>
-      <w:hyperlink r:id="rId40">
-        <w:r>
-          <w:rPr>
-            <w:lang w:val="zh_TW" w:bidi="zh_TW"/>
-          </w:rPr>
-          <w:rPr>
-            <w:color w:val="0000EE"/>
-            <w:u w:val="single"/>
-          </w:rPr>
-          <w:t>得2:17</w:t>
-        </w:r>
-      </w:hyperlink>
-      <w:r>
-        <w:rPr>
-          <w:lang w:val="zh_TW" w:bidi="zh_TW"/>
-        </w:rPr>
-        <w:t>）。大部分五穀是在較高的打穀場上處理，好讓風把糠秕吹走。常見的方法是先把鬆散的禾稈攤開，再讓牛在上面走動，使穀粒脫落。有時會用加了石頭的重工具拖過禾稈（</w:t>
-      </w:r>
-      <w:hyperlink r:id="rId41">
-        <w:r>
-          <w:rPr>
-            <w:lang w:val="zh_TW" w:bidi="zh_TW"/>
-          </w:rPr>
-          <w:rPr>
-            <w:color w:val="0000EE"/>
-            <w:u w:val="single"/>
-          </w:rPr>
-          <w:t>賽28:27，</w:t>
-        </w:r>
-      </w:hyperlink>
-      <w:hyperlink r:id="rId42">
-        <w:r>
-          <w:rPr>
-            <w:lang w:val="zh_TW" w:bidi="zh_TW"/>
-          </w:rPr>
-          <w:rPr>
-            <w:color w:val="0000EE"/>
-            <w:u w:val="single"/>
-          </w:rPr>
-          <w:t>41:15</w:t>
-        </w:r>
-      </w:hyperlink>
-      <w:r>
-        <w:rPr>
-          <w:lang w:val="zh_TW" w:bidi="zh_TW"/>
-        </w:rPr>
-        <w:t>），操作者會站在那些工具上駕著它們。隨後，人們會用一種稱為「簸揚（winnowing）」的工序，把糠秕和穀粒分開，他們用叉子或木杴把混合物拋到空中（</w:t>
-      </w:r>
-      <w:hyperlink r:id="rId43">
-        <w:r>
-          <w:rPr>
-            <w:lang w:val="zh_TW" w:bidi="zh_TW"/>
-          </w:rPr>
-          <w:rPr>
-            <w:color w:val="0000EE"/>
-            <w:u w:val="single"/>
-          </w:rPr>
-          <w:t>賽30:24</w:t>
-        </w:r>
-      </w:hyperlink>
-      <w:r>
-        <w:rPr>
-          <w:lang w:val="zh_TW" w:bidi="zh_TW"/>
-        </w:rPr>
-        <w:t>；</w:t>
-      </w:r>
-      <w:hyperlink r:id="rId44">
-        <w:r>
-          <w:rPr>
-            <w:lang w:val="zh_TW" w:bidi="zh_TW"/>
-          </w:rPr>
-          <w:rPr>
-            <w:color w:val="0000EE"/>
-            <w:u w:val="single"/>
-          </w:rPr>
-          <w:t>耶15:7</w:t>
-        </w:r>
-      </w:hyperlink>
-      <w:r>
-        <w:rPr>
-          <w:lang w:val="zh_TW" w:bidi="zh_TW"/>
-        </w:rPr>
-        <w:t>）。較輕的糠秕被風吹走，而較重的穀粒落到地上。糠秕會被燒掉或用來餵牲畜。穀粒會再過篩（</w:t>
-      </w:r>
-      <w:hyperlink r:id="rId45">
-        <w:r>
-          <w:rPr>
-            <w:lang w:val="zh_TW" w:bidi="zh_TW"/>
-          </w:rPr>
-          <w:rPr>
-            <w:color w:val="0000EE"/>
-            <w:u w:val="single"/>
-          </w:rPr>
-          <w:t>摩9:9</w:t>
-        </w:r>
-      </w:hyperlink>
-      <w:r>
-        <w:rPr>
-          <w:lang w:val="zh_TW" w:bidi="zh_TW"/>
-        </w:rPr>
-        <w:t>），聚成堆，之後收藏在田裡的覆蓋地窖（</w:t>
-      </w:r>
-      <w:hyperlink r:id="rId46">
-        <w:r>
-          <w:rPr>
-            <w:lang w:val="zh_TW" w:bidi="zh_TW"/>
-          </w:rPr>
-          <w:rPr>
-            <w:color w:val="0000EE"/>
-            <w:u w:val="single"/>
-          </w:rPr>
-          <w:t>耶41:8</w:t>
-        </w:r>
-      </w:hyperlink>
-      <w:r>
-        <w:rPr>
-          <w:lang w:val="zh_TW" w:bidi="zh_TW"/>
-        </w:rPr>
-        <w:t>），有時則收藏在穀倉裡（</w:t>
-      </w:r>
-      <w:hyperlink r:id="rId47">
-        <w:r>
-          <w:rPr>
-            <w:lang w:val="zh_TW" w:bidi="zh_TW"/>
-          </w:rPr>
-          <w:rPr>
-            <w:color w:val="0000EE"/>
-            <w:u w:val="single"/>
-          </w:rPr>
-          <w:t>申28:8</w:t>
-        </w:r>
-      </w:hyperlink>
-      <w:r>
-        <w:rPr>
-          <w:lang w:val="zh_TW" w:bidi="zh_TW"/>
-        </w:rPr>
         <w:t>）。</w:t>
       </w:r>
     </w:p>
@@ -1249,43 +1842,13 @@
           <w:i/>
           <w:lang w:val="zh_TW" w:bidi="zh_TW"/>
         </w:rPr>
-        <w:t>另見</w:t>
-      </w:r>
-      <w:r>
-        <w:rPr>
-          <w:lang w:val="zh_TW" w:bidi="zh_TW"/>
-        </w:rPr>
-        <w:t xml:space="preserve"> </w:t>
-      </w:r>
-      <w:r>
-        <w:rPr>
-          <w:lang w:val="zh_TW" w:bidi="zh_TW"/>
-        </w:rPr>
-        <w:t>植物；</w:t>
-      </w:r>
-      <w:r>
-        <w:rPr>
-          <w:lang w:val="zh_TW" w:bidi="zh_TW"/>
-        </w:rPr>
-        <w:t>收割；</w:t>
-      </w:r>
-      <w:r>
-        <w:rPr>
-          <w:lang w:val="zh_TW" w:bidi="zh_TW"/>
-        </w:rPr>
-        <w:t>巴勒斯坦；</w:t>
-      </w:r>
-      <w:r>
-        <w:rPr>
-          <w:lang w:val="zh_TW" w:bidi="zh_TW"/>
-        </w:rPr>
-        <w:t>葡萄樹，葡萄園；</w:t>
-      </w:r>
-      <w:r>
-        <w:rPr>
-          <w:lang w:val="zh_TW" w:bidi="zh_TW"/>
-        </w:rPr>
-        <w:t>食物和食物準備</w:t>
+        <w:t>見</w:t>
+      </w:r>
+      <w:r>
+        <w:rPr>
+          <w:lang w:val="zh_TW" w:bidi="zh_TW"/>
+        </w:rPr>
+        <w:t>西訂谷</w:t>
       </w:r>
       <w:r>
         <w:rPr>
@@ -3193,6 +3756,12 @@
   </w:num>
   <w:num w:numId="13" w16cid:durableId="592781308">
     <w:abstractNumId w:val="11"/>
+  </w:num>
+  <w:num w:numId="14">
+    <w:abstractNumId w:val="3"/>
+    <w:lvlOverride w:ilvl="0">
+      <w:startOverride w:val="1"/>
+    </w:lvlOverride>
   </w:num>
   <w:numIdMacAtCleanup w:val="10"/>
 </w:numbering>

--- a/zht/docx/114.content.docx
+++ b/zht/docx/114.content.docx
@@ -149,7 +149,7 @@
         <w:rPr>
           <w:lang w:val="zh_TW" w:bidi="zh_TW"/>
         </w:rPr>
-        <w:t>ni</w:t>
+        <w:t>nai</w:t>
       </w:r>
       <w:r>
         <w:rPr>
@@ -212,7 +212,7 @@
         <w:rPr>
           <w:lang w:val="zh_TW" w:bidi="zh_TW"/>
         </w:rPr>
-        <w:t>尼拜約</w:t>
+        <w:t>乃幔</w:t>
       </w:r>
       <w:r>
         <w:rPr>
@@ -221,7 +221,15 @@
       </w:r>
     </w:p>
     <w:p>
-      <w:pPr/>
+      <w:pPr>
+        <w:pStyle w:val="ListNumber"/>
+        <w:numPr>
+          <w:ilvl w:val="0"/>
+          <w:numId w:val="14"/>
+        </w:numPr>
+        <w:spacing w:line="240" w:lineRule="auto"/>
+        <w:ind w:left="720"/>
+      </w:pPr>
       <w:r>
         <w:rPr>
           <w:lang w:val="zh_TW" w:bidi="zh_TW"/>
@@ -231,7 +239,7 @@
         <w:rPr>
           <w:lang w:val="zh_TW" w:bidi="zh_TW"/>
         </w:rPr>
-        <w:t>以實瑪利十二個兒子中的長子（</w:t>
+        <w:t>便雅憫的孫子，比拉的兒子，也是乃幔族的始祖（</w:t>
       </w:r>
       <w:hyperlink r:id="rId13">
         <w:r>
@@ -242,7 +250,7 @@
             <w:color w:val="0000EE"/>
             <w:u w:val="single"/>
           </w:rPr>
-          <w:t>創25:13</w:t>
+          <w:t>創46:21</w:t>
         </w:r>
       </w:hyperlink>
       <w:r>
@@ -260,14 +268,14 @@
             <w:color w:val="0000EE"/>
             <w:u w:val="single"/>
           </w:rPr>
-          <w:t>代上1:29</w:t>
+          <w:t>民26:38–40</w:t>
         </w:r>
       </w:hyperlink>
       <w:r>
         <w:rPr>
           <w:lang w:val="zh_TW" w:bidi="zh_TW"/>
         </w:rPr>
-        <w:t>）。他的姊妹是瑪哈拉，她也被稱為「巴實抹」（參</w:t>
+        <w:t>；</w:t>
       </w:r>
       <w:hyperlink r:id="rId15">
         <w:r>
@@ -278,14 +286,32 @@
             <w:color w:val="0000EE"/>
             <w:u w:val="single"/>
           </w:rPr>
-          <w:t>創36:3</w:t>
+          <w:t>代上8:4、7</w:t>
         </w:r>
       </w:hyperlink>
       <w:r>
         <w:rPr>
           <w:lang w:val="zh_TW" w:bidi="zh_TW"/>
         </w:rPr>
-        <w:t>），後來嫁給以掃（</w:t>
+        <w:t>）。</w:t>
+      </w:r>
+    </w:p>
+    <w:p>
+      <w:pPr>
+        <w:pStyle w:val="ListNumber"/>
+        <w:spacing w:line="240" w:lineRule="auto"/>
+        <w:ind w:left="720"/>
+      </w:pPr>
+      <w:r>
+        <w:rPr>
+          <w:lang w:val="zh_TW" w:bidi="zh_TW"/>
+        </w:rPr>
+      </w:r>
+      <w:r>
+        <w:rPr>
+          <w:lang w:val="zh_TW" w:bidi="zh_TW"/>
+        </w:rPr>
+        <w:t>亞蘭王便·哈達在位期間的亞蘭軍兵元帥（</w:t>
       </w:r>
       <w:hyperlink r:id="rId16">
         <w:r>
@@ -296,28 +322,14 @@
             <w:color w:val="0000EE"/>
             <w:u w:val="single"/>
           </w:rPr>
-          <w:t>創28:9</w:t>
+          <w:t>王下5章</w:t>
         </w:r>
       </w:hyperlink>
       <w:r>
         <w:rPr>
           <w:lang w:val="zh_TW" w:bidi="zh_TW"/>
         </w:rPr>
-        <w:t>）。</w:t>
-      </w:r>
-    </w:p>
-    <w:p>
-      <w:pPr/>
-      <w:r>
-        <w:rPr>
-          <w:lang w:val="zh_TW" w:bidi="zh_TW"/>
-        </w:rPr>
-      </w:r>
-      <w:r>
-        <w:rPr>
-          <w:lang w:val="zh_TW" w:bidi="zh_TW"/>
-        </w:rPr>
-        <w:t>尼拜約後裔的身分並不確定。他們可能是阿拉伯族群拿巴提人（Nabatean）之祖先，這個族群曾佔有以東之地，以及約旦河東（外約旦）的部分地區，其勢力向北一直延伸到帕米拉（Palmyra，古代的達莫）。尼拜約與基達的後裔都以羊群優良而聞名（</w:t>
+        <w:t>）。即使他患了大痲瘋，王仍因他的品格和軍事成就而尊重他。這病並沒有使他像以色列人那樣，被隔離於社會之外（參</w:t>
       </w:r>
       <w:hyperlink r:id="rId17">
         <w:r>
@@ -328,76 +340,21 @@
             <w:color w:val="0000EE"/>
             <w:u w:val="single"/>
           </w:rPr>
-          <w:t>賽60:7</w:t>
+          <w:t>利13–14章</w:t>
         </w:r>
       </w:hyperlink>
       <w:r>
         <w:rPr>
           <w:lang w:val="zh_TW" w:bidi="zh_TW"/>
         </w:rPr>
-        <w:t>）。亞述王亞述巴尼拔（Ashurbanipal）的著作中也有提及他們，這位亞述王生活在公元前七世紀。</w:t>
+        <w:t>）。便·哈達准許他帶著禮物前往鄰國的王的宮廷；那位對此深感懷疑的王，很可能是約蘭。</w:t>
+        <w:br/>
       </w:r>
       <w:r>
         <w:rPr>
           <w:lang w:val="zh_TW" w:bidi="zh_TW"/>
         </w:rPr>
-      </w:r>
-      <w:r>
-        <w:rPr>
-          <w:lang w:val="zh_TW" w:bidi="zh_TW"/>
-        </w:rPr>
-      </w:r>
-    </w:p>
-    <w:p>
-      <w:pPr/>
-      <w:r>
-        <w:rPr>
-          <w:lang w:val="zh_TW" w:bidi="zh_TW"/>
-        </w:rPr>
-      </w:r>
-    </w:p>
-    <w:p>
-      <w:pPr>
-        <w:pStyle w:val="Heading2"/>
-      </w:pPr>
-      <w:r>
-        <w:rPr>
-          <w:lang w:val="zh_TW" w:bidi="zh_TW"/>
-        </w:rPr>
-        <w:t>尼哥坡里</w:t>
-      </w:r>
-      <w:r>
-        <w:rPr>
-          <w:lang w:val="zh_TW" w:bidi="zh_TW"/>
-        </w:rPr>
-      </w:r>
-    </w:p>
-    <w:p>
-      <w:pPr/>
-      <w:r>
-        <w:rPr>
-          <w:lang w:val="zh_TW" w:bidi="zh_TW"/>
-        </w:rPr>
-      </w:r>
-      <w:r>
-        <w:rPr>
-          <w:lang w:val="zh_TW" w:bidi="zh_TW"/>
-        </w:rPr>
-        <w:t>名稱的意思是「勝利之城」。在羅馬帝國，當一個新建的城市需要命名時，尼哥坡里（Nicopolis）是一個常見的選擇。在戰爭時期為了紀念軍事勝利而建的城鎮，通常被命名為尼哥坡里。</w:t>
-      </w:r>
-    </w:p>
-    <w:p>
-      <w:pPr/>
-      <w:r>
-        <w:rPr>
-          <w:lang w:val="zh_TW" w:bidi="zh_TW"/>
-        </w:rPr>
-      </w:r>
-      <w:r>
-        <w:rPr>
-          <w:lang w:val="zh_TW" w:bidi="zh_TW"/>
-        </w:rPr>
-        <w:t>在保羅寫給提多的信中，保羅告訴提多離開他一直在事奉的克里特（</w:t>
+        <w:t>先知以利沙介入此事，要求他用一種看似不可能的方法得醫治。起初乃幔不情願，後來還是照著去做。他的僕人說：「先知若吩咐你做一件大事，你豈不做嗎？」於是，乃幔承認惟有以色列的神是真神。他帶著兩騾子馱（一馱是一頭騾子所能馱運的分量）的土回到自己的地方，以為只有站在這片土地上，才能敬拜這位神（參</w:t>
       </w:r>
       <w:hyperlink r:id="rId18">
         <w:r>
@@ -408,14 +365,21 @@
             <w:color w:val="0000EE"/>
             <w:u w:val="single"/>
           </w:rPr>
-          <w:t>多1:5</w:t>
+          <w:t>出20:24</w:t>
         </w:r>
       </w:hyperlink>
       <w:r>
         <w:rPr>
           <w:lang w:val="zh_TW" w:bidi="zh_TW"/>
         </w:rPr>
-        <w:t>），前往尼哥坡里，使徒正在那裏作工，並且保羅計劃在那裡過冬（</w:t>
+        <w:t>）。</w:t>
+        <w:br/>
+      </w:r>
+      <w:r>
+        <w:rPr>
+          <w:lang w:val="zh_TW" w:bidi="zh_TW"/>
+        </w:rPr>
+        <w:t>在</w:t>
       </w:r>
       <w:hyperlink r:id="rId19">
         <w:r>
@@ -426,1435 +390,14 @@
             <w:color w:val="0000EE"/>
             <w:u w:val="single"/>
           </w:rPr>
-          <w:t>3:12</w:t>
+          <w:t>路加福音四章27節</w:t>
         </w:r>
       </w:hyperlink>
       <w:r>
         <w:rPr>
           <w:lang w:val="zh_TW" w:bidi="zh_TW"/>
         </w:rPr>
-        <w:t>）。在整個羅馬帝國的九個尼哥坡里城中，幾乎可以肯定保羅指的是位於哥林多灣西北方和伊庇魯斯（Epirus）海岬東南方的城市。岬是一塊突入水體的高地，如同半島或俯瞰大海的懸崖。</w:t>
-      </w:r>
-    </w:p>
-    <w:p>
-      <w:pPr/>
-      <w:r>
-        <w:rPr>
-          <w:lang w:val="zh_TW" w:bidi="zh_TW"/>
-        </w:rPr>
-      </w:r>
-      <w:r>
-        <w:rPr>
-          <w:lang w:val="zh_TW" w:bidi="zh_TW"/>
-        </w:rPr>
-        <w:t>屋大維（Octavian，後來成為羅馬帝國第一位統治者）於公元前31年建立了這座城市，以慶祝他在附近進行的偉大的亞克興戰役（battle of Actium）中戰勝安東尼（Mark Antony）。尼哥坡里的名稱和政府都是希臘式的，並且是附近許多城的中心。這座新的尼哥坡里是一個非常大的城，擁有類似於附近的雅典城的獨立性。該城建造了神廟、劇院、競技場和水道，並設立了一年四次的慶典比賽。尼哥坡里最著名的市民，是斯多亞派（Stoic）哲學家愛比克泰德（Epictetus），他大約在公元90年居住在那裡。保羅曾在這個大城及其周邊的小社區中傳揚福音。</w:t>
-      </w:r>
-      <w:r>
-        <w:rPr>
-          <w:lang w:val="zh_TW" w:bidi="zh_TW"/>
-        </w:rPr>
-      </w:r>
-      <w:r>
-        <w:rPr>
-          <w:lang w:val="zh_TW" w:bidi="zh_TW"/>
-        </w:rPr>
-      </w:r>
-    </w:p>
-    <w:p>
-      <w:pPr/>
-      <w:r>
-        <w:rPr>
-          <w:lang w:val="zh_TW" w:bidi="zh_TW"/>
-        </w:rPr>
-      </w:r>
-    </w:p>
-    <w:p>
-      <w:pPr>
-        <w:pStyle w:val="Heading2"/>
-      </w:pPr>
-      <w:r>
-        <w:rPr>
-          <w:lang w:val="zh_TW" w:bidi="zh_TW"/>
-        </w:rPr>
-        <w:t>尼母利</w:t>
-      </w:r>
-      <w:r>
-        <w:rPr>
-          <w:lang w:val="zh_TW" w:bidi="zh_TW"/>
-        </w:rPr>
-      </w:r>
-    </w:p>
-    <w:p>
-      <w:pPr>
-        <w:pStyle w:val="ListNumber"/>
-        <w:numPr>
-          <w:ilvl w:val="0"/>
-          <w:numId w:val="14"/>
-        </w:numPr>
-        <w:spacing w:line="240" w:lineRule="auto"/>
-        <w:ind w:left="720"/>
-      </w:pPr>
-      <w:r>
-        <w:rPr>
-          <w:lang w:val="zh_TW" w:bidi="zh_TW"/>
-        </w:rPr>
-      </w:r>
-      <w:r>
-        <w:rPr>
-          <w:lang w:val="zh_TW" w:bidi="zh_TW"/>
-        </w:rPr>
-        <w:t>呂便人，以利押的兒子（</w:t>
-      </w:r>
-      <w:hyperlink r:id="rId20">
-        <w:r>
-          <w:rPr>
-            <w:lang w:val="zh_TW" w:bidi="zh_TW"/>
-          </w:rPr>
-          <w:rPr>
-            <w:color w:val="0000EE"/>
-            <w:u w:val="single"/>
-          </w:rPr>
-          <w:t>民26:9</w:t>
-        </w:r>
-      </w:hyperlink>
-      <w:r>
-        <w:rPr>
-          <w:lang w:val="zh_TW" w:bidi="zh_TW"/>
-        </w:rPr>
-        <w:t>）。</w:t>
-      </w:r>
-    </w:p>
-    <w:p>
-      <w:pPr>
-        <w:pStyle w:val="ListNumber"/>
-        <w:spacing w:line="240" w:lineRule="auto"/>
-        <w:ind w:left="720"/>
-      </w:pPr>
-      <w:r>
-        <w:rPr>
-          <w:lang w:val="zh_TW" w:bidi="zh_TW"/>
-        </w:rPr>
-      </w:r>
-      <w:r>
-        <w:rPr>
-          <w:lang w:val="zh_TW" w:bidi="zh_TW"/>
-        </w:rPr>
-        <w:t>西緬的兒子之一（</w:t>
-      </w:r>
-      <w:hyperlink r:id="rId21">
-        <w:r>
-          <w:rPr>
-            <w:lang w:val="zh_TW" w:bidi="zh_TW"/>
-          </w:rPr>
-          <w:rPr>
-            <w:color w:val="0000EE"/>
-            <w:u w:val="single"/>
-          </w:rPr>
-          <w:t>民26:12</w:t>
-        </w:r>
-      </w:hyperlink>
-      <w:r>
-        <w:rPr>
-          <w:lang w:val="zh_TW" w:bidi="zh_TW"/>
-        </w:rPr>
-        <w:t>；</w:t>
-      </w:r>
-      <w:hyperlink r:id="rId22">
-        <w:r>
-          <w:rPr>
-            <w:lang w:val="zh_TW" w:bidi="zh_TW"/>
-          </w:rPr>
-          <w:rPr>
-            <w:color w:val="0000EE"/>
-            <w:u w:val="single"/>
-          </w:rPr>
-          <w:t>代上4:24</w:t>
-        </w:r>
-      </w:hyperlink>
-      <w:r>
-        <w:rPr>
-          <w:lang w:val="zh_TW" w:bidi="zh_TW"/>
-        </w:rPr>
-        <w:t>），又稱耶母利（</w:t>
-      </w:r>
-      <w:hyperlink r:id="rId23">
-        <w:r>
-          <w:rPr>
-            <w:lang w:val="zh_TW" w:bidi="zh_TW"/>
-          </w:rPr>
-          <w:rPr>
-            <w:color w:val="0000EE"/>
-            <w:u w:val="single"/>
-          </w:rPr>
-          <w:t>創46:10</w:t>
-        </w:r>
-      </w:hyperlink>
-      <w:r>
-        <w:rPr>
-          <w:lang w:val="zh_TW" w:bidi="zh_TW"/>
-        </w:rPr>
-        <w:t>）。</w:t>
-      </w:r>
-      <w:r>
-        <w:rPr>
-          <w:i/>
-          <w:lang w:val="zh_TW" w:bidi="zh_TW"/>
-        </w:rPr>
-        <w:t>見</w:t>
-      </w:r>
-      <w:r>
-        <w:rPr>
-          <w:lang w:val="zh_TW" w:bidi="zh_TW"/>
-        </w:rPr>
-        <w:t xml:space="preserve"> </w:t>
-      </w:r>
-      <w:r>
-        <w:rPr>
-          <w:lang w:val="zh_TW" w:bidi="zh_TW"/>
-        </w:rPr>
-        <w:t>耶母利</w:t>
-      </w:r>
-      <w:r>
-        <w:rPr>
-          <w:lang w:val="zh_TW" w:bidi="zh_TW"/>
-        </w:rPr>
-        <w:t>。</w:t>
-      </w:r>
-      <w:r>
-        <w:rPr>
-          <w:lang w:val="zh_TW" w:bidi="zh_TW"/>
-        </w:rPr>
-      </w:r>
-      <w:r>
-        <w:rPr>
-          <w:lang w:val="zh_TW" w:bidi="zh_TW"/>
-        </w:rPr>
-      </w:r>
-    </w:p>
-    <w:p>
-      <w:pPr/>
-      <w:r>
-        <w:rPr>
-          <w:lang w:val="zh_TW" w:bidi="zh_TW"/>
-        </w:rPr>
-      </w:r>
-    </w:p>
-    <w:p>
-      <w:pPr>
-        <w:pStyle w:val="Heading2"/>
-      </w:pPr>
-      <w:r>
-        <w:rPr>
-          <w:lang w:val="zh_TW" w:bidi="zh_TW"/>
-        </w:rPr>
-        <w:t>尼母利人</w:t>
-      </w:r>
-      <w:r>
-        <w:rPr>
-          <w:lang w:val="zh_TW" w:bidi="zh_TW"/>
-        </w:rPr>
-      </w:r>
-    </w:p>
-    <w:p>
-      <w:pPr/>
-      <w:r>
-        <w:rPr>
-          <w:lang w:val="zh_TW" w:bidi="zh_TW"/>
-        </w:rPr>
-      </w:r>
-      <w:r>
-        <w:rPr>
-          <w:lang w:val="zh_TW" w:bidi="zh_TW"/>
-        </w:rPr>
-        <w:t>屬於西緬支派尼母利家族的人（</w:t>
-      </w:r>
-      <w:hyperlink r:id="rId21">
-        <w:r>
-          <w:rPr>
-            <w:lang w:val="zh_TW" w:bidi="zh_TW"/>
-          </w:rPr>
-          <w:rPr>
-            <w:color w:val="0000EE"/>
-            <w:u w:val="single"/>
-          </w:rPr>
-          <w:t>民26:12</w:t>
-        </w:r>
-      </w:hyperlink>
-      <w:r>
-        <w:rPr>
-          <w:lang w:val="zh_TW" w:bidi="zh_TW"/>
-        </w:rPr>
-        <w:t>；在</w:t>
-      </w:r>
-      <w:hyperlink r:id="rId23">
-        <w:r>
-          <w:rPr>
-            <w:lang w:val="zh_TW" w:bidi="zh_TW"/>
-          </w:rPr>
-          <w:rPr>
-            <w:color w:val="0000EE"/>
-            <w:u w:val="single"/>
-          </w:rPr>
-          <w:t>創46:10</w:t>
-        </w:r>
-      </w:hyperlink>
-      <w:r>
-        <w:rPr>
-          <w:lang w:val="zh_TW" w:bidi="zh_TW"/>
-        </w:rPr>
-        <w:t>中另稱為耶母利）。</w:t>
-      </w:r>
-      <w:r>
-        <w:rPr>
-          <w:i/>
-          <w:lang w:val="zh_TW" w:bidi="zh_TW"/>
-        </w:rPr>
-        <w:t>見</w:t>
-      </w:r>
-      <w:r>
-        <w:rPr>
-          <w:lang w:val="zh_TW" w:bidi="zh_TW"/>
-        </w:rPr>
-        <w:t>耶母利</w:t>
-      </w:r>
-      <w:r>
-        <w:rPr>
-          <w:lang w:val="zh_TW" w:bidi="zh_TW"/>
-        </w:rPr>
-        <w:t>。</w:t>
-      </w:r>
-      <w:r>
-        <w:rPr>
-          <w:lang w:val="zh_TW" w:bidi="zh_TW"/>
-        </w:rPr>
-      </w:r>
-      <w:r>
-        <w:rPr>
-          <w:lang w:val="zh_TW" w:bidi="zh_TW"/>
-        </w:rPr>
-      </w:r>
-    </w:p>
-    <w:p>
-      <w:pPr/>
-      <w:r>
-        <w:rPr>
-          <w:lang w:val="zh_TW" w:bidi="zh_TW"/>
-        </w:rPr>
-      </w:r>
-    </w:p>
-    <w:p>
-      <w:pPr>
-        <w:pStyle w:val="Heading2"/>
-      </w:pPr>
-      <w:r>
-        <w:rPr>
-          <w:lang w:val="zh_TW" w:bidi="zh_TW"/>
-        </w:rPr>
-        <w:t>尼尼微、尼尼微人</w:t>
-      </w:r>
-      <w:r>
-        <w:rPr>
-          <w:lang w:val="zh_TW" w:bidi="zh_TW"/>
-        </w:rPr>
-      </w:r>
-    </w:p>
-    <w:p>
-      <w:pPr/>
-      <w:r>
-        <w:rPr>
-          <w:lang w:val="zh_TW" w:bidi="zh_TW"/>
-        </w:rPr>
-      </w:r>
-      <w:r>
-        <w:rPr>
-          <w:lang w:val="zh_TW" w:bidi="zh_TW"/>
-        </w:rPr>
-        <w:t>亞述帝國的首都之一，且在該帝國的鼎盛時期，是世界上最偉大的城市之一。尼尼微位於現今伊拉克北部，而今日其以坐落於底格里斯河（Tigris River）以東，與摩蘇爾城（Mosul）主要區域相對的古雲吉克丘（Kouyunjik）與尼比‧優努斯丘（Nebi Yunus）為象徵。</w:t>
-      </w:r>
-    </w:p>
-    <w:p>
-      <w:pPr/>
-      <w:r>
-        <w:rPr>
-          <w:lang w:val="zh_TW" w:bidi="zh_TW"/>
-        </w:rPr>
-      </w:r>
-      <w:r>
-        <w:rPr>
-          <w:lang w:val="zh_TW" w:bidi="zh_TW"/>
-        </w:rPr>
-        <w:t>較大的古雲吉克丘位於西北方，面積約1英里乘650碼（約1.6 公里乘594.4公尺），高出平原約九十英尺（約27.4公尺），中間以科斯爾河（Khosr River）隔開。尼比‧優努斯丘上現為村落、墓地及一座傳說存放約拿墳墓的清真寺，因此未能進行廣泛考古。</w:t>
-      </w:r>
-    </w:p>
-    <w:p>
-      <w:pPr/>
-      <w:r>
-        <w:rPr>
-          <w:lang w:val="zh_TW" w:bidi="zh_TW"/>
-        </w:rPr>
-      </w:r>
-      <w:r>
-        <w:rPr>
-          <w:lang w:val="zh_TW" w:bidi="zh_TW"/>
-        </w:rPr>
-        <w:t>尼尼微城牆以磚砌成，長約8英里（約12.9公里），設有十五座城門（已發掘其中五座），門前立有巨大的石雕公牛像，其為亞述城邑建築的典型特色。</w:t>
-      </w:r>
-    </w:p>
-    <w:p>
-      <w:pPr>
-        <w:pStyle w:val="Heading3"/>
-      </w:pPr>
-      <w:r>
-        <w:rPr>
-          <w:lang w:val="zh_TW" w:bidi="zh_TW"/>
-        </w:rPr>
-        <w:t>歷史</w:t>
-      </w:r>
-    </w:p>
-    <w:p>
-      <w:pPr/>
-      <w:r>
-        <w:rPr>
-          <w:lang w:val="zh_TW" w:bidi="zh_TW"/>
-        </w:rPr>
-      </w:r>
-      <w:r>
-        <w:rPr>
-          <w:lang w:val="zh_TW" w:bidi="zh_TW"/>
-        </w:rPr>
-        <w:t>尼尼微的居住歷史可追溯到史前時代（約公元前4500年），這與</w:t>
-      </w:r>
-      <w:hyperlink r:id="rId24">
-        <w:r>
-          <w:rPr>
-            <w:lang w:val="zh_TW" w:bidi="zh_TW"/>
-          </w:rPr>
-          <w:rPr>
-            <w:color w:val="0000EE"/>
-            <w:u w:val="single"/>
-          </w:rPr>
-          <w:t>創世記第十章</w:t>
-        </w:r>
-      </w:hyperlink>
-      <w:r>
-        <w:rPr>
-          <w:lang w:val="zh_TW" w:bidi="zh_TW"/>
-        </w:rPr>
-        <w:t>中關於該城市建立的記載一致。在尼尼微也發現了來自各個早期文化（哈蘇納〔Hassuna〕、薩邁拉〔Samarra〕、哈拉夫〔Halaf〕、烏拜德〔Ubaid〕）的材料。</w:t>
-      </w:r>
-    </w:p>
-    <w:p>
-      <w:pPr/>
-      <w:r>
-        <w:rPr>
-          <w:lang w:val="zh_TW" w:bidi="zh_TW"/>
-        </w:rPr>
-      </w:r>
-      <w:r>
-        <w:rPr>
-          <w:lang w:val="zh_TW" w:bidi="zh_TW"/>
-        </w:rPr>
-        <w:t>亞喀得的撒珥根（Sargon of Akkad；公元前24世紀中期）對尼尼微十分熟悉，尼尼微在他的時代非常繁榮。在其後的國王沙姆希阿達德一世（Shamsi-Adad I；約公元前1800年）在位時的記錄提到，撒珥根的兒子瑪尼什圖蘇（Manishtusu）修復了尼尼微的伊什塔爾（Ishtar）聖殿。</w:t>
-      </w:r>
-    </w:p>
-    <w:p>
-      <w:pPr/>
-      <w:r>
-        <w:rPr>
-          <w:lang w:val="zh_TW" w:bidi="zh_TW"/>
-        </w:rPr>
-      </w:r>
-      <w:r>
-        <w:rPr>
-          <w:lang w:val="zh_TW" w:bidi="zh_TW"/>
-        </w:rPr>
-        <w:t>伊什塔爾（又命：伊南娜〔Inanna〕）是愛與戰爭的女神，對於貪婪好戰的亞述人來說是十分相稱的神祇。尼尼微敬拜多位神祇，城門多以這些神祇命名。亞述人也在書寫之神、藝術與科學之神拿布（Nabu）的神廟中敬拜，反映出亞述人對文獻、文學及浮雕藝術的重視。</w:t>
-      </w:r>
-    </w:p>
-    <w:p>
-      <w:pPr/>
-      <w:r>
-        <w:rPr>
-          <w:lang w:val="zh_TW" w:bidi="zh_TW"/>
-        </w:rPr>
-      </w:r>
-      <w:r>
-        <w:rPr>
-          <w:lang w:val="zh_TW" w:bidi="zh_TW"/>
-        </w:rPr>
-        <w:t>沙姆希阿達德一世和漢謨拉比（Hammurabi）也修復了尼尼微的伊什塔爾聖殿，撒縵以色一世（Shalmaneser I）和突庫里尼努爾塔一世（Tukulti-Ninurta I）擴建並修葺這座城市，其他統治者如提革拉·毗列色一世（Tiglath-pileser I）、亞述拿色帕二世（Ashurnasirpal II；公元前883–859年）和撒珥根二世（Sargon II；公元前722–705年）則在此建造了他們的宮殿。然而，西拿基立（公元前705–681年）將尼尼微定為首都，且不遺餘力地美化城市。除了他著名的宮殿外，他還進行了許多工程：重建城牆、規劃公園、收集植物和動物標本，又建造引水道，將水從30英里（48.3公里）外引入城中。亞述征服列國後向各國索取的貢物，包括以色列與猶大的財寶，皆運至尼尼微。</w:t>
-      </w:r>
-    </w:p>
-    <w:p>
-      <w:pPr/>
-      <w:r>
-        <w:rPr>
-          <w:lang w:val="zh_TW" w:bidi="zh_TW"/>
-        </w:rPr>
-      </w:r>
-      <w:r>
-        <w:rPr>
-          <w:lang w:val="zh_TW" w:bidi="zh_TW"/>
-        </w:rPr>
-        <w:t>西拿基立遇刺後，其子以撒·哈頓（公元前681–669年）鎮壓叛亂，重奪尼尼微，於此與迦拉建造宮殿。他一生大部份時間都在那裡度過。</w:t>
-      </w:r>
-    </w:p>
-    <w:p>
-      <w:pPr/>
-      <w:r>
-        <w:rPr>
-          <w:lang w:val="zh_TW" w:bidi="zh_TW"/>
-        </w:rPr>
-      </w:r>
-      <w:r>
-        <w:rPr>
-          <w:lang w:val="zh_TW" w:bidi="zh_TW"/>
-        </w:rPr>
-        <w:t>以撒·哈頓的兒子亞述巴尼拔（Ashurbanipal ；公元前669至633年）將他的住所設在尼尼微，他在那裡接受教育、體育和軍事技能的訓練。他精於古董研究，精通亞喀得語（Akkadian）和蘇美語（Sumerian）。他的宮殿中設有著名的圖書館，用於亞述學（Assyriology）的研究。納布聖殿中至少有一個可以追溯到撒珥根二世時期的圖書館，但亞述巴尼拔的皇家圖書館在規模和重要性上都遠勝於它。撒珥根和他的繼任者收集了許多泥版，而亞述巴尼拔更派遣文士到亞述和巴比倫各地收集和抄寫泥版，繼而積累了數以萬計的泥版。像尼普爾（Nippur）的圖書館一樣，尼尼微圖書館內容涵蓋了極為廣泛的資料：商業帳目、書信、王室記錄、史料、字彙表、雙語文獻、傳說、神話、及讚美詩與祈禱文等各類宗教銘文。在這些泥版中，有七塊保存了巴比倫的創造故事，十二塊記載了吉加墨詩史詩（epic of Gilgamesh），其中包含一個洪水的版本。其它有時被引用為與聖經敘述相似的著作包括</w:t>
-      </w:r>
-      <w:r>
-        <w:rPr>
-          <w:lang w:val="zh_TW" w:bidi="zh_TW"/>
-        </w:rPr>
-        <w:t>阿達帕（</w:t>
-      </w:r>
-      <w:r>
-        <w:rPr>
-          <w:lang w:val="zh_TW" w:bidi="zh_TW"/>
-        </w:rPr>
-        <w:t>Adapa）的故事——講述他失去獲得永生的機會，以及</w:t>
-      </w:r>
-      <w:r>
-        <w:rPr>
-          <w:lang w:val="zh_TW" w:bidi="zh_TW"/>
-        </w:rPr>
-        <w:t>伊坦納（</w:t>
-      </w:r>
-      <w:r>
-        <w:rPr>
-          <w:lang w:val="zh_TW" w:bidi="zh_TW"/>
-        </w:rPr>
-        <w:t>Etana）的傳說，講述一位升上天堂的牧羊人的經歷。</w:t>
-      </w:r>
-    </w:p>
-    <w:p>
-      <w:pPr/>
-      <w:r>
-        <w:rPr>
-          <w:lang w:val="zh_TW" w:bidi="zh_TW"/>
-        </w:rPr>
-      </w:r>
-      <w:r>
-        <w:rPr>
-          <w:lang w:val="zh_TW" w:bidi="zh_TW"/>
-        </w:rPr>
-        <w:t>亞述巴尼拔亦以戰爭與其殘酷聞名。他的宮殿浮雕中雖有宴樂場景，卻同時刻畫了掛在樹上的被斬首的以攔人首領之首。</w:t>
-      </w:r>
-    </w:p>
-    <w:p>
-      <w:pPr/>
-      <w:r>
-        <w:rPr>
-          <w:lang w:val="zh_TW" w:bidi="zh_TW"/>
-        </w:rPr>
-      </w:r>
-      <w:r>
-        <w:rPr>
-          <w:lang w:val="zh_TW" w:bidi="zh_TW"/>
-        </w:rPr>
-        <w:t>他晚年及死後，附庸國紛紛叛亂。巴比倫獨立並與米底亞人聯軍，於公元前614年攻取了亞述和迦拉。米底亞的</w:t>
-      </w:r>
-      <w:r>
-        <w:rPr>
-          <w:lang w:val="zh_TW" w:bidi="zh_TW"/>
-        </w:rPr>
-        <w:t>基亞克薩雷斯（</w:t>
-      </w:r>
-      <w:r>
-        <w:rPr>
-          <w:lang w:val="zh_TW" w:bidi="zh_TW"/>
-        </w:rPr>
-        <w:t>Cyaxares the Mede）、巴比倫的尼布卜拉撒（Nabopolassar of Babylon），以及一支西古提（Scythian）軍隊在公元前612年圍攻尼尼微，尼尼微城淪陷，亞述王辛沙利士庫（Sinshariskum，又名沙單拿伯羅〔Sardanapalus〕）死於烈火中。</w:t>
-      </w:r>
-    </w:p>
-    <w:p>
-      <w:pPr/>
-      <w:r>
-        <w:rPr>
-          <w:lang w:val="zh_TW" w:bidi="zh_TW"/>
-        </w:rPr>
-      </w:r>
-      <w:r>
-        <w:rPr>
-          <w:lang w:val="zh_TW" w:bidi="zh_TW"/>
-        </w:rPr>
-        <w:t>儘管殘餘亞述勢力由</w:t>
-      </w:r>
-      <w:r>
-        <w:rPr>
-          <w:lang w:val="zh_TW" w:bidi="zh_TW"/>
-        </w:rPr>
-        <w:t>亞述烏巴列</w:t>
-      </w:r>
-      <w:r>
-        <w:rPr>
-          <w:lang w:val="zh_TW" w:bidi="zh_TW"/>
-        </w:rPr>
-        <w:t>（Ashuruballit）在哈蘭支撐至公元前609年，尼尼微仍已徹底毀滅，應驗了希伯來先知的預言。</w:t>
-      </w:r>
-    </w:p>
-    <w:p>
-      <w:pPr>
-        <w:pStyle w:val="Heading3"/>
-      </w:pPr>
-      <w:r>
-        <w:rPr>
-          <w:lang w:val="zh_TW" w:bidi="zh_TW"/>
-        </w:rPr>
-        <w:t>尼尼微與聖經</w:t>
-      </w:r>
-    </w:p>
-    <w:p>
-      <w:pPr/>
-      <w:r>
-        <w:rPr>
-          <w:lang w:val="zh_TW" w:bidi="zh_TW"/>
-        </w:rPr>
-      </w:r>
-      <w:r>
-        <w:rPr>
-          <w:lang w:val="zh_TW" w:bidi="zh_TW"/>
-        </w:rPr>
-        <w:t>舊約中有六卷書提及尼尼微。在創世記中，唯一提到尼尼微的是在列國表（the table of nations）中（</w:t>
-      </w:r>
-      <w:hyperlink r:id="rId24">
-        <w:r>
-          <w:rPr>
-            <w:lang w:val="zh_TW" w:bidi="zh_TW"/>
-          </w:rPr>
-          <w:rPr>
-            <w:color w:val="0000EE"/>
-            <w:u w:val="single"/>
-          </w:rPr>
-          <w:t>創10章</w:t>
-        </w:r>
-      </w:hyperlink>
-      <w:r>
-        <w:rPr>
-          <w:lang w:val="zh_TW" w:bidi="zh_TW"/>
-        </w:rPr>
-        <w:t>），寧錄自示拿地往亞述去，建造尼尼微、利河伯、迦拉與利鮮，利鮮位於尼尼微和迦拉之間（</w:t>
-      </w:r>
-      <w:hyperlink r:id="rId25">
-        <w:r>
-          <w:rPr>
-            <w:lang w:val="zh_TW" w:bidi="zh_TW"/>
-          </w:rPr>
-          <w:rPr>
-            <w:color w:val="0000EE"/>
-            <w:u w:val="single"/>
-          </w:rPr>
-          <w:t>11–12</w:t>
-        </w:r>
-      </w:hyperlink>
-      <w:r>
-        <w:rPr>
-          <w:lang w:val="zh_TW" w:bidi="zh_TW"/>
-        </w:rPr>
-        <w:t>節；在其它譯本中，這些是亞述所造）。</w:t>
-      </w:r>
-    </w:p>
-    <w:p>
-      <w:pPr/>
-      <w:r>
-        <w:rPr>
-          <w:lang w:val="zh_TW" w:bidi="zh_TW"/>
-        </w:rPr>
-      </w:r>
-      <w:r>
-        <w:rPr>
-          <w:lang w:val="zh_TW" w:bidi="zh_TW"/>
-        </w:rPr>
-        <w:t>米拿現所支付的貢品（</w:t>
-      </w:r>
-      <w:hyperlink r:id="rId26">
-        <w:r>
-          <w:rPr>
-            <w:lang w:val="zh_TW" w:bidi="zh_TW"/>
-          </w:rPr>
-          <w:rPr>
-            <w:color w:val="0000EE"/>
-            <w:u w:val="single"/>
-          </w:rPr>
-          <w:t>王下15:19–20</w:t>
-        </w:r>
-      </w:hyperlink>
-      <w:r>
-        <w:rPr>
-          <w:lang w:val="zh_TW" w:bidi="zh_TW"/>
-        </w:rPr>
-        <w:t>）和撒馬利亞淪陷時所奪取的戰利品（</w:t>
-      </w:r>
-      <w:hyperlink r:id="rId27">
-        <w:r>
-          <w:rPr>
-            <w:lang w:val="zh_TW" w:bidi="zh_TW"/>
-          </w:rPr>
-          <w:rPr>
-            <w:color w:val="0000EE"/>
-            <w:u w:val="single"/>
-          </w:rPr>
-          <w:t>賽8:4</w:t>
-        </w:r>
-      </w:hyperlink>
-      <w:r>
-        <w:rPr>
-          <w:lang w:val="zh_TW" w:bidi="zh_TW"/>
-        </w:rPr>
-        <w:t>）都被運送至尼尼微。西拿基立從希西家那裡所收取的貢物，也同樣被送到這座城中（</w:t>
-      </w:r>
-      <w:hyperlink r:id="rId28">
-        <w:r>
-          <w:rPr>
-            <w:lang w:val="zh_TW" w:bidi="zh_TW"/>
-          </w:rPr>
-          <w:rPr>
-            <w:color w:val="0000EE"/>
-            <w:u w:val="single"/>
-          </w:rPr>
-          <w:t>王下14–16</w:t>
-        </w:r>
-      </w:hyperlink>
-      <w:r>
-        <w:rPr>
-          <w:lang w:val="zh_TW" w:bidi="zh_TW"/>
-        </w:rPr>
-        <w:t>）。</w:t>
-      </w:r>
-    </w:p>
-    <w:p>
-      <w:pPr/>
-      <w:r>
-        <w:rPr>
-          <w:lang w:val="zh_TW" w:bidi="zh_TW"/>
-        </w:rPr>
-      </w:r>
-      <w:r>
-        <w:rPr>
-          <w:lang w:val="zh_TW" w:bidi="zh_TW"/>
-        </w:rPr>
-        <w:t>在尼尼微西拿基立宮殿出土的浮雕中，有描繪拉吉圍城戰的場景（參</w:t>
-      </w:r>
-      <w:hyperlink r:id="rId29">
-        <w:r>
-          <w:rPr>
-            <w:lang w:val="zh_TW" w:bidi="zh_TW"/>
-          </w:rPr>
-          <w:rPr>
-            <w:color w:val="0000EE"/>
-            <w:u w:val="single"/>
-          </w:rPr>
-          <w:t>王下19:8</w:t>
-        </w:r>
-      </w:hyperlink>
-      <w:r>
-        <w:rPr>
-          <w:lang w:val="zh_TW" w:bidi="zh_TW"/>
-        </w:rPr>
-        <w:t>）。浮雕上西拿基立坐在寶座上，向他哀求的俘虜則跪於前方；城牆上有弓箭手與撞城槌進攻，守軍以火與箭抵禦。其中一座城門，另有居民背負行囊逃離或投降的畫面，右下角可見三名赤身的男子被釘於木樁之上。</w:t>
-      </w:r>
-    </w:p>
-    <w:p>
-      <w:pPr/>
-      <w:r>
-        <w:rPr>
-          <w:lang w:val="zh_TW" w:bidi="zh_TW"/>
-        </w:rPr>
-      </w:r>
-      <w:r>
-        <w:rPr>
-          <w:lang w:val="zh_TW" w:bidi="zh_TW"/>
-        </w:rPr>
-        <w:t>在芝加哥大學東方研究所（Oriental Institute of the University of Chicago）的所收藏的棱柱和大英博物館（British Museum）的泰勒六棱柱（Taylor Prism）上，都刻有西拿基立入侵猶大之戰，由於亞述人沒有攻下耶路撒冷，西拿基立只能以誇耀自我滿足：「至於猶大人希西家，他未服我軛。我圍攻他之四十六堅城與無數鄉村，皆取之……我困他本人於耶路撒冷的皇宮中，如籠中之鳥。」</w:t>
-      </w:r>
-    </w:p>
-    <w:p>
-      <w:pPr/>
-      <w:r>
-        <w:rPr>
-          <w:lang w:val="zh_TW" w:bidi="zh_TW"/>
-        </w:rPr>
-      </w:r>
-      <w:r>
-        <w:rPr>
-          <w:lang w:val="zh_TW" w:bidi="zh_TW"/>
-        </w:rPr>
-        <w:t>與尼尼微有關的亞述諸王在以色列的歷史中扮演重要角色，然而尼尼微這個名稱在聖經歷史書中僅出現過一次。</w:t>
-      </w:r>
-      <w:hyperlink r:id="rId30">
-        <w:r>
-          <w:rPr>
-            <w:lang w:val="zh_TW" w:bidi="zh_TW"/>
-          </w:rPr>
-          <w:rPr>
-            <w:color w:val="0000EE"/>
-            <w:u w:val="single"/>
-          </w:rPr>
-          <w:t>列王紀下十九章36節</w:t>
-        </w:r>
-      </w:hyperlink>
-      <w:r>
-        <w:rPr>
-          <w:lang w:val="zh_TW" w:bidi="zh_TW"/>
-        </w:rPr>
-        <w:t>記載，在耶和華的使者擊殺了十八萬五千名士兵後，西拿基立回家並留在尼尼微。公元前681年，他在此被兩子所殺（參</w:t>
-      </w:r>
-      <w:hyperlink r:id="rId31">
-        <w:r>
-          <w:rPr>
-            <w:lang w:val="zh_TW" w:bidi="zh_TW"/>
-          </w:rPr>
-          <w:rPr>
-            <w:color w:val="0000EE"/>
-            <w:u w:val="single"/>
-          </w:rPr>
-          <w:t>王下19:37</w:t>
-        </w:r>
-      </w:hyperlink>
-      <w:r>
-        <w:rPr>
-          <w:lang w:val="zh_TW" w:bidi="zh_TW"/>
-        </w:rPr>
-        <w:t>；</w:t>
-      </w:r>
-      <w:hyperlink r:id="rId32">
-        <w:r>
-          <w:rPr>
-            <w:lang w:val="zh_TW" w:bidi="zh_TW"/>
-          </w:rPr>
-          <w:rPr>
-            <w:color w:val="0000EE"/>
-            <w:u w:val="single"/>
-          </w:rPr>
-          <w:t>代下32:21</w:t>
-        </w:r>
-      </w:hyperlink>
-      <w:r>
-        <w:rPr>
-          <w:lang w:val="zh_TW" w:bidi="zh_TW"/>
-        </w:rPr>
-        <w:t>；</w:t>
-      </w:r>
-      <w:hyperlink r:id="rId33">
-        <w:r>
-          <w:rPr>
-            <w:lang w:val="zh_TW" w:bidi="zh_TW"/>
-          </w:rPr>
-          <w:rPr>
-            <w:color w:val="0000EE"/>
-            <w:u w:val="single"/>
-          </w:rPr>
-          <w:t>賽37:38</w:t>
-        </w:r>
-      </w:hyperlink>
-      <w:r>
-        <w:rPr>
-          <w:lang w:val="zh_TW" w:bidi="zh_TW"/>
-        </w:rPr>
-        <w:t>）。</w:t>
-      </w:r>
-    </w:p>
-    <w:p>
-      <w:pPr/>
-      <w:r>
-        <w:rPr>
-          <w:lang w:val="zh_TW" w:bidi="zh_TW"/>
-        </w:rPr>
-      </w:r>
-      <w:r>
-        <w:rPr>
-          <w:lang w:val="zh_TW" w:bidi="zh_TW"/>
-        </w:rPr>
-        <w:t>約拿書中多次提到尼尼微，因上帝差遣先知前往該城宣告其即將臨到的審判。經文稱尼尼微為「大城」（</w:t>
-      </w:r>
-      <w:hyperlink r:id="rId34">
-        <w:r>
-          <w:rPr>
-            <w:lang w:val="zh_TW" w:bidi="zh_TW"/>
-          </w:rPr>
-          <w:rPr>
-            <w:color w:val="0000EE"/>
-            <w:u w:val="single"/>
-          </w:rPr>
-          <w:t>拿1:2</w:t>
-        </w:r>
-      </w:hyperlink>
-      <w:r>
-        <w:rPr>
-          <w:lang w:val="zh_TW" w:bidi="zh_TW"/>
-        </w:rPr>
-        <w:t>，</w:t>
-      </w:r>
-      <w:hyperlink r:id="rId35">
-        <w:r>
-          <w:rPr>
-            <w:lang w:val="zh_TW" w:bidi="zh_TW"/>
-          </w:rPr>
-          <w:rPr>
-            <w:color w:val="0000EE"/>
-            <w:u w:val="single"/>
-          </w:rPr>
-          <w:t>3:2</w:t>
-        </w:r>
-      </w:hyperlink>
-      <w:r>
-        <w:rPr>
-          <w:lang w:val="zh_TW" w:bidi="zh_TW"/>
-        </w:rPr>
-        <w:t>），並且描述「</w:t>
-      </w:r>
-      <w:r>
-        <w:rPr>
-          <w:lang w:val="zh_TW" w:bidi="zh_TW"/>
-        </w:rPr>
-        <w:t>尼尼微是極大的城，有三日的路程。</w:t>
-      </w:r>
-      <w:r>
-        <w:rPr>
-          <w:lang w:val="zh_TW" w:bidi="zh_TW"/>
-        </w:rPr>
-        <w:t>」（</w:t>
-      </w:r>
-      <w:hyperlink r:id="rId36">
-        <w:r>
-          <w:rPr>
-            <w:lang w:val="zh_TW" w:bidi="zh_TW"/>
-          </w:rPr>
-          <w:rPr>
-            <w:color w:val="0000EE"/>
-            <w:u w:val="single"/>
-          </w:rPr>
-          <w:t>3:3</w:t>
-        </w:r>
-      </w:hyperlink>
-      <w:r>
-        <w:rPr>
-          <w:lang w:val="zh_TW" w:bidi="zh_TW"/>
-        </w:rPr>
-        <w:t>）。尼尼微地的地界必定超過古雲吉克丘與尼比‧優努斯丘所代表的區域。一些釋經者認為，當時的尼尼微城範圍還包括與之相關的其它城市，其中包括底格里斯與大扎卜河（Great Zab）之間的「亞述三角」（Assyrian triangle）地區，北起柯沙巴（Khorsabad），南至尼姆魯德（Nimrud）。</w:t>
-      </w:r>
-    </w:p>
-    <w:p>
-      <w:pPr/>
-      <w:r>
-        <w:rPr>
-          <w:lang w:val="zh_TW" w:bidi="zh_TW"/>
-        </w:rPr>
-      </w:r>
-      <w:r>
-        <w:rPr>
-          <w:lang w:val="zh_TW" w:bidi="zh_TW"/>
-        </w:rPr>
-        <w:t>耶和華說：「</w:t>
-      </w:r>
-      <w:r>
-        <w:rPr>
-          <w:lang w:val="zh_TW" w:bidi="zh_TW"/>
-        </w:rPr>
-        <w:t>這尼尼微大城，其中不能分辨左手右手的有十二萬多人</w:t>
-      </w:r>
-      <w:r>
-        <w:rPr>
-          <w:lang w:val="zh_TW" w:bidi="zh_TW"/>
-        </w:rPr>
-        <w:t>」（</w:t>
-      </w:r>
-      <w:hyperlink r:id="rId37">
-        <w:r>
-          <w:rPr>
-            <w:lang w:val="zh_TW" w:bidi="zh_TW"/>
-          </w:rPr>
-          <w:rPr>
-            <w:color w:val="0000EE"/>
-            <w:u w:val="single"/>
-          </w:rPr>
-          <w:t>拿4:11</w:t>
-        </w:r>
-      </w:hyperlink>
-      <w:r>
-        <w:rPr>
-          <w:lang w:val="zh_TW" w:bidi="zh_TW"/>
-        </w:rPr>
-        <w:t>）。有些人把這句話解釋為指城中無辜的孩童人數，因此推估大尼尼微人口約六十萬；但更合理的理解是，這是指全體居民，而那描述性的片語是用來說明尼尼微人完全的屬靈黑暗。</w:t>
-      </w:r>
-    </w:p>
-    <w:p>
-      <w:pPr/>
-      <w:r>
-        <w:rPr>
-          <w:lang w:val="zh_TW" w:bidi="zh_TW"/>
-        </w:rPr>
-      </w:r>
-      <w:r>
-        <w:rPr>
-          <w:lang w:val="zh_TW" w:bidi="zh_TW"/>
-        </w:rPr>
-        <w:t>約拿宣講的是審判與毀滅的信息，但全城的悔改帶來了拯救（</w:t>
-      </w:r>
-      <w:hyperlink r:id="rId38">
-        <w:r>
-          <w:rPr>
-            <w:lang w:val="zh_TW" w:bidi="zh_TW"/>
-          </w:rPr>
-          <w:rPr>
-            <w:color w:val="0000EE"/>
-            <w:u w:val="single"/>
-          </w:rPr>
-          <w:t>3:6–10</w:t>
-        </w:r>
-      </w:hyperlink>
-      <w:r>
-        <w:rPr>
-          <w:lang w:val="zh_TW" w:bidi="zh_TW"/>
-        </w:rPr>
-        <w:t>）。那鴻以栩栩如生又激昂的語言宣告了這座城市最終的傾覆。西番亞也預言了尼尼微的毀滅，宣告它將成為荒涼之地，成為羊群躺臥之處，即使是隨意造訪的人也能體會（</w:t>
-      </w:r>
-      <w:hyperlink r:id="rId39">
-        <w:r>
-          <w:rPr>
-            <w:lang w:val="zh_TW" w:bidi="zh_TW"/>
-          </w:rPr>
-          <w:rPr>
-            <w:color w:val="0000EE"/>
-            <w:u w:val="single"/>
-          </w:rPr>
-          <w:t>番2:13–15</w:t>
-        </w:r>
-      </w:hyperlink>
-      <w:r>
-        <w:rPr>
-          <w:lang w:val="zh_TW" w:bidi="zh_TW"/>
-        </w:rPr>
-        <w:t>）。</w:t>
-      </w:r>
-    </w:p>
-    <w:p>
-      <w:pPr/>
-      <w:r>
-        <w:rPr>
-          <w:lang w:val="zh_TW" w:bidi="zh_TW"/>
-        </w:rPr>
-      </w:r>
-      <w:r>
-        <w:rPr>
-          <w:lang w:val="zh_TW" w:bidi="zh_TW"/>
-        </w:rPr>
-        <w:t>尼尼微被巴比倫人、米底亞人和西古提人的聯軍所毀。這座城市遭受極其嚴重且徹底的破壞；數世紀後連確定位置也被人遺忘。色諾芬（Xenophon）和希臘軍隊在公元前401年從該地附近撤退經過，卻未意識到那裡正是尼尼微的所在。在公元第二世紀，希臘諷刺作家琉善（Lucian）評論道：「尼尼微被毀得如此徹底，以致於已無法說出它曾經位於何處；連一點痕跡都沒有留下。」</w:t>
-      </w:r>
-    </w:p>
-    <w:p>
-      <w:pPr/>
-      <w:r>
-        <w:rPr>
-          <w:lang w:val="zh_TW" w:bidi="zh_TW"/>
-        </w:rPr>
-      </w:r>
-      <w:r>
-        <w:rPr>
-          <w:lang w:val="zh_TW" w:bidi="zh_TW"/>
-        </w:rPr>
-        <w:t>新約聖經福音書中僅有幾次提到尼尼微，也都與審判有關。耶穌在回應文士和法利賽人的要求時，指出邪惡的世代在尋求神蹟；正如約拿曾是尼尼微人的一個神蹟，耶穌也將成為祂那世代的神蹟（</w:t>
-      </w:r>
-      <w:hyperlink r:id="rId40">
-        <w:r>
-          <w:rPr>
-            <w:lang w:val="zh_TW" w:bidi="zh_TW"/>
-          </w:rPr>
-          <w:rPr>
-            <w:color w:val="0000EE"/>
-            <w:u w:val="single"/>
-          </w:rPr>
-          <w:t>太12:38–40</w:t>
-        </w:r>
-      </w:hyperlink>
-      <w:r>
-        <w:rPr>
-          <w:lang w:val="zh_TW" w:bidi="zh_TW"/>
-        </w:rPr>
-        <w:t>；</w:t>
-      </w:r>
-      <w:hyperlink r:id="rId41">
-        <w:r>
-          <w:rPr>
-            <w:lang w:val="zh_TW" w:bidi="zh_TW"/>
-          </w:rPr>
-          <w:rPr>
-            <w:color w:val="0000EE"/>
-            <w:u w:val="single"/>
-          </w:rPr>
-          <w:t>路11:29–31</w:t>
-        </w:r>
-      </w:hyperlink>
-      <w:r>
-        <w:rPr>
-          <w:lang w:val="zh_TW" w:bidi="zh_TW"/>
-        </w:rPr>
-        <w:t>）。祂接著宣告，尼尼微人在審判時將與祂那世代的人一同起來定這世代的罪，因為尼尼微人在約拿的宣講下悔改了。現在，有一位比約拿更大的人已經來了（</w:t>
-      </w:r>
-      <w:hyperlink r:id="rId42">
-        <w:r>
-          <w:rPr>
-            <w:lang w:val="zh_TW" w:bidi="zh_TW"/>
-          </w:rPr>
-          <w:rPr>
-            <w:color w:val="0000EE"/>
-            <w:u w:val="single"/>
-          </w:rPr>
-          <w:t>太12:41</w:t>
-        </w:r>
-      </w:hyperlink>
-      <w:r>
-        <w:rPr>
-          <w:lang w:val="zh_TW" w:bidi="zh_TW"/>
-        </w:rPr>
-        <w:t>；</w:t>
-      </w:r>
-      <w:hyperlink r:id="rId43">
-        <w:r>
-          <w:rPr>
-            <w:lang w:val="zh_TW" w:bidi="zh_TW"/>
-          </w:rPr>
-          <w:rPr>
-            <w:color w:val="0000EE"/>
-            <w:u w:val="single"/>
-          </w:rPr>
-          <w:t>路11:32</w:t>
-        </w:r>
-      </w:hyperlink>
-      <w:r>
-        <w:rPr>
-          <w:lang w:val="zh_TW" w:bidi="zh_TW"/>
-        </w:rPr>
-        <w:t>）。</w:t>
-      </w:r>
-    </w:p>
-    <w:p>
-      <w:pPr/>
-      <w:r>
-        <w:rPr>
-          <w:lang w:val="zh_TW" w:bidi="zh_TW"/>
-        </w:rPr>
-      </w:r>
-      <w:r>
-        <w:rPr>
-          <w:i/>
-          <w:lang w:val="zh_TW" w:bidi="zh_TW"/>
-        </w:rPr>
-        <w:t>另見</w:t>
-      </w:r>
-      <w:r>
-        <w:rPr>
-          <w:lang w:val="zh_TW" w:bidi="zh_TW"/>
-        </w:rPr>
-        <w:t xml:space="preserve"> </w:t>
-      </w:r>
-      <w:r>
-        <w:rPr>
-          <w:lang w:val="zh_TW" w:bidi="zh_TW"/>
-        </w:rPr>
-        <w:t>亞述、亞述人</w:t>
-      </w:r>
-      <w:r>
-        <w:rPr>
-          <w:lang w:val="zh_TW" w:bidi="zh_TW"/>
-        </w:rPr>
-        <w:t>；</w:t>
-      </w:r>
-      <w:r>
-        <w:rPr>
-          <w:lang w:val="zh_TW" w:bidi="zh_TW"/>
-        </w:rPr>
-        <w:t>漢謨拉比法典</w:t>
-      </w:r>
-      <w:r>
-        <w:rPr>
-          <w:lang w:val="zh_TW" w:bidi="zh_TW"/>
-        </w:rPr>
-        <w:t>。</w:t>
-      </w:r>
-      <w:r>
-        <w:rPr>
-          <w:lang w:val="zh_TW" w:bidi="zh_TW"/>
-        </w:rPr>
-      </w:r>
-      <w:r>
-        <w:rPr>
-          <w:lang w:val="zh_TW" w:bidi="zh_TW"/>
-        </w:rPr>
-      </w:r>
-    </w:p>
-    <w:p>
-      <w:pPr/>
-      <w:r>
-        <w:rPr>
-          <w:lang w:val="zh_TW" w:bidi="zh_TW"/>
-        </w:rPr>
-      </w:r>
-    </w:p>
-    <w:p>
-      <w:pPr>
-        <w:pStyle w:val="Heading2"/>
-      </w:pPr>
-      <w:r>
-        <w:rPr>
-          <w:lang w:val="zh_TW" w:bidi="zh_TW"/>
-        </w:rPr>
-        <w:t>泥漿</w:t>
-      </w:r>
-      <w:r>
-        <w:rPr>
-          <w:lang w:val="zh_TW" w:bidi="zh_TW"/>
-        </w:rPr>
-      </w:r>
-    </w:p>
-    <w:p>
-      <w:pPr>
-        <w:pStyle w:val="Heading2"/>
-      </w:pPr>
-      <w:r>
-        <w:rPr>
-          <w:lang w:val="zh_TW" w:bidi="zh_TW"/>
-        </w:rPr>
-        <w:t>泥漿（Slime）</w:t>
-      </w:r>
-    </w:p>
-    <w:p>
-      <w:pPr/>
-      <w:r>
-        <w:rPr>
-          <w:lang w:val="zh_TW" w:bidi="zh_TW"/>
-        </w:rPr>
-      </w:r>
-      <w:r>
-        <w:rPr>
-          <w:lang w:val="zh_TW" w:bidi="zh_TW"/>
-        </w:rPr>
-        <w:t>這是在</w:t>
-      </w:r>
-      <w:hyperlink r:id="rId44">
-        <w:r>
-          <w:rPr>
-            <w:lang w:val="zh_TW" w:bidi="zh_TW"/>
-          </w:rPr>
-          <w:rPr>
-            <w:color w:val="0000EE"/>
-            <w:u w:val="single"/>
-          </w:rPr>
-          <w:t>創世記十一章3節</w:t>
-        </w:r>
-      </w:hyperlink>
-      <w:r>
-        <w:rPr>
-          <w:lang w:val="zh_TW" w:bidi="zh_TW"/>
-        </w:rPr>
-        <w:t>和</w:t>
-      </w:r>
-      <w:hyperlink r:id="rId45">
-        <w:r>
-          <w:rPr>
-            <w:lang w:val="zh_TW" w:bidi="zh_TW"/>
-          </w:rPr>
-          <w:rPr>
-            <w:color w:val="0000EE"/>
-            <w:u w:val="single"/>
-          </w:rPr>
-          <w:t>出埃及記二章3節</w:t>
-        </w:r>
-      </w:hyperlink>
-      <w:r>
-        <w:rPr>
-          <w:lang w:val="zh_TW" w:bidi="zh_TW"/>
-        </w:rPr>
-        <w:t>中，「</w:t>
-      </w:r>
-      <w:r>
-        <w:rPr>
-          <w:lang w:val="zh_TW" w:bidi="zh_TW"/>
-        </w:rPr>
-        <w:t>石漆</w:t>
-      </w:r>
-      <w:r>
-        <w:rPr>
-          <w:lang w:val="zh_TW" w:bidi="zh_TW"/>
-        </w:rPr>
-        <w:t>（tar）」一詞在某些譯本中的譯法。</w:t>
-      </w:r>
-    </w:p>
-    <w:p>
-      <w:pPr/>
-      <w:r>
-        <w:rPr>
-          <w:lang w:val="zh_TW" w:bidi="zh_TW"/>
-        </w:rPr>
-      </w:r>
-      <w:r>
-        <w:rPr>
-          <w:i/>
-          <w:lang w:val="zh_TW" w:bidi="zh_TW"/>
-        </w:rPr>
-        <w:t>見</w:t>
-      </w:r>
-      <w:r>
-        <w:rPr>
-          <w:lang w:val="zh_TW" w:bidi="zh_TW"/>
-        </w:rPr>
-        <w:t>瀝青</w:t>
-      </w:r>
-      <w:r>
-        <w:rPr>
-          <w:lang w:val="zh_TW" w:bidi="zh_TW"/>
-        </w:rPr>
-        <w:t>；</w:t>
-      </w:r>
-      <w:r>
-        <w:rPr>
-          <w:lang w:val="zh_TW" w:bidi="zh_TW"/>
-        </w:rPr>
-        <w:t>石漆</w:t>
-      </w:r>
-      <w:r>
-        <w:rPr>
-          <w:lang w:val="zh_TW" w:bidi="zh_TW"/>
-        </w:rPr>
-        <w:t>。</w:t>
-      </w:r>
-      <w:r>
-        <w:rPr>
-          <w:lang w:val="zh_TW" w:bidi="zh_TW"/>
-        </w:rPr>
-      </w:r>
-      <w:r>
-        <w:rPr>
-          <w:lang w:val="zh_TW" w:bidi="zh_TW"/>
-        </w:rPr>
-      </w:r>
-    </w:p>
-    <w:p>
-      <w:pPr/>
-      <w:r>
-        <w:rPr>
-          <w:lang w:val="zh_TW" w:bidi="zh_TW"/>
-        </w:rPr>
-      </w:r>
-    </w:p>
-    <w:p>
-      <w:pPr>
-        <w:pStyle w:val="Heading2"/>
-      </w:pPr>
-      <w:r>
-        <w:rPr>
-          <w:lang w:val="zh_TW" w:bidi="zh_TW"/>
-        </w:rPr>
-        <w:t>泥漿坑</w:t>
-      </w:r>
-      <w:r>
-        <w:rPr>
-          <w:lang w:val="zh_TW" w:bidi="zh_TW"/>
-        </w:rPr>
-      </w:r>
-    </w:p>
-    <w:p>
-      <w:pPr>
-        <w:pStyle w:val="Heading2"/>
-      </w:pPr>
-      <w:r>
-        <w:rPr>
-          <w:lang w:val="zh_TW" w:bidi="zh_TW"/>
-        </w:rPr>
-        <w:t>泥漿坑（</w:t>
-      </w:r>
-      <w:r>
-        <w:rPr>
-          <w:lang w:val="zh_TW" w:bidi="zh_TW"/>
-        </w:rPr>
-        <w:t>Slimepits</w:t>
-      </w:r>
-      <w:r>
-        <w:rPr>
-          <w:lang w:val="zh_TW" w:bidi="zh_TW"/>
-        </w:rPr>
-        <w:t>）</w:t>
-      </w:r>
-    </w:p>
-    <w:p>
-      <w:pPr/>
-      <w:r>
-        <w:rPr>
-          <w:lang w:val="zh_TW" w:bidi="zh_TW"/>
-        </w:rPr>
-      </w:r>
-      <w:r>
-        <w:rPr>
-          <w:lang w:val="zh_TW" w:bidi="zh_TW"/>
-        </w:rPr>
-        <w:t>這是某些譯本對於在西訂谷中發現的瀝青坑（asphalt pits）或</w:t>
-      </w:r>
-      <w:r>
-        <w:rPr>
-          <w:lang w:val="zh_TW" w:bidi="zh_TW"/>
-        </w:rPr>
-        <w:t>石漆坑</w:t>
-      </w:r>
-      <w:r>
-        <w:rPr>
-          <w:lang w:val="zh_TW" w:bidi="zh_TW"/>
-        </w:rPr>
-        <w:t>（bitumen pits）的譯名（</w:t>
-      </w:r>
-      <w:hyperlink r:id="rId46">
-        <w:r>
-          <w:rPr>
-            <w:lang w:val="zh_TW" w:bidi="zh_TW"/>
-          </w:rPr>
-          <w:rPr>
-            <w:color w:val="0000EE"/>
-            <w:u w:val="single"/>
-          </w:rPr>
-          <w:t>創14:10</w:t>
-        </w:r>
-      </w:hyperlink>
-      <w:r>
-        <w:rPr>
-          <w:lang w:val="zh_TW" w:bidi="zh_TW"/>
-        </w:rPr>
-        <w:t>）。</w:t>
-      </w:r>
-    </w:p>
-    <w:p>
-      <w:pPr/>
-      <w:r>
-        <w:rPr>
-          <w:lang w:val="zh_TW" w:bidi="zh_TW"/>
-        </w:rPr>
-      </w:r>
-      <w:r>
-        <w:rPr>
-          <w:i/>
-          <w:lang w:val="zh_TW" w:bidi="zh_TW"/>
-        </w:rPr>
-        <w:t>見</w:t>
-      </w:r>
-      <w:r>
-        <w:rPr>
-          <w:lang w:val="zh_TW" w:bidi="zh_TW"/>
-        </w:rPr>
-        <w:t>西訂谷</w:t>
-      </w:r>
-      <w:r>
-        <w:rPr>
-          <w:lang w:val="zh_TW" w:bidi="zh_TW"/>
-        </w:rPr>
-        <w:t>。</w:t>
+        <w:t>，耶穌提醒在猶太會堂裡聽祂講道的人，在乃幔所處的時期，許多人患了大痲瘋，但只有不是以色列人的乃幔得了潔淨。</w:t>
       </w:r>
       <w:r>
         <w:rPr>

--- a/zht/docx/114.content.docx
+++ b/zht/docx/114.content.docx
@@ -241,54 +241,36 @@
         </w:rPr>
         <w:t>便雅憫的孫子，比拉的兒子，也是乃幔族的始祖（</w:t>
       </w:r>
-      <w:hyperlink r:id="rId13">
-        <w:r>
-          <w:rPr>
-            <w:lang w:val="zh_TW" w:bidi="zh_TW"/>
-          </w:rPr>
-          <w:rPr>
-            <w:color w:val="0000EE"/>
-            <w:u w:val="single"/>
-          </w:rPr>
-          <w:t>創46:21</w:t>
-        </w:r>
-      </w:hyperlink>
+      <w:r>
+        <w:rPr>
+          <w:lang w:val="zh_TW" w:bidi="zh_TW"/>
+        </w:rPr>
+        <w:t>創46:21</w:t>
+      </w:r>
       <w:r>
         <w:rPr>
           <w:lang w:val="zh_TW" w:bidi="zh_TW"/>
         </w:rPr>
         <w:t>；</w:t>
       </w:r>
-      <w:hyperlink r:id="rId14">
-        <w:r>
-          <w:rPr>
-            <w:lang w:val="zh_TW" w:bidi="zh_TW"/>
-          </w:rPr>
-          <w:rPr>
-            <w:color w:val="0000EE"/>
-            <w:u w:val="single"/>
-          </w:rPr>
-          <w:t>民26:38–40</w:t>
-        </w:r>
-      </w:hyperlink>
+      <w:r>
+        <w:rPr>
+          <w:lang w:val="zh_TW" w:bidi="zh_TW"/>
+        </w:rPr>
+        <w:t>民26:38–40</w:t>
+      </w:r>
       <w:r>
         <w:rPr>
           <w:lang w:val="zh_TW" w:bidi="zh_TW"/>
         </w:rPr>
         <w:t>；</w:t>
       </w:r>
-      <w:hyperlink r:id="rId15">
-        <w:r>
-          <w:rPr>
-            <w:lang w:val="zh_TW" w:bidi="zh_TW"/>
-          </w:rPr>
-          <w:rPr>
-            <w:color w:val="0000EE"/>
-            <w:u w:val="single"/>
-          </w:rPr>
-          <w:t>代上8:4、7</w:t>
-        </w:r>
-      </w:hyperlink>
+      <w:r>
+        <w:rPr>
+          <w:lang w:val="zh_TW" w:bidi="zh_TW"/>
+        </w:rPr>
+        <w:t>代上8:4、7</w:t>
+      </w:r>
       <w:r>
         <w:rPr>
           <w:lang w:val="zh_TW" w:bidi="zh_TW"/>
@@ -313,36 +295,24 @@
         </w:rPr>
         <w:t>亞蘭王便·哈達在位期間的亞蘭軍兵元帥（</w:t>
       </w:r>
-      <w:hyperlink r:id="rId16">
-        <w:r>
-          <w:rPr>
-            <w:lang w:val="zh_TW" w:bidi="zh_TW"/>
-          </w:rPr>
-          <w:rPr>
-            <w:color w:val="0000EE"/>
-            <w:u w:val="single"/>
-          </w:rPr>
-          <w:t>王下5章</w:t>
-        </w:r>
-      </w:hyperlink>
+      <w:r>
+        <w:rPr>
+          <w:lang w:val="zh_TW" w:bidi="zh_TW"/>
+        </w:rPr>
+        <w:t>王下5章</w:t>
+      </w:r>
       <w:r>
         <w:rPr>
           <w:lang w:val="zh_TW" w:bidi="zh_TW"/>
         </w:rPr>
         <w:t>）。即使他患了大痲瘋，王仍因他的品格和軍事成就而尊重他。這病並沒有使他像以色列人那樣，被隔離於社會之外（參</w:t>
       </w:r>
-      <w:hyperlink r:id="rId17">
-        <w:r>
-          <w:rPr>
-            <w:lang w:val="zh_TW" w:bidi="zh_TW"/>
-          </w:rPr>
-          <w:rPr>
-            <w:color w:val="0000EE"/>
-            <w:u w:val="single"/>
-          </w:rPr>
-          <w:t>利13–14章</w:t>
-        </w:r>
-      </w:hyperlink>
+      <w:r>
+        <w:rPr>
+          <w:lang w:val="zh_TW" w:bidi="zh_TW"/>
+        </w:rPr>
+        <w:t>利13–14章</w:t>
+      </w:r>
       <w:r>
         <w:rPr>
           <w:lang w:val="zh_TW" w:bidi="zh_TW"/>
@@ -356,18 +326,12 @@
         </w:rPr>
         <w:t>先知以利沙介入此事，要求他用一種看似不可能的方法得醫治。起初乃幔不情願，後來還是照著去做。他的僕人說：「先知若吩咐你做一件大事，你豈不做嗎？」於是，乃幔承認惟有以色列的神是真神。他帶著兩騾子馱（一馱是一頭騾子所能馱運的分量）的土回到自己的地方，以為只有站在這片土地上，才能敬拜這位神（參</w:t>
       </w:r>
-      <w:hyperlink r:id="rId18">
-        <w:r>
-          <w:rPr>
-            <w:lang w:val="zh_TW" w:bidi="zh_TW"/>
-          </w:rPr>
-          <w:rPr>
-            <w:color w:val="0000EE"/>
-            <w:u w:val="single"/>
-          </w:rPr>
-          <w:t>出20:24</w:t>
-        </w:r>
-      </w:hyperlink>
+      <w:r>
+        <w:rPr>
+          <w:lang w:val="zh_TW" w:bidi="zh_TW"/>
+        </w:rPr>
+        <w:t>出20:24</w:t>
+      </w:r>
       <w:r>
         <w:rPr>
           <w:lang w:val="zh_TW" w:bidi="zh_TW"/>
@@ -381,18 +345,12 @@
         </w:rPr>
         <w:t>在</w:t>
       </w:r>
-      <w:hyperlink r:id="rId19">
-        <w:r>
-          <w:rPr>
-            <w:lang w:val="zh_TW" w:bidi="zh_TW"/>
-          </w:rPr>
-          <w:rPr>
-            <w:color w:val="0000EE"/>
-            <w:u w:val="single"/>
-          </w:rPr>
-          <w:t>路加福音四章27節</w:t>
-        </w:r>
-      </w:hyperlink>
+      <w:r>
+        <w:rPr>
+          <w:lang w:val="zh_TW" w:bidi="zh_TW"/>
+        </w:rPr>
+        <w:t>路加福音四章27節</w:t>
+      </w:r>
       <w:r>
         <w:rPr>
           <w:lang w:val="zh_TW" w:bidi="zh_TW"/>
